--- a/docs/generated/docx/decisions/Roadmap.docx
+++ b/docs/generated/docx/decisions/Roadmap.docx
@@ -2,13 +2,13 @@
 <file path=word/document.xml><?xml version="1.0" encoding="utf-8"?>
 <w:document xmlns:w="http://schemas.openxmlformats.org/wordprocessingml/2006/main" xmlns:m="http://schemas.openxmlformats.org/officeDocument/2006/math" xmlns:r="http://schemas.openxmlformats.org/officeDocument/2006/relationships" xmlns:o="urn:schemas-microsoft-com:office:office" xmlns:v="urn:schemas-microsoft-com:vml" xmlns:w10="urn:schemas-microsoft-com:office:word" xmlns:a="http://schemas.openxmlformats.org/drawingml/2006/main" xmlns:pic="http://schemas.openxmlformats.org/drawingml/2006/picture" xmlns:wp="http://schemas.openxmlformats.org/drawingml/2006/wordprocessingDrawing">
   <w:body>
-    <w:bookmarkStart w:id="9" w:name="roadmap"/>
+    <w:bookmarkStart w:id="9" w:name="technical-roadmap"/>
     <w:p>
       <w:pPr>
         <w:pStyle w:val="Heading1"/>
       </w:pPr>
       <w:r>
-        <w:t xml:space="preserve">Roadmap</w:t>
+        <w:t xml:space="preserve">Technical Roadmap</w:t>
       </w:r>
     </w:p>
     <w:p>
@@ -41,7 +41,7 @@
         <w:pStyle w:val="FirstParagraph"/>
       </w:pPr>
       <w:r>
-        <w:t xml:space="preserve">This document describes the strategic evolution of Trading Platform Pro.</w:t>
+        <w:t xml:space="preserve">This document describes the technical implementation roadmap for Trading Platform Pro and its primary product, the Trading Cockpit.</w:t>
       </w:r>
     </w:p>
     <w:p>
@@ -49,7 +49,107 @@
         <w:pStyle w:val="BodyText"/>
       </w:pPr>
       <w:r>
-        <w:t xml:space="preserve">Unlike the Product Roadmap, this roadmap focuses on technical implementation priorities, architectural evolution and engineering milestones.</w:t>
+        <w:t xml:space="preserve">Unlike</w:t>
+      </w:r>
+      <w:r>
+        <w:t xml:space="preserve"> </w:t>
+      </w:r>
+      <w:r>
+        <w:rPr>
+          <w:rStyle w:val="VerbatimChar"/>
+        </w:rPr>
+        <w:t xml:space="preserve">Product_Roadmap.md</w:t>
+      </w:r>
+      <w:r>
+        <w:t xml:space="preserve">, this roadmap focuses on:</w:t>
+      </w:r>
+    </w:p>
+    <w:p>
+      <w:pPr>
+        <w:pStyle w:val="Compact"/>
+        <w:numPr>
+          <w:ilvl w:val="0"/>
+          <w:numId w:val="1001"/>
+        </w:numPr>
+      </w:pPr>
+      <w:r>
+        <w:t xml:space="preserve">technical implementation priorities</w:t>
+      </w:r>
+    </w:p>
+    <w:p>
+      <w:pPr>
+        <w:pStyle w:val="Compact"/>
+        <w:numPr>
+          <w:ilvl w:val="0"/>
+          <w:numId w:val="1001"/>
+        </w:numPr>
+      </w:pPr>
+      <w:r>
+        <w:t xml:space="preserve">capability delivery order</w:t>
+      </w:r>
+    </w:p>
+    <w:p>
+      <w:pPr>
+        <w:pStyle w:val="Compact"/>
+        <w:numPr>
+          <w:ilvl w:val="0"/>
+          <w:numId w:val="1001"/>
+        </w:numPr>
+      </w:pPr>
+      <w:r>
+        <w:t xml:space="preserve">architecture evolution</w:t>
+      </w:r>
+    </w:p>
+    <w:p>
+      <w:pPr>
+        <w:pStyle w:val="Compact"/>
+        <w:numPr>
+          <w:ilvl w:val="0"/>
+          <w:numId w:val="1001"/>
+        </w:numPr>
+      </w:pPr>
+      <w:r>
+        <w:t xml:space="preserve">engineering milestones</w:t>
+      </w:r>
+    </w:p>
+    <w:p>
+      <w:pPr>
+        <w:pStyle w:val="Compact"/>
+        <w:numPr>
+          <w:ilvl w:val="0"/>
+          <w:numId w:val="1001"/>
+        </w:numPr>
+      </w:pPr>
+      <w:r>
+        <w:t xml:space="preserve">operational safety</w:t>
+      </w:r>
+    </w:p>
+    <w:p>
+      <w:pPr>
+        <w:pStyle w:val="Compact"/>
+        <w:numPr>
+          <w:ilvl w:val="0"/>
+          <w:numId w:val="1001"/>
+        </w:numPr>
+      </w:pPr>
+      <w:r>
+        <w:t xml:space="preserve">quality gates</w:t>
+      </w:r>
+    </w:p>
+    <w:p>
+      <w:pPr>
+        <w:pStyle w:val="FirstParagraph"/>
+      </w:pPr>
+      <w:r>
+        <w:t xml:space="preserve">The technical roadmap follows concrete Trading Cockpit requirements.</w:t>
+      </w:r>
+    </w:p>
+    <w:p>
+      <w:pPr>
+        <w:pStyle w:val="BodyText"/>
+      </w:pPr>
+      <w:r>
+        <w:t xml:space="preserve">Shared platform capabilities evolve when multiple implemented product capabilities require them.</w:t>
       </w:r>
     </w:p>
     <w:p>
@@ -60,13 +160,13 @@
       </w:r>
     </w:p>
     <w:bookmarkEnd w:id="10"/>
-    <w:bookmarkStart w:id="11" w:name="current-status"/>
+    <w:bookmarkStart w:id="11" w:name="roadmap-principle"/>
     <w:p>
       <w:pPr>
         <w:pStyle w:val="Heading1"/>
       </w:pPr>
       <w:r>
-        <w:t xml:space="preserve">Current Status</w:t>
+        <w:t xml:space="preserve">Roadmap Principle</w:t>
       </w:r>
     </w:p>
     <w:p>
@@ -74,7 +174,7 @@
         <w:pStyle w:val="FirstParagraph"/>
       </w:pPr>
       <w:r>
-        <w:t xml:space="preserve">The project is currently establishing its technical foundation.</w:t>
+        <w:t xml:space="preserve">The Trading Cockpit is developed through vertical product capabilities.</w:t>
       </w:r>
     </w:p>
     <w:p>
@@ -82,139 +182,106 @@
         <w:pStyle w:val="BodyText"/>
       </w:pPr>
       <w:r>
-        <w:t xml:space="preserve">Completed areas include:</w:t>
-      </w:r>
-    </w:p>
-    <w:p>
-      <w:pPr>
-        <w:pStyle w:val="Compact"/>
-        <w:numPr>
-          <w:ilvl w:val="0"/>
-          <w:numId w:val="1001"/>
-        </w:numPr>
-      </w:pPr>
-      <w:r>
-        <w:t xml:space="preserve">Repository structure</w:t>
-      </w:r>
-    </w:p>
-    <w:p>
-      <w:pPr>
-        <w:pStyle w:val="Compact"/>
-        <w:numPr>
-          <w:ilvl w:val="0"/>
-          <w:numId w:val="1001"/>
-        </w:numPr>
-      </w:pPr>
-      <w:r>
-        <w:t xml:space="preserve">Documentation framework</w:t>
-      </w:r>
-    </w:p>
-    <w:p>
-      <w:pPr>
-        <w:pStyle w:val="Compact"/>
-        <w:numPr>
-          <w:ilvl w:val="0"/>
-          <w:numId w:val="1001"/>
-        </w:numPr>
-      </w:pPr>
-      <w:r>
-        <w:t xml:space="preserve">Clean Architecture</w:t>
-      </w:r>
-    </w:p>
-    <w:p>
-      <w:pPr>
-        <w:pStyle w:val="Compact"/>
-        <w:numPr>
-          <w:ilvl w:val="0"/>
-          <w:numId w:val="1001"/>
-        </w:numPr>
-      </w:pPr>
-      <w:r>
-        <w:t xml:space="preserve">Dependency Injection</w:t>
-      </w:r>
-    </w:p>
-    <w:p>
-      <w:pPr>
-        <w:pStyle w:val="Compact"/>
-        <w:numPr>
-          <w:ilvl w:val="0"/>
-          <w:numId w:val="1001"/>
-        </w:numPr>
-      </w:pPr>
-      <w:r>
-        <w:t xml:space="preserve">Configuration system</w:t>
-      </w:r>
-    </w:p>
-    <w:p>
-      <w:pPr>
-        <w:pStyle w:val="Compact"/>
-        <w:numPr>
-          <w:ilvl w:val="0"/>
-          <w:numId w:val="1001"/>
-        </w:numPr>
-      </w:pPr>
-      <w:r>
-        <w:t xml:space="preserve">Logging infrastructure</w:t>
-      </w:r>
-    </w:p>
-    <w:p>
-      <w:pPr>
-        <w:pStyle w:val="Compact"/>
-        <w:numPr>
-          <w:ilvl w:val="0"/>
-          <w:numId w:val="1001"/>
-        </w:numPr>
-      </w:pPr>
-      <w:r>
-        <w:t xml:space="preserve">Event Store</w:t>
-      </w:r>
-    </w:p>
-    <w:p>
-      <w:pPr>
-        <w:pStyle w:val="Compact"/>
-        <w:numPr>
-          <w:ilvl w:val="0"/>
-          <w:numId w:val="1001"/>
-        </w:numPr>
-      </w:pPr>
-      <w:r>
-        <w:t xml:space="preserve">Messaging</w:t>
-      </w:r>
-    </w:p>
-    <w:p>
-      <w:pPr>
-        <w:pStyle w:val="Compact"/>
-        <w:numPr>
-          <w:ilvl w:val="0"/>
-          <w:numId w:val="1001"/>
-        </w:numPr>
-      </w:pPr>
-      <w:r>
-        <w:t xml:space="preserve">Runtime foundation</w:t>
-      </w:r>
-    </w:p>
-    <w:p>
-      <w:pPr>
-        <w:pStyle w:val="Compact"/>
-        <w:numPr>
-          <w:ilvl w:val="0"/>
-          <w:numId w:val="1001"/>
-        </w:numPr>
-      </w:pPr>
-      <w:r>
-        <w:t xml:space="preserve">CI/CD</w:t>
-      </w:r>
-    </w:p>
-    <w:p>
-      <w:pPr>
-        <w:pStyle w:val="Compact"/>
-        <w:numPr>
-          <w:ilvl w:val="0"/>
-          <w:numId w:val="1001"/>
-        </w:numPr>
-      </w:pPr>
-      <w:r>
-        <w:t xml:space="preserve">Development standards</w:t>
+        <w:t xml:space="preserve">Preferred evolution:</w:t>
+      </w:r>
+    </w:p>
+    <w:p>
+      <w:pPr>
+        <w:pStyle w:val="SourceCode"/>
+      </w:pPr>
+      <w:r>
+        <w:rPr>
+          <w:rStyle w:val="VerbatimChar"/>
+        </w:rPr>
+        <w:t xml:space="preserve">Trading Cockpit Requirement</w:t>
+      </w:r>
+      <w:r>
+        <w:br/>
+      </w:r>
+      <w:r>
+        <w:rPr>
+          <w:rStyle w:val="VerbatimChar"/>
+        </w:rPr>
+        <w:t xml:space="preserve">        ↓</w:t>
+      </w:r>
+      <w:r>
+        <w:br/>
+      </w:r>
+      <w:r>
+        <w:rPr>
+          <w:rStyle w:val="VerbatimChar"/>
+        </w:rPr>
+        <w:t xml:space="preserve">Vertical Product Capability</w:t>
+      </w:r>
+      <w:r>
+        <w:br/>
+      </w:r>
+      <w:r>
+        <w:rPr>
+          <w:rStyle w:val="VerbatimChar"/>
+        </w:rPr>
+        <w:t xml:space="preserve">        ↓</w:t>
+      </w:r>
+      <w:r>
+        <w:br/>
+      </w:r>
+      <w:r>
+        <w:rPr>
+          <w:rStyle w:val="VerbatimChar"/>
+        </w:rPr>
+        <w:t xml:space="preserve">Application and Domain Behaviour</w:t>
+      </w:r>
+      <w:r>
+        <w:br/>
+      </w:r>
+      <w:r>
+        <w:rPr>
+          <w:rStyle w:val="VerbatimChar"/>
+        </w:rPr>
+        <w:t xml:space="preserve">        ↓</w:t>
+      </w:r>
+      <w:r>
+        <w:br/>
+      </w:r>
+      <w:r>
+        <w:rPr>
+          <w:rStyle w:val="VerbatimChar"/>
+        </w:rPr>
+        <w:t xml:space="preserve">Required Infrastructure</w:t>
+      </w:r>
+      <w:r>
+        <w:br/>
+      </w:r>
+      <w:r>
+        <w:rPr>
+          <w:rStyle w:val="VerbatimChar"/>
+        </w:rPr>
+        <w:t xml:space="preserve">        ↓</w:t>
+      </w:r>
+      <w:r>
+        <w:br/>
+      </w:r>
+      <w:r>
+        <w:rPr>
+          <w:rStyle w:val="VerbatimChar"/>
+        </w:rPr>
+        <w:t xml:space="preserve">Presentation Integration</w:t>
+      </w:r>
+    </w:p>
+    <w:p>
+      <w:pPr>
+        <w:pStyle w:val="FirstParagraph"/>
+      </w:pPr>
+      <w:r>
+        <w:t xml:space="preserve">Do not build generic platform infrastructure before a concrete product capability requires it.</w:t>
+      </w:r>
+    </w:p>
+    <w:p>
+      <w:pPr>
+        <w:pStyle w:val="BodyText"/>
+      </w:pPr>
+      <w:r>
+        <w:t xml:space="preserve">Shared infrastructure shall emerge from demonstrated reuse.</w:t>
       </w:r>
     </w:p>
     <w:p>
@@ -225,13 +292,342 @@
       </w:r>
     </w:p>
     <w:bookmarkEnd w:id="11"/>
-    <w:bookmarkStart w:id="12" w:name="phase-1-foundation"/>
+    <w:bookmarkStart w:id="12" w:name="product-first-delivery"/>
     <w:p>
       <w:pPr>
         <w:pStyle w:val="Heading1"/>
       </w:pPr>
       <w:r>
-        <w:t xml:space="preserve">Phase 1 – Foundation</w:t>
+        <w:t xml:space="preserve">Product-First Delivery</w:t>
+      </w:r>
+    </w:p>
+    <w:p>
+      <w:pPr>
+        <w:pStyle w:val="FirstParagraph"/>
+      </w:pPr>
+      <w:r>
+        <w:t xml:space="preserve">The roadmap does not separate development into:</w:t>
+      </w:r>
+    </w:p>
+    <w:p>
+      <w:pPr>
+        <w:pStyle w:val="SourceCode"/>
+      </w:pPr>
+      <w:r>
+        <w:rPr>
+          <w:rStyle w:val="VerbatimChar"/>
+        </w:rPr>
+        <w:t xml:space="preserve">Build Generic Platform</w:t>
+      </w:r>
+      <w:r>
+        <w:br/>
+      </w:r>
+      <w:r>
+        <w:rPr>
+          <w:rStyle w:val="VerbatimChar"/>
+        </w:rPr>
+        <w:t xml:space="preserve">        ↓</w:t>
+      </w:r>
+      <w:r>
+        <w:br/>
+      </w:r>
+      <w:r>
+        <w:rPr>
+          <w:rStyle w:val="VerbatimChar"/>
+        </w:rPr>
+        <w:t xml:space="preserve">Build Trading Platform</w:t>
+      </w:r>
+      <w:r>
+        <w:br/>
+      </w:r>
+      <w:r>
+        <w:rPr>
+          <w:rStyle w:val="VerbatimChar"/>
+        </w:rPr>
+        <w:t xml:space="preserve">        ↓</w:t>
+      </w:r>
+      <w:r>
+        <w:br/>
+      </w:r>
+      <w:r>
+        <w:rPr>
+          <w:rStyle w:val="VerbatimChar"/>
+        </w:rPr>
+        <w:t xml:space="preserve">Build Trading Cockpit</w:t>
+      </w:r>
+    </w:p>
+    <w:p>
+      <w:pPr>
+        <w:pStyle w:val="FirstParagraph"/>
+      </w:pPr>
+      <w:r>
+        <w:t xml:space="preserve">Instead, each phase delivers or strengthens concrete Trading Cockpit capabilities.</w:t>
+      </w:r>
+    </w:p>
+    <w:p>
+      <w:pPr>
+        <w:pStyle w:val="BodyText"/>
+      </w:pPr>
+      <w:r>
+        <w:t xml:space="preserve">A vertical capability may include:</w:t>
+      </w:r>
+    </w:p>
+    <w:p>
+      <w:pPr>
+        <w:pStyle w:val="SourceCode"/>
+      </w:pPr>
+      <w:r>
+        <w:rPr>
+          <w:rStyle w:val="VerbatimChar"/>
+        </w:rPr>
+        <w:t xml:space="preserve">Domain</w:t>
+      </w:r>
+      <w:r>
+        <w:br/>
+      </w:r>
+      <w:r>
+        <w:rPr>
+          <w:rStyle w:val="VerbatimChar"/>
+        </w:rPr>
+        <w:t xml:space="preserve">Application</w:t>
+      </w:r>
+      <w:r>
+        <w:br/>
+      </w:r>
+      <w:r>
+        <w:rPr>
+          <w:rStyle w:val="VerbatimChar"/>
+        </w:rPr>
+        <w:t xml:space="preserve">Infrastructure</w:t>
+      </w:r>
+      <w:r>
+        <w:br/>
+      </w:r>
+      <w:r>
+        <w:rPr>
+          <w:rStyle w:val="VerbatimChar"/>
+        </w:rPr>
+        <w:t xml:space="preserve">Presentation</w:t>
+      </w:r>
+      <w:r>
+        <w:br/>
+      </w:r>
+      <w:r>
+        <w:rPr>
+          <w:rStyle w:val="VerbatimChar"/>
+        </w:rPr>
+        <w:t xml:space="preserve">Testing</w:t>
+      </w:r>
+      <w:r>
+        <w:br/>
+      </w:r>
+      <w:r>
+        <w:rPr>
+          <w:rStyle w:val="VerbatimChar"/>
+        </w:rPr>
+        <w:t xml:space="preserve">Documentation</w:t>
+      </w:r>
+    </w:p>
+    <w:p>
+      <w:pPr>
+        <w:pStyle w:val="FirstParagraph"/>
+      </w:pPr>
+      <w:r>
+        <w:t xml:space="preserve">while preserving architecture dependency direction.</w:t>
+      </w:r>
+    </w:p>
+    <w:p>
+      <w:r>
+        <w:pict>
+          <v:rect style="width:0;height:1.5pt" o:hralign="center" o:hrstd="t" o:hr="t"/>
+        </w:pict>
+      </w:r>
+    </w:p>
+    <w:bookmarkEnd w:id="12"/>
+    <w:bookmarkStart w:id="13" w:name="current-direction"/>
+    <w:p>
+      <w:pPr>
+        <w:pStyle w:val="Heading1"/>
+      </w:pPr>
+      <w:r>
+        <w:t xml:space="preserve">Current Direction</w:t>
+      </w:r>
+    </w:p>
+    <w:p>
+      <w:pPr>
+        <w:pStyle w:val="FirstParagraph"/>
+      </w:pPr>
+      <w:r>
+        <w:t xml:space="preserve">The current engineering direction is:</w:t>
+      </w:r>
+    </w:p>
+    <w:p>
+      <w:pPr>
+        <w:pStyle w:val="Compact"/>
+        <w:numPr>
+          <w:ilvl w:val="0"/>
+          <w:numId w:val="1002"/>
+        </w:numPr>
+      </w:pPr>
+      <w:r>
+        <w:t xml:space="preserve">Trading Cockpit first</w:t>
+      </w:r>
+    </w:p>
+    <w:p>
+      <w:pPr>
+        <w:pStyle w:val="Compact"/>
+        <w:numPr>
+          <w:ilvl w:val="0"/>
+          <w:numId w:val="1002"/>
+        </w:numPr>
+      </w:pPr>
+      <w:r>
+        <w:t xml:space="preserve">vertical product slices</w:t>
+      </w:r>
+    </w:p>
+    <w:p>
+      <w:pPr>
+        <w:pStyle w:val="Compact"/>
+        <w:numPr>
+          <w:ilvl w:val="0"/>
+          <w:numId w:val="1002"/>
+        </w:numPr>
+      </w:pPr>
+      <w:r>
+        <w:t xml:space="preserve">explicit capability ownership</w:t>
+      </w:r>
+    </w:p>
+    <w:p>
+      <w:pPr>
+        <w:pStyle w:val="Compact"/>
+        <w:numPr>
+          <w:ilvl w:val="0"/>
+          <w:numId w:val="1002"/>
+        </w:numPr>
+      </w:pPr>
+      <w:r>
+        <w:t xml:space="preserve">deterministic state transitions</w:t>
+      </w:r>
+    </w:p>
+    <w:p>
+      <w:pPr>
+        <w:pStyle w:val="Compact"/>
+        <w:numPr>
+          <w:ilvl w:val="0"/>
+          <w:numId w:val="1002"/>
+        </w:numPr>
+      </w:pPr>
+      <w:r>
+        <w:t xml:space="preserve">explicit external side effects</w:t>
+      </w:r>
+    </w:p>
+    <w:p>
+      <w:pPr>
+        <w:pStyle w:val="Compact"/>
+        <w:numPr>
+          <w:ilvl w:val="0"/>
+          <w:numId w:val="1002"/>
+        </w:numPr>
+      </w:pPr>
+      <w:r>
+        <w:t xml:space="preserve">strong PAPER and LIVE separation</w:t>
+      </w:r>
+    </w:p>
+    <w:p>
+      <w:pPr>
+        <w:pStyle w:val="Compact"/>
+        <w:numPr>
+          <w:ilvl w:val="0"/>
+          <w:numId w:val="1002"/>
+        </w:numPr>
+      </w:pPr>
+      <w:r>
+        <w:t xml:space="preserve">broker acknowledgement semantics</w:t>
+      </w:r>
+    </w:p>
+    <w:p>
+      <w:pPr>
+        <w:pStyle w:val="Compact"/>
+        <w:numPr>
+          <w:ilvl w:val="0"/>
+          <w:numId w:val="1002"/>
+        </w:numPr>
+      </w:pPr>
+      <w:r>
+        <w:t xml:space="preserve">duplicate submission protection</w:t>
+      </w:r>
+    </w:p>
+    <w:p>
+      <w:pPr>
+        <w:pStyle w:val="Compact"/>
+        <w:numPr>
+          <w:ilvl w:val="0"/>
+          <w:numId w:val="1002"/>
+        </w:numPr>
+      </w:pPr>
+      <w:r>
+        <w:t xml:space="preserve">reconciliation-aware workflows</w:t>
+      </w:r>
+    </w:p>
+    <w:p>
+      <w:pPr>
+        <w:pStyle w:val="Compact"/>
+        <w:numPr>
+          <w:ilvl w:val="0"/>
+          <w:numId w:val="1002"/>
+        </w:numPr>
+      </w:pPr>
+      <w:r>
+        <w:t xml:space="preserve">controlled AsyncIO lifecycle</w:t>
+      </w:r>
+    </w:p>
+    <w:p>
+      <w:pPr>
+        <w:pStyle w:val="Compact"/>
+        <w:numPr>
+          <w:ilvl w:val="0"/>
+          <w:numId w:val="1002"/>
+        </w:numPr>
+      </w:pPr>
+      <w:r>
+        <w:t xml:space="preserve">synchronized Markdown documentation</w:t>
+      </w:r>
+    </w:p>
+    <w:p>
+      <w:pPr>
+        <w:pStyle w:val="Compact"/>
+        <w:numPr>
+          <w:ilvl w:val="0"/>
+          <w:numId w:val="1002"/>
+        </w:numPr>
+      </w:pPr>
+      <w:r>
+        <w:t xml:space="preserve">automated quality gates</w:t>
+      </w:r>
+    </w:p>
+    <w:p>
+      <w:pPr>
+        <w:pStyle w:val="FirstParagraph"/>
+      </w:pPr>
+      <w:r>
+        <w:t xml:space="preserve">Generic platform capabilities are not roadmap objectives by themselves.</w:t>
+      </w:r>
+    </w:p>
+    <w:p>
+      <w:r>
+        <w:pict>
+          <v:rect style="width:0;height:1.5pt" o:hralign="center" o:hrstd="t" o:hr="t"/>
+        </w:pict>
+      </w:r>
+    </w:p>
+    <w:bookmarkEnd w:id="13"/>
+    <w:bookmarkStart w:id="14" w:name="phase-1-runtime-and-safety-foundation"/>
+    <w:p>
+      <w:pPr>
+        <w:pStyle w:val="Heading1"/>
+      </w:pPr>
+      <w:r>
+        <w:t xml:space="preserve">Phase 1 – Runtime and Safety Foundation</w:t>
       </w:r>
     </w:p>
     <w:p>
@@ -257,67 +653,335 @@
         <w:pStyle w:val="BodyText"/>
       </w:pPr>
       <w:r>
-        <w:t xml:space="preserve">Objectives:</w:t>
-      </w:r>
-    </w:p>
-    <w:p>
-      <w:pPr>
-        <w:pStyle w:val="Compact"/>
-        <w:numPr>
-          <w:ilvl w:val="0"/>
-          <w:numId w:val="1002"/>
-        </w:numPr>
-      </w:pPr>
-      <w:r>
-        <w:t xml:space="preserve">Complete infrastructure services</w:t>
-      </w:r>
-    </w:p>
-    <w:p>
-      <w:pPr>
-        <w:pStyle w:val="Compact"/>
-        <w:numPr>
-          <w:ilvl w:val="0"/>
-          <w:numId w:val="1002"/>
-        </w:numPr>
-      </w:pPr>
-      <w:r>
-        <w:t xml:space="preserve">Standardize documentation</w:t>
-      </w:r>
-    </w:p>
-    <w:p>
-      <w:pPr>
-        <w:pStyle w:val="Compact"/>
-        <w:numPr>
-          <w:ilvl w:val="0"/>
-          <w:numId w:val="1002"/>
-        </w:numPr>
-      </w:pPr>
-      <w:r>
-        <w:t xml:space="preserve">Finalize development workflow</w:t>
-      </w:r>
-    </w:p>
-    <w:p>
-      <w:pPr>
-        <w:pStyle w:val="Compact"/>
-        <w:numPr>
-          <w:ilvl w:val="0"/>
-          <w:numId w:val="1002"/>
-        </w:numPr>
-      </w:pPr>
-      <w:r>
-        <w:t xml:space="preserve">Increase automated test coverage</w:t>
-      </w:r>
-    </w:p>
-    <w:p>
-      <w:pPr>
-        <w:pStyle w:val="Compact"/>
-        <w:numPr>
-          <w:ilvl w:val="0"/>
-          <w:numId w:val="1002"/>
-        </w:numPr>
-      </w:pPr>
-      <w:r>
-        <w:t xml:space="preserve">Stabilize architecture</w:t>
+        <w:t xml:space="preserve">Objective:</w:t>
+      </w:r>
+    </w:p>
+    <w:p>
+      <w:pPr>
+        <w:pStyle w:val="BodyText"/>
+      </w:pPr>
+      <w:r>
+        <w:t xml:space="preserve">Establish the technical foundation required for safe and deterministic Trading Cockpit operation.</w:t>
+      </w:r>
+    </w:p>
+    <w:p>
+      <w:pPr>
+        <w:pStyle w:val="BodyText"/>
+      </w:pPr>
+      <w:r>
+        <w:t xml:space="preserve">Primary areas:</w:t>
+      </w:r>
+    </w:p>
+    <w:p>
+      <w:pPr>
+        <w:pStyle w:val="Compact"/>
+        <w:numPr>
+          <w:ilvl w:val="0"/>
+          <w:numId w:val="1003"/>
+        </w:numPr>
+      </w:pPr>
+      <w:r>
+        <w:t xml:space="preserve">configuration</w:t>
+      </w:r>
+    </w:p>
+    <w:p>
+      <w:pPr>
+        <w:pStyle w:val="Compact"/>
+        <w:numPr>
+          <w:ilvl w:val="0"/>
+          <w:numId w:val="1003"/>
+        </w:numPr>
+      </w:pPr>
+      <w:r>
+        <w:t xml:space="preserve">dependency registration</w:t>
+      </w:r>
+    </w:p>
+    <w:p>
+      <w:pPr>
+        <w:pStyle w:val="Compact"/>
+        <w:numPr>
+          <w:ilvl w:val="0"/>
+          <w:numId w:val="1003"/>
+        </w:numPr>
+      </w:pPr>
+      <w:r>
+        <w:t xml:space="preserve">runtime lifecycle</w:t>
+      </w:r>
+    </w:p>
+    <w:p>
+      <w:pPr>
+        <w:pStyle w:val="Compact"/>
+        <w:numPr>
+          <w:ilvl w:val="0"/>
+          <w:numId w:val="1003"/>
+        </w:numPr>
+      </w:pPr>
+      <w:r>
+        <w:t xml:space="preserve">AsyncIO integration</w:t>
+      </w:r>
+    </w:p>
+    <w:p>
+      <w:pPr>
+        <w:pStyle w:val="Compact"/>
+        <w:numPr>
+          <w:ilvl w:val="0"/>
+          <w:numId w:val="1003"/>
+        </w:numPr>
+      </w:pPr>
+      <w:r>
+        <w:t xml:space="preserve">structured logging</w:t>
+      </w:r>
+    </w:p>
+    <w:p>
+      <w:pPr>
+        <w:pStyle w:val="Compact"/>
+        <w:numPr>
+          <w:ilvl w:val="0"/>
+          <w:numId w:val="1003"/>
+        </w:numPr>
+      </w:pPr>
+      <w:r>
+        <w:t xml:space="preserve">monitoring</w:t>
+      </w:r>
+    </w:p>
+    <w:p>
+      <w:pPr>
+        <w:pStyle w:val="Compact"/>
+        <w:numPr>
+          <w:ilvl w:val="0"/>
+          <w:numId w:val="1003"/>
+        </w:numPr>
+      </w:pPr>
+      <w:r>
+        <w:t xml:space="preserve">persistence foundation</w:t>
+      </w:r>
+    </w:p>
+    <w:p>
+      <w:pPr>
+        <w:pStyle w:val="Compact"/>
+        <w:numPr>
+          <w:ilvl w:val="0"/>
+          <w:numId w:val="1003"/>
+        </w:numPr>
+      </w:pPr>
+      <w:r>
+        <w:t xml:space="preserve">controlled startup</w:t>
+      </w:r>
+    </w:p>
+    <w:p>
+      <w:pPr>
+        <w:pStyle w:val="Compact"/>
+        <w:numPr>
+          <w:ilvl w:val="0"/>
+          <w:numId w:val="1003"/>
+        </w:numPr>
+      </w:pPr>
+      <w:r>
+        <w:t xml:space="preserve">controlled shutdown</w:t>
+      </w:r>
+    </w:p>
+    <w:p>
+      <w:pPr>
+        <w:pStyle w:val="Compact"/>
+        <w:numPr>
+          <w:ilvl w:val="0"/>
+          <w:numId w:val="1003"/>
+        </w:numPr>
+      </w:pPr>
+      <w:r>
+        <w:t xml:space="preserve">PAPER and LIVE separation</w:t>
+      </w:r>
+    </w:p>
+    <w:p>
+      <w:pPr>
+        <w:pStyle w:val="Compact"/>
+        <w:numPr>
+          <w:ilvl w:val="0"/>
+          <w:numId w:val="1003"/>
+        </w:numPr>
+      </w:pPr>
+      <w:r>
+        <w:t xml:space="preserve">source quality gates</w:t>
+      </w:r>
+    </w:p>
+    <w:p>
+      <w:pPr>
+        <w:pStyle w:val="Compact"/>
+        <w:numPr>
+          <w:ilvl w:val="0"/>
+          <w:numId w:val="1003"/>
+        </w:numPr>
+      </w:pPr>
+      <w:r>
+        <w:t xml:space="preserve">automated testing foundation</w:t>
+      </w:r>
+    </w:p>
+    <w:p>
+      <w:pPr>
+        <w:pStyle w:val="Compact"/>
+        <w:numPr>
+          <w:ilvl w:val="0"/>
+          <w:numId w:val="1003"/>
+        </w:numPr>
+      </w:pPr>
+      <w:r>
+        <w:t xml:space="preserve">documentation generation</w:t>
+      </w:r>
+    </w:p>
+    <w:p>
+      <w:pPr>
+        <w:pStyle w:val="FirstParagraph"/>
+      </w:pPr>
+      <w:r>
+        <w:t xml:space="preserve">Required outcomes:</w:t>
+      </w:r>
+    </w:p>
+    <w:p>
+      <w:pPr>
+        <w:pStyle w:val="Compact"/>
+        <w:numPr>
+          <w:ilvl w:val="0"/>
+          <w:numId w:val="1004"/>
+        </w:numPr>
+      </w:pPr>
+      <w:r>
+        <w:t xml:space="preserve">runtime state is explicit</w:t>
+      </w:r>
+    </w:p>
+    <w:p>
+      <w:pPr>
+        <w:pStyle w:val="Compact"/>
+        <w:numPr>
+          <w:ilvl w:val="0"/>
+          <w:numId w:val="1004"/>
+        </w:numPr>
+      </w:pPr>
+      <w:r>
+        <w:t xml:space="preserve">startup order is deterministic</w:t>
+      </w:r>
+    </w:p>
+    <w:p>
+      <w:pPr>
+        <w:pStyle w:val="Compact"/>
+        <w:numPr>
+          <w:ilvl w:val="0"/>
+          <w:numId w:val="1004"/>
+        </w:numPr>
+      </w:pPr>
+      <w:r>
+        <w:t xml:space="preserve">shutdown order is deterministic</w:t>
+      </w:r>
+    </w:p>
+    <w:p>
+      <w:pPr>
+        <w:pStyle w:val="Compact"/>
+        <w:numPr>
+          <w:ilvl w:val="0"/>
+          <w:numId w:val="1004"/>
+        </w:numPr>
+      </w:pPr>
+      <w:r>
+        <w:t xml:space="preserve">long-running tasks have explicit ownership</w:t>
+      </w:r>
+    </w:p>
+    <w:p>
+      <w:pPr>
+        <w:pStyle w:val="Compact"/>
+        <w:numPr>
+          <w:ilvl w:val="0"/>
+          <w:numId w:val="1004"/>
+        </w:numPr>
+      </w:pPr>
+      <w:r>
+        <w:t xml:space="preserve">cancellation behaviour is defined</w:t>
+      </w:r>
+    </w:p>
+    <w:p>
+      <w:pPr>
+        <w:pStyle w:val="Compact"/>
+        <w:numPr>
+          <w:ilvl w:val="0"/>
+          <w:numId w:val="1004"/>
+        </w:numPr>
+      </w:pPr>
+      <w:r>
+        <w:t xml:space="preserve">timeout behaviour is explicit</w:t>
+      </w:r>
+    </w:p>
+    <w:p>
+      <w:pPr>
+        <w:pStyle w:val="Compact"/>
+        <w:numPr>
+          <w:ilvl w:val="0"/>
+          <w:numId w:val="1004"/>
+        </w:numPr>
+      </w:pPr>
+      <w:r>
+        <w:t xml:space="preserve">PAPER remains PAPER</w:t>
+      </w:r>
+    </w:p>
+    <w:p>
+      <w:pPr>
+        <w:pStyle w:val="Compact"/>
+        <w:numPr>
+          <w:ilvl w:val="0"/>
+          <w:numId w:val="1004"/>
+        </w:numPr>
+      </w:pPr>
+      <w:r>
+        <w:t xml:space="preserve">LIVE requires explicit selection</w:t>
+      </w:r>
+    </w:p>
+    <w:p>
+      <w:pPr>
+        <w:pStyle w:val="Compact"/>
+        <w:numPr>
+          <w:ilvl w:val="0"/>
+          <w:numId w:val="1004"/>
+        </w:numPr>
+      </w:pPr>
+      <w:r>
+        <w:t xml:space="preserve">no fallback activates LIVE</w:t>
+      </w:r>
+    </w:p>
+    <w:p>
+      <w:pPr>
+        <w:pStyle w:val="Compact"/>
+        <w:numPr>
+          <w:ilvl w:val="0"/>
+          <w:numId w:val="1004"/>
+        </w:numPr>
+      </w:pPr>
+      <w:r>
+        <w:t xml:space="preserve">Markdown remains documentation source of truth</w:t>
+      </w:r>
+    </w:p>
+    <w:p>
+      <w:pPr>
+        <w:pStyle w:val="Compact"/>
+        <w:numPr>
+          <w:ilvl w:val="0"/>
+          <w:numId w:val="1004"/>
+        </w:numPr>
+      </w:pPr>
+      <w:r>
+        <w:t xml:space="preserve">required CI quality gates are executable</w:t>
+      </w:r>
+    </w:p>
+    <w:p>
+      <w:pPr>
+        <w:pStyle w:val="FirstParagraph"/>
+      </w:pPr>
+      <w:r>
+        <w:t xml:space="preserve">The foundation shall support concrete Trading Cockpit capabilities.</w:t>
+      </w:r>
+    </w:p>
+    <w:p>
+      <w:pPr>
+        <w:pStyle w:val="BodyText"/>
+      </w:pPr>
+      <w:r>
+        <w:t xml:space="preserve">It shall not become a generic platform-services program.</w:t>
       </w:r>
     </w:p>
     <w:p>
@@ -327,14 +991,14 @@
         </w:pict>
       </w:r>
     </w:p>
-    <w:bookmarkEnd w:id="12"/>
-    <w:bookmarkStart w:id="13" w:name="phase-2-platform-services"/>
+    <w:bookmarkEnd w:id="14"/>
+    <w:bookmarkStart w:id="15" w:name="phase-1-safety-milestones"/>
     <w:p>
       <w:pPr>
         <w:pStyle w:val="Heading1"/>
       </w:pPr>
       <w:r>
-        <w:t xml:space="preserve">Phase 2 – Platform Services</w:t>
+        <w:t xml:space="preserve">Phase 1 Safety Milestones</w:t>
       </w:r>
     </w:p>
     <w:p>
@@ -342,103 +1006,123 @@
         <w:pStyle w:val="FirstParagraph"/>
       </w:pPr>
       <w:r>
-        <w:t xml:space="preserve">Objectives:</w:t>
-      </w:r>
-    </w:p>
-    <w:p>
-      <w:pPr>
-        <w:pStyle w:val="Compact"/>
-        <w:numPr>
-          <w:ilvl w:val="0"/>
-          <w:numId w:val="1003"/>
-        </w:numPr>
-      </w:pPr>
-      <w:r>
-        <w:t xml:space="preserve">Runtime Management</w:t>
-      </w:r>
-    </w:p>
-    <w:p>
-      <w:pPr>
-        <w:pStyle w:val="Compact"/>
-        <w:numPr>
-          <w:ilvl w:val="0"/>
-          <w:numId w:val="1003"/>
-        </w:numPr>
-      </w:pPr>
-      <w:r>
-        <w:t xml:space="preserve">Scheduler</w:t>
-      </w:r>
-    </w:p>
-    <w:p>
-      <w:pPr>
-        <w:pStyle w:val="Compact"/>
-        <w:numPr>
-          <w:ilvl w:val="0"/>
-          <w:numId w:val="1003"/>
-        </w:numPr>
-      </w:pPr>
-      <w:r>
-        <w:t xml:space="preserve">Plugin System</w:t>
-      </w:r>
-    </w:p>
-    <w:p>
-      <w:pPr>
-        <w:pStyle w:val="Compact"/>
-        <w:numPr>
-          <w:ilvl w:val="0"/>
-          <w:numId w:val="1003"/>
-        </w:numPr>
-      </w:pPr>
-      <w:r>
-        <w:t xml:space="preserve">Resource Management</w:t>
-      </w:r>
-    </w:p>
-    <w:p>
-      <w:pPr>
-        <w:pStyle w:val="Compact"/>
-        <w:numPr>
-          <w:ilvl w:val="0"/>
-          <w:numId w:val="1003"/>
-        </w:numPr>
-      </w:pPr>
-      <w:r>
-        <w:t xml:space="preserve">Monitoring</w:t>
-      </w:r>
-    </w:p>
-    <w:p>
-      <w:pPr>
-        <w:pStyle w:val="Compact"/>
-        <w:numPr>
-          <w:ilvl w:val="0"/>
-          <w:numId w:val="1003"/>
-        </w:numPr>
-      </w:pPr>
-      <w:r>
-        <w:t xml:space="preserve">Health Checks</w:t>
-      </w:r>
-    </w:p>
-    <w:p>
-      <w:pPr>
-        <w:pStyle w:val="Compact"/>
-        <w:numPr>
-          <w:ilvl w:val="0"/>
-          <w:numId w:val="1003"/>
-        </w:numPr>
-      </w:pPr>
-      <w:r>
-        <w:t xml:space="preserve">Transaction Handling</w:t>
-      </w:r>
-    </w:p>
-    <w:p>
-      <w:pPr>
-        <w:pStyle w:val="Compact"/>
-        <w:numPr>
-          <w:ilvl w:val="0"/>
-          <w:numId w:val="1003"/>
-        </w:numPr>
-      </w:pPr>
-      <w:r>
-        <w:t xml:space="preserve">Security</w:t>
+        <w:t xml:space="preserve">Before trading-critical workflows are considered operationally mature:</w:t>
+      </w:r>
+    </w:p>
+    <w:p>
+      <w:pPr>
+        <w:pStyle w:val="Compact"/>
+        <w:numPr>
+          <w:ilvl w:val="0"/>
+          <w:numId w:val="1005"/>
+        </w:numPr>
+      </w:pPr>
+      <w:r>
+        <w:t xml:space="preserve">broker connection state is explicit</w:t>
+      </w:r>
+    </w:p>
+    <w:p>
+      <w:pPr>
+        <w:pStyle w:val="Compact"/>
+        <w:numPr>
+          <w:ilvl w:val="0"/>
+          <w:numId w:val="1005"/>
+        </w:numPr>
+      </w:pPr>
+      <w:r>
+        <w:t xml:space="preserve">market data connection state is explicit</w:t>
+      </w:r>
+    </w:p>
+    <w:p>
+      <w:pPr>
+        <w:pStyle w:val="Compact"/>
+        <w:numPr>
+          <w:ilvl w:val="0"/>
+          <w:numId w:val="1005"/>
+        </w:numPr>
+      </w:pPr>
+      <w:r>
+        <w:t xml:space="preserve">broker and market data lifecycles remain distinguishable</w:t>
+      </w:r>
+    </w:p>
+    <w:p>
+      <w:pPr>
+        <w:pStyle w:val="Compact"/>
+        <w:numPr>
+          <w:ilvl w:val="0"/>
+          <w:numId w:val="1005"/>
+        </w:numPr>
+      </w:pPr>
+      <w:r>
+        <w:t xml:space="preserve">external side effects are Application-owned</w:t>
+      </w:r>
+    </w:p>
+    <w:p>
+      <w:pPr>
+        <w:pStyle w:val="Compact"/>
+        <w:numPr>
+          <w:ilvl w:val="0"/>
+          <w:numId w:val="1005"/>
+        </w:numPr>
+      </w:pPr>
+      <w:r>
+        <w:t xml:space="preserve">financial data availability remains explicit</w:t>
+      </w:r>
+    </w:p>
+    <w:p>
+      <w:pPr>
+        <w:pStyle w:val="Compact"/>
+        <w:numPr>
+          <w:ilvl w:val="0"/>
+          <w:numId w:val="1005"/>
+        </w:numPr>
+      </w:pPr>
+      <w:r>
+        <w:t xml:space="preserve">persistence state is deterministic</w:t>
+      </w:r>
+    </w:p>
+    <w:p>
+      <w:pPr>
+        <w:pStyle w:val="Compact"/>
+        <w:numPr>
+          <w:ilvl w:val="0"/>
+          <w:numId w:val="1005"/>
+        </w:numPr>
+      </w:pPr>
+      <w:r>
+        <w:t xml:space="preserve">monitoring remains observational</w:t>
+      </w:r>
+    </w:p>
+    <w:p>
+      <w:pPr>
+        <w:pStyle w:val="Compact"/>
+        <w:numPr>
+          <w:ilvl w:val="0"/>
+          <w:numId w:val="1005"/>
+        </w:numPr>
+      </w:pPr>
+      <w:r>
+        <w:t xml:space="preserve">reconciliation observation is separated from repair</w:t>
+      </w:r>
+    </w:p>
+    <w:p>
+      <w:pPr>
+        <w:pStyle w:val="Compact"/>
+        <w:numPr>
+          <w:ilvl w:val="0"/>
+          <w:numId w:val="1005"/>
+        </w:numPr>
+      </w:pPr>
+      <w:r>
+        <w:t xml:space="preserve">automated tests do not require LIVE trading</w:t>
+      </w:r>
+    </w:p>
+    <w:p>
+      <w:pPr>
+        <w:pStyle w:val="FirstParagraph"/>
+      </w:pPr>
+      <w:r>
+        <w:t xml:space="preserve">Trading-critical infrastructure shall not rely solely on logs as authoritative business state.</w:t>
       </w:r>
     </w:p>
     <w:p>
@@ -448,14 +1132,14 @@
         </w:pict>
       </w:r>
     </w:p>
-    <w:bookmarkEnd w:id="13"/>
-    <w:bookmarkStart w:id="14" w:name="phase-3-trading-platform"/>
+    <w:bookmarkEnd w:id="15"/>
+    <w:bookmarkStart w:id="16" w:name="phase-2-market-monitoring"/>
     <w:p>
       <w:pPr>
         <w:pStyle w:val="Heading1"/>
       </w:pPr>
       <w:r>
-        <w:t xml:space="preserve">Phase 3 – Trading Platform</w:t>
+        <w:t xml:space="preserve">Phase 2 – Market Monitoring</w:t>
       </w:r>
     </w:p>
     <w:p>
@@ -463,79 +1147,255 @@
         <w:pStyle w:val="FirstParagraph"/>
       </w:pPr>
       <w:r>
-        <w:t xml:space="preserve">Objectives:</w:t>
-      </w:r>
-    </w:p>
-    <w:p>
-      <w:pPr>
-        <w:pStyle w:val="Compact"/>
-        <w:numPr>
-          <w:ilvl w:val="0"/>
-          <w:numId w:val="1004"/>
-        </w:numPr>
-      </w:pPr>
-      <w:r>
-        <w:t xml:space="preserve">Market Data</w:t>
-      </w:r>
-    </w:p>
-    <w:p>
-      <w:pPr>
-        <w:pStyle w:val="Compact"/>
-        <w:numPr>
-          <w:ilvl w:val="0"/>
-          <w:numId w:val="1004"/>
-        </w:numPr>
-      </w:pPr>
-      <w:r>
-        <w:t xml:space="preserve">Order Management</w:t>
-      </w:r>
-    </w:p>
-    <w:p>
-      <w:pPr>
-        <w:pStyle w:val="Compact"/>
-        <w:numPr>
-          <w:ilvl w:val="0"/>
-          <w:numId w:val="1004"/>
-        </w:numPr>
-      </w:pPr>
-      <w:r>
-        <w:t xml:space="preserve">Portfolio Management</w:t>
-      </w:r>
-    </w:p>
-    <w:p>
-      <w:pPr>
-        <w:pStyle w:val="Compact"/>
-        <w:numPr>
-          <w:ilvl w:val="0"/>
-          <w:numId w:val="1004"/>
-        </w:numPr>
-      </w:pPr>
-      <w:r>
-        <w:t xml:space="preserve">Position Management</w:t>
-      </w:r>
-    </w:p>
-    <w:p>
-      <w:pPr>
-        <w:pStyle w:val="Compact"/>
-        <w:numPr>
-          <w:ilvl w:val="0"/>
-          <w:numId w:val="1004"/>
-        </w:numPr>
-      </w:pPr>
-      <w:r>
-        <w:t xml:space="preserve">Risk Management</w:t>
-      </w:r>
-    </w:p>
-    <w:p>
-      <w:pPr>
-        <w:pStyle w:val="Compact"/>
-        <w:numPr>
-          <w:ilvl w:val="0"/>
-          <w:numId w:val="1004"/>
-        </w:numPr>
-      </w:pPr>
-      <w:r>
-        <w:t xml:space="preserve">Broker Integration</w:t>
+        <w:t xml:space="preserve">Objective:</w:t>
+      </w:r>
+    </w:p>
+    <w:p>
+      <w:pPr>
+        <w:pStyle w:val="BodyText"/>
+      </w:pPr>
+      <w:r>
+        <w:t xml:space="preserve">Deliver the market observation capabilities required by the Trading Cockpit.</w:t>
+      </w:r>
+    </w:p>
+    <w:p>
+      <w:pPr>
+        <w:pStyle w:val="BodyText"/>
+      </w:pPr>
+      <w:r>
+        <w:t xml:space="preserve">Primary capabilities:</w:t>
+      </w:r>
+    </w:p>
+    <w:p>
+      <w:pPr>
+        <w:pStyle w:val="Compact"/>
+        <w:numPr>
+          <w:ilvl w:val="0"/>
+          <w:numId w:val="1006"/>
+        </w:numPr>
+      </w:pPr>
+      <w:r>
+        <w:t xml:space="preserve">market data connectivity</w:t>
+      </w:r>
+    </w:p>
+    <w:p>
+      <w:pPr>
+        <w:pStyle w:val="Compact"/>
+        <w:numPr>
+          <w:ilvl w:val="0"/>
+          <w:numId w:val="1006"/>
+        </w:numPr>
+      </w:pPr>
+      <w:r>
+        <w:t xml:space="preserve">quote retrieval</w:t>
+      </w:r>
+    </w:p>
+    <w:p>
+      <w:pPr>
+        <w:pStyle w:val="Compact"/>
+        <w:numPr>
+          <w:ilvl w:val="0"/>
+          <w:numId w:val="1006"/>
+        </w:numPr>
+      </w:pPr>
+      <w:r>
+        <w:t xml:space="preserve">quote subscriptions</w:t>
+      </w:r>
+    </w:p>
+    <w:p>
+      <w:pPr>
+        <w:pStyle w:val="Compact"/>
+        <w:numPr>
+          <w:ilvl w:val="0"/>
+          <w:numId w:val="1006"/>
+        </w:numPr>
+      </w:pPr>
+      <w:r>
+        <w:t xml:space="preserve">source timestamps</w:t>
+      </w:r>
+    </w:p>
+    <w:p>
+      <w:pPr>
+        <w:pStyle w:val="Compact"/>
+        <w:numPr>
+          <w:ilvl w:val="0"/>
+          <w:numId w:val="1006"/>
+        </w:numPr>
+      </w:pPr>
+      <w:r>
+        <w:t xml:space="preserve">freshness state</w:t>
+      </w:r>
+    </w:p>
+    <w:p>
+      <w:pPr>
+        <w:pStyle w:val="Compact"/>
+        <w:numPr>
+          <w:ilvl w:val="0"/>
+          <w:numId w:val="1006"/>
+        </w:numPr>
+      </w:pPr>
+      <w:r>
+        <w:t xml:space="preserve">stale data handling</w:t>
+      </w:r>
+    </w:p>
+    <w:p>
+      <w:pPr>
+        <w:pStyle w:val="Compact"/>
+        <w:numPr>
+          <w:ilvl w:val="0"/>
+          <w:numId w:val="1006"/>
+        </w:numPr>
+      </w:pPr>
+      <w:r>
+        <w:t xml:space="preserve">unavailable data handling</w:t>
+      </w:r>
+    </w:p>
+    <w:p>
+      <w:pPr>
+        <w:pStyle w:val="Compact"/>
+        <w:numPr>
+          <w:ilvl w:val="0"/>
+          <w:numId w:val="1006"/>
+        </w:numPr>
+      </w:pPr>
+      <w:r>
+        <w:t xml:space="preserve">watchlists</w:t>
+      </w:r>
+    </w:p>
+    <w:p>
+      <w:pPr>
+        <w:pStyle w:val="Compact"/>
+        <w:numPr>
+          <w:ilvl w:val="0"/>
+          <w:numId w:val="1006"/>
+        </w:numPr>
+      </w:pPr>
+      <w:r>
+        <w:t xml:space="preserve">market overview</w:t>
+      </w:r>
+    </w:p>
+    <w:p>
+      <w:pPr>
+        <w:pStyle w:val="Compact"/>
+        <w:numPr>
+          <w:ilvl w:val="0"/>
+          <w:numId w:val="1006"/>
+        </w:numPr>
+      </w:pPr>
+      <w:r>
+        <w:t xml:space="preserve">scanner foundations</w:t>
+      </w:r>
+    </w:p>
+    <w:p>
+      <w:pPr>
+        <w:pStyle w:val="Compact"/>
+        <w:numPr>
+          <w:ilvl w:val="0"/>
+          <w:numId w:val="1006"/>
+        </w:numPr>
+      </w:pPr>
+      <w:r>
+        <w:t xml:space="preserve">market monitoring presentation</w:t>
+      </w:r>
+    </w:p>
+    <w:p>
+      <w:pPr>
+        <w:pStyle w:val="FirstParagraph"/>
+      </w:pPr>
+      <w:r>
+        <w:t xml:space="preserve">Required technical outcomes:</w:t>
+      </w:r>
+    </w:p>
+    <w:p>
+      <w:pPr>
+        <w:pStyle w:val="Compact"/>
+        <w:numPr>
+          <w:ilvl w:val="0"/>
+          <w:numId w:val="1007"/>
+        </w:numPr>
+      </w:pPr>
+      <w:r>
+        <w:t xml:space="preserve">provider models remain in Infrastructure</w:t>
+      </w:r>
+    </w:p>
+    <w:p>
+      <w:pPr>
+        <w:pStyle w:val="Compact"/>
+        <w:numPr>
+          <w:ilvl w:val="0"/>
+          <w:numId w:val="1007"/>
+        </w:numPr>
+      </w:pPr>
+      <w:r>
+        <w:t xml:space="preserve">market data ports expose project-owned contracts</w:t>
+      </w:r>
+    </w:p>
+    <w:p>
+      <w:pPr>
+        <w:pStyle w:val="Compact"/>
+        <w:numPr>
+          <w:ilvl w:val="0"/>
+          <w:numId w:val="1007"/>
+        </w:numPr>
+      </w:pPr>
+      <w:r>
+        <w:t xml:space="preserve">source timestamps are preserved</w:t>
+      </w:r>
+    </w:p>
+    <w:p>
+      <w:pPr>
+        <w:pStyle w:val="Compact"/>
+        <w:numPr>
+          <w:ilvl w:val="0"/>
+          <w:numId w:val="1007"/>
+        </w:numPr>
+      </w:pPr>
+      <w:r>
+        <w:t xml:space="preserve">current, stale, unavailable and disconnected states remain distinguishable</w:t>
+      </w:r>
+    </w:p>
+    <w:p>
+      <w:pPr>
+        <w:pStyle w:val="Compact"/>
+        <w:numPr>
+          <w:ilvl w:val="0"/>
+          <w:numId w:val="1007"/>
+        </w:numPr>
+      </w:pPr>
+      <w:r>
+        <w:t xml:space="preserve">subscriptions have explicit lifecycle ownership</w:t>
+      </w:r>
+    </w:p>
+    <w:p>
+      <w:pPr>
+        <w:pStyle w:val="Compact"/>
+        <w:numPr>
+          <w:ilvl w:val="0"/>
+          <w:numId w:val="1007"/>
+        </w:numPr>
+      </w:pPr>
+      <w:r>
+        <w:t xml:space="preserve">active subscriptions can be closed deterministically</w:t>
+      </w:r>
+    </w:p>
+    <w:p>
+      <w:pPr>
+        <w:pStyle w:val="Compact"/>
+        <w:numPr>
+          <w:ilvl w:val="0"/>
+          <w:numId w:val="1007"/>
+        </w:numPr>
+      </w:pPr>
+      <w:r>
+        <w:t xml:space="preserve">cached data does not silently appear as current provider data</w:t>
+      </w:r>
+    </w:p>
+    <w:p>
+      <w:pPr>
+        <w:pStyle w:val="FirstParagraph"/>
+      </w:pPr>
+      <w:r>
+        <w:t xml:space="preserve">Market monitoring shall not contain trading decision rules.</w:t>
       </w:r>
     </w:p>
     <w:p>
@@ -545,14 +1405,14 @@
         </w:pict>
       </w:r>
     </w:p>
-    <w:bookmarkEnd w:id="14"/>
-    <w:bookmarkStart w:id="15" w:name="phase-4-trading-cockpit"/>
+    <w:bookmarkEnd w:id="16"/>
+    <w:bookmarkStart w:id="17" w:name="phase-2-validation"/>
     <w:p>
       <w:pPr>
         <w:pStyle w:val="Heading1"/>
       </w:pPr>
       <w:r>
-        <w:t xml:space="preserve">Phase 4 – Trading Cockpit</w:t>
+        <w:t xml:space="preserve">Phase 2 Validation</w:t>
       </w:r>
     </w:p>
     <w:p>
@@ -560,103 +1420,123 @@
         <w:pStyle w:val="FirstParagraph"/>
       </w:pPr>
       <w:r>
-        <w:t xml:space="preserve">Objectives:</w:t>
-      </w:r>
-    </w:p>
-    <w:p>
-      <w:pPr>
-        <w:pStyle w:val="Compact"/>
-        <w:numPr>
-          <w:ilvl w:val="0"/>
-          <w:numId w:val="1005"/>
-        </w:numPr>
-      </w:pPr>
-      <w:r>
-        <w:t xml:space="preserve">Dashboard</w:t>
-      </w:r>
-    </w:p>
-    <w:p>
-      <w:pPr>
-        <w:pStyle w:val="Compact"/>
-        <w:numPr>
-          <w:ilvl w:val="0"/>
-          <w:numId w:val="1005"/>
-        </w:numPr>
-      </w:pPr>
-      <w:r>
-        <w:t xml:space="preserve">Workspace Management</w:t>
-      </w:r>
-    </w:p>
-    <w:p>
-      <w:pPr>
-        <w:pStyle w:val="Compact"/>
-        <w:numPr>
-          <w:ilvl w:val="0"/>
-          <w:numId w:val="1005"/>
-        </w:numPr>
-      </w:pPr>
-      <w:r>
-        <w:t xml:space="preserve">Watchlists</w:t>
-      </w:r>
-    </w:p>
-    <w:p>
-      <w:pPr>
-        <w:pStyle w:val="Compact"/>
-        <w:numPr>
-          <w:ilvl w:val="0"/>
-          <w:numId w:val="1005"/>
-        </w:numPr>
-      </w:pPr>
-      <w:r>
-        <w:t xml:space="preserve">Scanner</w:t>
-      </w:r>
-    </w:p>
-    <w:p>
-      <w:pPr>
-        <w:pStyle w:val="Compact"/>
-        <w:numPr>
-          <w:ilvl w:val="0"/>
-          <w:numId w:val="1005"/>
-        </w:numPr>
-      </w:pPr>
-      <w:r>
-        <w:t xml:space="preserve">Charts</w:t>
-      </w:r>
-    </w:p>
-    <w:p>
-      <w:pPr>
-        <w:pStyle w:val="Compact"/>
-        <w:numPr>
-          <w:ilvl w:val="0"/>
-          <w:numId w:val="1005"/>
-        </w:numPr>
-      </w:pPr>
-      <w:r>
-        <w:t xml:space="preserve">Decision Center</w:t>
-      </w:r>
-    </w:p>
-    <w:p>
-      <w:pPr>
-        <w:pStyle w:val="Compact"/>
-        <w:numPr>
-          <w:ilvl w:val="0"/>
-          <w:numId w:val="1005"/>
-        </w:numPr>
-      </w:pPr>
-      <w:r>
-        <w:t xml:space="preserve">Notifications</w:t>
-      </w:r>
-    </w:p>
-    <w:p>
-      <w:pPr>
-        <w:pStyle w:val="Compact"/>
-        <w:numPr>
-          <w:ilvl w:val="0"/>
-          <w:numId w:val="1005"/>
-        </w:numPr>
-      </w:pPr>
-      <w:r>
-        <w:t xml:space="preserve">Command Palette</w:t>
+        <w:t xml:space="preserve">Required validation includes where implemented:</w:t>
+      </w:r>
+    </w:p>
+    <w:p>
+      <w:pPr>
+        <w:pStyle w:val="Compact"/>
+        <w:numPr>
+          <w:ilvl w:val="0"/>
+          <w:numId w:val="1008"/>
+        </w:numPr>
+      </w:pPr>
+      <w:r>
+        <w:t xml:space="preserve">quote translation tests</w:t>
+      </w:r>
+    </w:p>
+    <w:p>
+      <w:pPr>
+        <w:pStyle w:val="Compact"/>
+        <w:numPr>
+          <w:ilvl w:val="0"/>
+          <w:numId w:val="1008"/>
+        </w:numPr>
+      </w:pPr>
+      <w:r>
+        <w:t xml:space="preserve">unavailable data tests</w:t>
+      </w:r>
+    </w:p>
+    <w:p>
+      <w:pPr>
+        <w:pStyle w:val="Compact"/>
+        <w:numPr>
+          <w:ilvl w:val="0"/>
+          <w:numId w:val="1008"/>
+        </w:numPr>
+      </w:pPr>
+      <w:r>
+        <w:t xml:space="preserve">stale data tests</w:t>
+      </w:r>
+    </w:p>
+    <w:p>
+      <w:pPr>
+        <w:pStyle w:val="Compact"/>
+        <w:numPr>
+          <w:ilvl w:val="0"/>
+          <w:numId w:val="1008"/>
+        </w:numPr>
+      </w:pPr>
+      <w:r>
+        <w:t xml:space="preserve">connection state tests</w:t>
+      </w:r>
+    </w:p>
+    <w:p>
+      <w:pPr>
+        <w:pStyle w:val="Compact"/>
+        <w:numPr>
+          <w:ilvl w:val="0"/>
+          <w:numId w:val="1008"/>
+        </w:numPr>
+      </w:pPr>
+      <w:r>
+        <w:t xml:space="preserve">subscription activation tests</w:t>
+      </w:r>
+    </w:p>
+    <w:p>
+      <w:pPr>
+        <w:pStyle w:val="Compact"/>
+        <w:numPr>
+          <w:ilvl w:val="0"/>
+          <w:numId w:val="1008"/>
+        </w:numPr>
+      </w:pPr>
+      <w:r>
+        <w:t xml:space="preserve">subscription failure tests</w:t>
+      </w:r>
+    </w:p>
+    <w:p>
+      <w:pPr>
+        <w:pStyle w:val="Compact"/>
+        <w:numPr>
+          <w:ilvl w:val="0"/>
+          <w:numId w:val="1008"/>
+        </w:numPr>
+      </w:pPr>
+      <w:r>
+        <w:t xml:space="preserve">subscription closure tests</w:t>
+      </w:r>
+    </w:p>
+    <w:p>
+      <w:pPr>
+        <w:pStyle w:val="Compact"/>
+        <w:numPr>
+          <w:ilvl w:val="0"/>
+          <w:numId w:val="1008"/>
+        </w:numPr>
+      </w:pPr>
+      <w:r>
+        <w:t xml:space="preserve">runtime lifecycle tests</w:t>
+      </w:r>
+    </w:p>
+    <w:p>
+      <w:pPr>
+        <w:pStyle w:val="Compact"/>
+        <w:numPr>
+          <w:ilvl w:val="0"/>
+          <w:numId w:val="1008"/>
+        </w:numPr>
+      </w:pPr>
+      <w:r>
+        <w:t xml:space="preserve">controlled shutdown tests</w:t>
+      </w:r>
+    </w:p>
+    <w:p>
+      <w:pPr>
+        <w:pStyle w:val="FirstParagraph"/>
+      </w:pPr>
+      <w:r>
+        <w:t xml:space="preserve">PAPER or controlled provider validation may supplement deterministic tests.</w:t>
       </w:r>
     </w:p>
     <w:p>
@@ -666,14 +1546,14 @@
         </w:pict>
       </w:r>
     </w:p>
-    <w:bookmarkEnd w:id="15"/>
-    <w:bookmarkStart w:id="16" w:name="phase-5-strategy-platform"/>
+    <w:bookmarkEnd w:id="17"/>
+    <w:bookmarkStart w:id="18" w:name="phase-3-decision-center"/>
     <w:p>
       <w:pPr>
         <w:pStyle w:val="Heading1"/>
       </w:pPr>
       <w:r>
-        <w:t xml:space="preserve">Phase 5 – Strategy Platform</w:t>
+        <w:t xml:space="preserve">Phase 3 – Decision Center</w:t>
       </w:r>
     </w:p>
     <w:p>
@@ -681,79 +1561,219 @@
         <w:pStyle w:val="FirstParagraph"/>
       </w:pPr>
       <w:r>
-        <w:t xml:space="preserve">Objectives:</w:t>
-      </w:r>
-    </w:p>
-    <w:p>
-      <w:pPr>
-        <w:pStyle w:val="Compact"/>
-        <w:numPr>
-          <w:ilvl w:val="0"/>
-          <w:numId w:val="1006"/>
-        </w:numPr>
-      </w:pPr>
-      <w:r>
-        <w:t xml:space="preserve">Strategy Engine</w:t>
-      </w:r>
-    </w:p>
-    <w:p>
-      <w:pPr>
-        <w:pStyle w:val="Compact"/>
-        <w:numPr>
-          <w:ilvl w:val="0"/>
-          <w:numId w:val="1006"/>
-        </w:numPr>
-      </w:pPr>
-      <w:r>
-        <w:t xml:space="preserve">Signal Processing</w:t>
-      </w:r>
-    </w:p>
-    <w:p>
-      <w:pPr>
-        <w:pStyle w:val="Compact"/>
-        <w:numPr>
-          <w:ilvl w:val="0"/>
-          <w:numId w:val="1006"/>
-        </w:numPr>
-      </w:pPr>
-      <w:r>
-        <w:t xml:space="preserve">Backtesting</w:t>
-      </w:r>
-    </w:p>
-    <w:p>
-      <w:pPr>
-        <w:pStyle w:val="Compact"/>
-        <w:numPr>
-          <w:ilvl w:val="0"/>
-          <w:numId w:val="1006"/>
-        </w:numPr>
-      </w:pPr>
-      <w:r>
-        <w:t xml:space="preserve">Paper Trading</w:t>
-      </w:r>
-    </w:p>
-    <w:p>
-      <w:pPr>
-        <w:pStyle w:val="Compact"/>
-        <w:numPr>
-          <w:ilvl w:val="0"/>
-          <w:numId w:val="1006"/>
-        </w:numPr>
-      </w:pPr>
-      <w:r>
-        <w:t xml:space="preserve">Optimization</w:t>
-      </w:r>
-    </w:p>
-    <w:p>
-      <w:pPr>
-        <w:pStyle w:val="Compact"/>
-        <w:numPr>
-          <w:ilvl w:val="0"/>
-          <w:numId w:val="1006"/>
-        </w:numPr>
-      </w:pPr>
-      <w:r>
-        <w:t xml:space="preserve">Automation</w:t>
+        <w:t xml:space="preserve">Objective:</w:t>
+      </w:r>
+    </w:p>
+    <w:p>
+      <w:pPr>
+        <w:pStyle w:val="BodyText"/>
+      </w:pPr>
+      <w:r>
+        <w:t xml:space="preserve">Deliver explicit Trading Cockpit decision workflows.</w:t>
+      </w:r>
+    </w:p>
+    <w:p>
+      <w:pPr>
+        <w:pStyle w:val="BodyText"/>
+      </w:pPr>
+      <w:r>
+        <w:t xml:space="preserve">Primary capabilities:</w:t>
+      </w:r>
+    </w:p>
+    <w:p>
+      <w:pPr>
+        <w:pStyle w:val="Compact"/>
+        <w:numPr>
+          <w:ilvl w:val="0"/>
+          <w:numId w:val="1009"/>
+        </w:numPr>
+      </w:pPr>
+      <w:r>
+        <w:t xml:space="preserve">Trading Candidates</w:t>
+      </w:r>
+    </w:p>
+    <w:p>
+      <w:pPr>
+        <w:pStyle w:val="Compact"/>
+        <w:numPr>
+          <w:ilvl w:val="0"/>
+          <w:numId w:val="1009"/>
+        </w:numPr>
+      </w:pPr>
+      <w:r>
+        <w:t xml:space="preserve">candidate review</w:t>
+      </w:r>
+    </w:p>
+    <w:p>
+      <w:pPr>
+        <w:pStyle w:val="Compact"/>
+        <w:numPr>
+          <w:ilvl w:val="0"/>
+          <w:numId w:val="1009"/>
+        </w:numPr>
+      </w:pPr>
+      <w:r>
+        <w:t xml:space="preserve">candidate lifecycle</w:t>
+      </w:r>
+    </w:p>
+    <w:p>
+      <w:pPr>
+        <w:pStyle w:val="Compact"/>
+        <w:numPr>
+          <w:ilvl w:val="0"/>
+          <w:numId w:val="1009"/>
+        </w:numPr>
+      </w:pPr>
+      <w:r>
+        <w:t xml:space="preserve">Trading Decisions</w:t>
+      </w:r>
+    </w:p>
+    <w:p>
+      <w:pPr>
+        <w:pStyle w:val="Compact"/>
+        <w:numPr>
+          <w:ilvl w:val="0"/>
+          <w:numId w:val="1009"/>
+        </w:numPr>
+      </w:pPr>
+      <w:r>
+        <w:t xml:space="preserve">decision rationale</w:t>
+      </w:r>
+    </w:p>
+    <w:p>
+      <w:pPr>
+        <w:pStyle w:val="Compact"/>
+        <w:numPr>
+          <w:ilvl w:val="0"/>
+          <w:numId w:val="1009"/>
+        </w:numPr>
+      </w:pPr>
+      <w:r>
+        <w:t xml:space="preserve">decision state</w:t>
+      </w:r>
+    </w:p>
+    <w:p>
+      <w:pPr>
+        <w:pStyle w:val="Compact"/>
+        <w:numPr>
+          <w:ilvl w:val="0"/>
+          <w:numId w:val="1009"/>
+        </w:numPr>
+      </w:pPr>
+      <w:r>
+        <w:t xml:space="preserve">decision presentation</w:t>
+      </w:r>
+    </w:p>
+    <w:p>
+      <w:pPr>
+        <w:pStyle w:val="Compact"/>
+        <w:numPr>
+          <w:ilvl w:val="0"/>
+          <w:numId w:val="1009"/>
+        </w:numPr>
+      </w:pPr>
+      <w:r>
+        <w:t xml:space="preserve">decision history</w:t>
+      </w:r>
+    </w:p>
+    <w:p>
+      <w:pPr>
+        <w:pStyle w:val="FirstParagraph"/>
+      </w:pPr>
+      <w:r>
+        <w:t xml:space="preserve">Required technical outcomes:</w:t>
+      </w:r>
+    </w:p>
+    <w:p>
+      <w:pPr>
+        <w:pStyle w:val="Compact"/>
+        <w:numPr>
+          <w:ilvl w:val="0"/>
+          <w:numId w:val="1010"/>
+        </w:numPr>
+      </w:pPr>
+      <w:r>
+        <w:t xml:space="preserve">Trading Candidate and Trading Decision remain separate Domain concepts</w:t>
+      </w:r>
+    </w:p>
+    <w:p>
+      <w:pPr>
+        <w:pStyle w:val="Compact"/>
+        <w:numPr>
+          <w:ilvl w:val="0"/>
+          <w:numId w:val="1010"/>
+        </w:numPr>
+      </w:pPr>
+      <w:r>
+        <w:t xml:space="preserve">candidate review is Application-owned</w:t>
+      </w:r>
+    </w:p>
+    <w:p>
+      <w:pPr>
+        <w:pStyle w:val="Compact"/>
+        <w:numPr>
+          <w:ilvl w:val="0"/>
+          <w:numId w:val="1010"/>
+        </w:numPr>
+      </w:pPr>
+      <w:r>
+        <w:t xml:space="preserve">decision workflows are explicit</w:t>
+      </w:r>
+    </w:p>
+    <w:p>
+      <w:pPr>
+        <w:pStyle w:val="Compact"/>
+        <w:numPr>
+          <w:ilvl w:val="0"/>
+          <w:numId w:val="1010"/>
+        </w:numPr>
+      </w:pPr>
+      <w:r>
+        <w:t xml:space="preserve">state transitions are deterministic</w:t>
+      </w:r>
+    </w:p>
+    <w:p>
+      <w:pPr>
+        <w:pStyle w:val="Compact"/>
+        <w:numPr>
+          <w:ilvl w:val="0"/>
+          <w:numId w:val="1010"/>
+        </w:numPr>
+      </w:pPr>
+      <w:r>
+        <w:t xml:space="preserve">rationale remains traceable</w:t>
+      </w:r>
+    </w:p>
+    <w:p>
+      <w:pPr>
+        <w:pStyle w:val="Compact"/>
+        <w:numPr>
+          <w:ilvl w:val="0"/>
+          <w:numId w:val="1010"/>
+        </w:numPr>
+      </w:pPr>
+      <w:r>
+        <w:t xml:space="preserve">presentation does not implement trading rules</w:t>
+      </w:r>
+    </w:p>
+    <w:p>
+      <w:pPr>
+        <w:pStyle w:val="Compact"/>
+        <w:numPr>
+          <w:ilvl w:val="0"/>
+          <w:numId w:val="1010"/>
+        </w:numPr>
+      </w:pPr>
+      <w:r>
+        <w:t xml:space="preserve">provider data does not leak directly into Domain decisions</w:t>
+      </w:r>
+    </w:p>
+    <w:p>
+      <w:pPr>
+        <w:pStyle w:val="FirstParagraph"/>
+      </w:pPr>
+      <w:r>
+        <w:t xml:space="preserve">A Trading Decision does not automatically imply order submission unless an explicit Application workflow owns that transition.</w:t>
       </w:r>
     </w:p>
     <w:p>
@@ -763,14 +1783,14 @@
         </w:pict>
       </w:r>
     </w:p>
-    <w:bookmarkEnd w:id="16"/>
-    <w:bookmarkStart w:id="17" w:name="phase-6-analytics"/>
+    <w:bookmarkEnd w:id="18"/>
+    <w:bookmarkStart w:id="19" w:name="phase-3-validation"/>
     <w:p>
       <w:pPr>
         <w:pStyle w:val="Heading1"/>
       </w:pPr>
       <w:r>
-        <w:t xml:space="preserve">Phase 6 – Analytics</w:t>
+        <w:t xml:space="preserve">Phase 3 Validation</w:t>
       </w:r>
     </w:p>
     <w:p>
@@ -778,79 +1798,99 @@
         <w:pStyle w:val="FirstParagraph"/>
       </w:pPr>
       <w:r>
-        <w:t xml:space="preserve">Objectives:</w:t>
-      </w:r>
-    </w:p>
-    <w:p>
-      <w:pPr>
-        <w:pStyle w:val="Compact"/>
-        <w:numPr>
-          <w:ilvl w:val="0"/>
-          <w:numId w:val="1007"/>
-        </w:numPr>
-      </w:pPr>
-      <w:r>
-        <w:t xml:space="preserve">Reporting</w:t>
-      </w:r>
-    </w:p>
-    <w:p>
-      <w:pPr>
-        <w:pStyle w:val="Compact"/>
-        <w:numPr>
-          <w:ilvl w:val="0"/>
-          <w:numId w:val="1007"/>
-        </w:numPr>
-      </w:pPr>
-      <w:r>
-        <w:t xml:space="preserve">Performance Analysis</w:t>
-      </w:r>
-    </w:p>
-    <w:p>
-      <w:pPr>
-        <w:pStyle w:val="Compact"/>
-        <w:numPr>
-          <w:ilvl w:val="0"/>
-          <w:numId w:val="1007"/>
-        </w:numPr>
-      </w:pPr>
-      <w:r>
-        <w:t xml:space="preserve">Trading Journal</w:t>
-      </w:r>
-    </w:p>
-    <w:p>
-      <w:pPr>
-        <w:pStyle w:val="Compact"/>
-        <w:numPr>
-          <w:ilvl w:val="0"/>
-          <w:numId w:val="1007"/>
-        </w:numPr>
-      </w:pPr>
-      <w:r>
-        <w:t xml:space="preserve">Risk Analytics</w:t>
-      </w:r>
-    </w:p>
-    <w:p>
-      <w:pPr>
-        <w:pStyle w:val="Compact"/>
-        <w:numPr>
-          <w:ilvl w:val="0"/>
-          <w:numId w:val="1007"/>
-        </w:numPr>
-      </w:pPr>
-      <w:r>
-        <w:t xml:space="preserve">Statistics</w:t>
-      </w:r>
-    </w:p>
-    <w:p>
-      <w:pPr>
-        <w:pStyle w:val="Compact"/>
-        <w:numPr>
-          <w:ilvl w:val="0"/>
-          <w:numId w:val="1007"/>
-        </w:numPr>
-      </w:pPr>
-      <w:r>
-        <w:t xml:space="preserve">AI-assisted Insights</w:t>
+        <w:t xml:space="preserve">Required validation includes where implemented:</w:t>
+      </w:r>
+    </w:p>
+    <w:p>
+      <w:pPr>
+        <w:pStyle w:val="Compact"/>
+        <w:numPr>
+          <w:ilvl w:val="0"/>
+          <w:numId w:val="1011"/>
+        </w:numPr>
+      </w:pPr>
+      <w:r>
+        <w:t xml:space="preserve">candidate lifecycle tests</w:t>
+      </w:r>
+    </w:p>
+    <w:p>
+      <w:pPr>
+        <w:pStyle w:val="Compact"/>
+        <w:numPr>
+          <w:ilvl w:val="0"/>
+          <w:numId w:val="1011"/>
+        </w:numPr>
+      </w:pPr>
+      <w:r>
+        <w:t xml:space="preserve">decision lifecycle tests</w:t>
+      </w:r>
+    </w:p>
+    <w:p>
+      <w:pPr>
+        <w:pStyle w:val="Compact"/>
+        <w:numPr>
+          <w:ilvl w:val="0"/>
+          <w:numId w:val="1011"/>
+        </w:numPr>
+      </w:pPr>
+      <w:r>
+        <w:t xml:space="preserve">valid state transition tests</w:t>
+      </w:r>
+    </w:p>
+    <w:p>
+      <w:pPr>
+        <w:pStyle w:val="Compact"/>
+        <w:numPr>
+          <w:ilvl w:val="0"/>
+          <w:numId w:val="1011"/>
+        </w:numPr>
+      </w:pPr>
+      <w:r>
+        <w:t xml:space="preserve">invalid state transition tests</w:t>
+      </w:r>
+    </w:p>
+    <w:p>
+      <w:pPr>
+        <w:pStyle w:val="Compact"/>
+        <w:numPr>
+          <w:ilvl w:val="0"/>
+          <w:numId w:val="1011"/>
+        </w:numPr>
+      </w:pPr>
+      <w:r>
+        <w:t xml:space="preserve">Application workflow tests</w:t>
+      </w:r>
+    </w:p>
+    <w:p>
+      <w:pPr>
+        <w:pStyle w:val="Compact"/>
+        <w:numPr>
+          <w:ilvl w:val="0"/>
+          <w:numId w:val="1011"/>
+        </w:numPr>
+      </w:pPr>
+      <w:r>
+        <w:t xml:space="preserve">persistence tests</w:t>
+      </w:r>
+    </w:p>
+    <w:p>
+      <w:pPr>
+        <w:pStyle w:val="Compact"/>
+        <w:numPr>
+          <w:ilvl w:val="0"/>
+          <w:numId w:val="1011"/>
+        </w:numPr>
+      </w:pPr>
+      <w:r>
+        <w:t xml:space="preserve">presentation interaction tests</w:t>
+      </w:r>
+    </w:p>
+    <w:p>
+      <w:pPr>
+        <w:pStyle w:val="FirstParagraph"/>
+      </w:pPr>
+      <w:r>
+        <w:t xml:space="preserve">Decision tests shall use deterministic market and time inputs.</w:t>
       </w:r>
     </w:p>
     <w:p>
@@ -860,14 +1900,14 @@
         </w:pict>
       </w:r>
     </w:p>
-    <w:bookmarkEnd w:id="17"/>
-    <w:bookmarkStart w:id="18" w:name="phase-7-ecosystem"/>
+    <w:bookmarkEnd w:id="19"/>
+    <w:bookmarkStart w:id="20" w:name="phase-4-order-management"/>
     <w:p>
       <w:pPr>
         <w:pStyle w:val="Heading1"/>
       </w:pPr>
       <w:r>
-        <w:t xml:space="preserve">Phase 7 – Ecosystem</w:t>
+        <w:t xml:space="preserve">Phase 4 – Order Management</w:t>
       </w:r>
     </w:p>
     <w:p>
@@ -875,67 +1915,151 @@
         <w:pStyle w:val="FirstParagraph"/>
       </w:pPr>
       <w:r>
-        <w:t xml:space="preserve">Objectives:</w:t>
-      </w:r>
-    </w:p>
-    <w:p>
-      <w:pPr>
-        <w:pStyle w:val="Compact"/>
-        <w:numPr>
-          <w:ilvl w:val="0"/>
-          <w:numId w:val="1008"/>
-        </w:numPr>
-      </w:pPr>
-      <w:r>
-        <w:t xml:space="preserve">Public APIs</w:t>
-      </w:r>
-    </w:p>
-    <w:p>
-      <w:pPr>
-        <w:pStyle w:val="Compact"/>
-        <w:numPr>
-          <w:ilvl w:val="0"/>
-          <w:numId w:val="1008"/>
-        </w:numPr>
-      </w:pPr>
-      <w:r>
-        <w:t xml:space="preserve">Plugin SDK</w:t>
-      </w:r>
-    </w:p>
-    <w:p>
-      <w:pPr>
-        <w:pStyle w:val="Compact"/>
-        <w:numPr>
-          <w:ilvl w:val="0"/>
-          <w:numId w:val="1008"/>
-        </w:numPr>
-      </w:pPr>
-      <w:r>
-        <w:t xml:space="preserve">Extensions</w:t>
-      </w:r>
-    </w:p>
-    <w:p>
-      <w:pPr>
-        <w:pStyle w:val="Compact"/>
-        <w:numPr>
-          <w:ilvl w:val="0"/>
-          <w:numId w:val="1008"/>
-        </w:numPr>
-      </w:pPr>
-      <w:r>
-        <w:t xml:space="preserve">Import / Export</w:t>
-      </w:r>
-    </w:p>
-    <w:p>
-      <w:pPr>
-        <w:pStyle w:val="Compact"/>
-        <w:numPr>
-          <w:ilvl w:val="0"/>
-          <w:numId w:val="1008"/>
-        </w:numPr>
-      </w:pPr>
-      <w:r>
-        <w:t xml:space="preserve">Cloud Readiness</w:t>
+        <w:t xml:space="preserve">Objective:</w:t>
+      </w:r>
+    </w:p>
+    <w:p>
+      <w:pPr>
+        <w:pStyle w:val="BodyText"/>
+      </w:pPr>
+      <w:r>
+        <w:t xml:space="preserve">Deliver safe and explicit order workflows.</w:t>
+      </w:r>
+    </w:p>
+    <w:p>
+      <w:pPr>
+        <w:pStyle w:val="BodyText"/>
+      </w:pPr>
+      <w:r>
+        <w:t xml:space="preserve">Primary capabilities:</w:t>
+      </w:r>
+    </w:p>
+    <w:p>
+      <w:pPr>
+        <w:pStyle w:val="Compact"/>
+        <w:numPr>
+          <w:ilvl w:val="0"/>
+          <w:numId w:val="1012"/>
+        </w:numPr>
+      </w:pPr>
+      <w:r>
+        <w:t xml:space="preserve">order creation</w:t>
+      </w:r>
+    </w:p>
+    <w:p>
+      <w:pPr>
+        <w:pStyle w:val="Compact"/>
+        <w:numPr>
+          <w:ilvl w:val="0"/>
+          <w:numId w:val="1012"/>
+        </w:numPr>
+      </w:pPr>
+      <w:r>
+        <w:t xml:space="preserve">order validation</w:t>
+      </w:r>
+    </w:p>
+    <w:p>
+      <w:pPr>
+        <w:pStyle w:val="Compact"/>
+        <w:numPr>
+          <w:ilvl w:val="0"/>
+          <w:numId w:val="1012"/>
+        </w:numPr>
+      </w:pPr>
+      <w:r>
+        <w:t xml:space="preserve">order submission</w:t>
+      </w:r>
+    </w:p>
+    <w:p>
+      <w:pPr>
+        <w:pStyle w:val="Compact"/>
+        <w:numPr>
+          <w:ilvl w:val="0"/>
+          <w:numId w:val="1012"/>
+        </w:numPr>
+      </w:pPr>
+      <w:r>
+        <w:t xml:space="preserve">broker acknowledgement</w:t>
+      </w:r>
+    </w:p>
+    <w:p>
+      <w:pPr>
+        <w:pStyle w:val="Compact"/>
+        <w:numPr>
+          <w:ilvl w:val="0"/>
+          <w:numId w:val="1012"/>
+        </w:numPr>
+      </w:pPr>
+      <w:r>
+        <w:t xml:space="preserve">broker rejection</w:t>
+      </w:r>
+    </w:p>
+    <w:p>
+      <w:pPr>
+        <w:pStyle w:val="Compact"/>
+        <w:numPr>
+          <w:ilvl w:val="0"/>
+          <w:numId w:val="1012"/>
+        </w:numPr>
+      </w:pPr>
+      <w:r>
+        <w:t xml:space="preserve">partial fill processing</w:t>
+      </w:r>
+    </w:p>
+    <w:p>
+      <w:pPr>
+        <w:pStyle w:val="Compact"/>
+        <w:numPr>
+          <w:ilvl w:val="0"/>
+          <w:numId w:val="1012"/>
+        </w:numPr>
+      </w:pPr>
+      <w:r>
+        <w:t xml:space="preserve">fill processing</w:t>
+      </w:r>
+    </w:p>
+    <w:p>
+      <w:pPr>
+        <w:pStyle w:val="Compact"/>
+        <w:numPr>
+          <w:ilvl w:val="0"/>
+          <w:numId w:val="1012"/>
+        </w:numPr>
+      </w:pPr>
+      <w:r>
+        <w:t xml:space="preserve">order cancellation</w:t>
+      </w:r>
+    </w:p>
+    <w:p>
+      <w:pPr>
+        <w:pStyle w:val="Compact"/>
+        <w:numPr>
+          <w:ilvl w:val="0"/>
+          <w:numId w:val="1012"/>
+        </w:numPr>
+      </w:pPr>
+      <w:r>
+        <w:t xml:space="preserve">order history</w:t>
+      </w:r>
+    </w:p>
+    <w:p>
+      <w:pPr>
+        <w:pStyle w:val="Compact"/>
+        <w:numPr>
+          <w:ilvl w:val="0"/>
+          <w:numId w:val="1012"/>
+        </w:numPr>
+      </w:pPr>
+      <w:r>
+        <w:t xml:space="preserve">order presentation</w:t>
+      </w:r>
+    </w:p>
+    <w:p>
+      <w:pPr>
+        <w:pStyle w:val="FirstParagraph"/>
+      </w:pPr>
+      <w:r>
+        <w:t xml:space="preserve">Order Management is trading-critical.</w:t>
       </w:r>
     </w:p>
     <w:p>
@@ -945,14 +2069,14 @@
         </w:pict>
       </w:r>
     </w:p>
-    <w:bookmarkEnd w:id="18"/>
-    <w:bookmarkStart w:id="19" w:name="continuous-activities"/>
+    <w:bookmarkEnd w:id="20"/>
+    <w:bookmarkStart w:id="21" w:name="phase-4-order-lifecycle"/>
     <w:p>
       <w:pPr>
         <w:pStyle w:val="Heading1"/>
       </w:pPr>
       <w:r>
-        <w:t xml:space="preserve">Continuous Activities</w:t>
+        <w:t xml:space="preserve">Phase 4 Order Lifecycle</w:t>
       </w:r>
     </w:p>
     <w:p>
@@ -960,91 +2084,114 @@
         <w:pStyle w:val="FirstParagraph"/>
       </w:pPr>
       <w:r>
-        <w:t xml:space="preserve">The following tasks continue throughout every phase:</w:t>
-      </w:r>
-    </w:p>
-    <w:p>
-      <w:pPr>
-        <w:pStyle w:val="Compact"/>
-        <w:numPr>
-          <w:ilvl w:val="0"/>
-          <w:numId w:val="1009"/>
-        </w:numPr>
-      </w:pPr>
-      <w:r>
-        <w:t xml:space="preserve">Refactoring</w:t>
-      </w:r>
-    </w:p>
-    <w:p>
-      <w:pPr>
-        <w:pStyle w:val="Compact"/>
-        <w:numPr>
-          <w:ilvl w:val="0"/>
-          <w:numId w:val="1009"/>
-        </w:numPr>
-      </w:pPr>
-      <w:r>
-        <w:t xml:space="preserve">Documentation</w:t>
-      </w:r>
-    </w:p>
-    <w:p>
-      <w:pPr>
-        <w:pStyle w:val="Compact"/>
-        <w:numPr>
-          <w:ilvl w:val="0"/>
-          <w:numId w:val="1009"/>
-        </w:numPr>
-      </w:pPr>
-      <w:r>
-        <w:t xml:space="preserve">Testing</w:t>
-      </w:r>
-    </w:p>
-    <w:p>
-      <w:pPr>
-        <w:pStyle w:val="Compact"/>
-        <w:numPr>
-          <w:ilvl w:val="0"/>
-          <w:numId w:val="1009"/>
-        </w:numPr>
-      </w:pPr>
-      <w:r>
-        <w:t xml:space="preserve">Performance Optimization</w:t>
-      </w:r>
-    </w:p>
-    <w:p>
-      <w:pPr>
-        <w:pStyle w:val="Compact"/>
-        <w:numPr>
-          <w:ilvl w:val="0"/>
-          <w:numId w:val="1009"/>
-        </w:numPr>
-      </w:pPr>
-      <w:r>
-        <w:t xml:space="preserve">Security Improvements</w:t>
-      </w:r>
-    </w:p>
-    <w:p>
-      <w:pPr>
-        <w:pStyle w:val="Compact"/>
-        <w:numPr>
-          <w:ilvl w:val="0"/>
-          <w:numId w:val="1009"/>
-        </w:numPr>
-      </w:pPr>
-      <w:r>
-        <w:t xml:space="preserve">Dependency Updates</w:t>
-      </w:r>
-    </w:p>
-    <w:p>
-      <w:pPr>
-        <w:pStyle w:val="Compact"/>
-        <w:numPr>
-          <w:ilvl w:val="0"/>
-          <w:numId w:val="1009"/>
-        </w:numPr>
-      </w:pPr>
-      <w:r>
-        <w:t xml:space="preserve">Technical Debt Reduction</w:t>
+        <w:t xml:space="preserve">The order workflow shall preserve relevant lifecycle distinctions.</w:t>
+      </w:r>
+    </w:p>
+    <w:p>
+      <w:pPr>
+        <w:pStyle w:val="SourceCode"/>
+      </w:pPr>
+      <w:r>
+        <w:rPr>
+          <w:rStyle w:val="VerbatimChar"/>
+        </w:rPr>
+        <w:t xml:space="preserve">Submission Requested</w:t>
+      </w:r>
+      <w:r>
+        <w:br/>
+      </w:r>
+      <w:r>
+        <w:rPr>
+          <w:rStyle w:val="VerbatimChar"/>
+        </w:rPr>
+        <w:t xml:space="preserve">        ↓</w:t>
+      </w:r>
+      <w:r>
+        <w:br/>
+      </w:r>
+      <w:r>
+        <w:rPr>
+          <w:rStyle w:val="VerbatimChar"/>
+        </w:rPr>
+        <w:t xml:space="preserve">Validated</w:t>
+      </w:r>
+      <w:r>
+        <w:br/>
+      </w:r>
+      <w:r>
+        <w:rPr>
+          <w:rStyle w:val="VerbatimChar"/>
+        </w:rPr>
+        <w:t xml:space="preserve">        ↓</w:t>
+      </w:r>
+      <w:r>
+        <w:br/>
+      </w:r>
+      <w:r>
+        <w:rPr>
+          <w:rStyle w:val="VerbatimChar"/>
+        </w:rPr>
+        <w:t xml:space="preserve">Transmitted</w:t>
+      </w:r>
+      <w:r>
+        <w:br/>
+      </w:r>
+      <w:r>
+        <w:rPr>
+          <w:rStyle w:val="VerbatimChar"/>
+        </w:rPr>
+        <w:t xml:space="preserve">        ↓</w:t>
+      </w:r>
+      <w:r>
+        <w:br/>
+      </w:r>
+      <w:r>
+        <w:rPr>
+          <w:rStyle w:val="VerbatimChar"/>
+        </w:rPr>
+        <w:t xml:space="preserve">Acknowledged or Rejected</w:t>
+      </w:r>
+      <w:r>
+        <w:br/>
+      </w:r>
+      <w:r>
+        <w:rPr>
+          <w:rStyle w:val="VerbatimChar"/>
+        </w:rPr>
+        <w:t xml:space="preserve">        ↓</w:t>
+      </w:r>
+      <w:r>
+        <w:br/>
+      </w:r>
+      <w:r>
+        <w:rPr>
+          <w:rStyle w:val="VerbatimChar"/>
+        </w:rPr>
+        <w:t xml:space="preserve">Partially Filled or Filled</w:t>
+      </w:r>
+    </w:p>
+    <w:p>
+      <w:pPr>
+        <w:pStyle w:val="FirstParagraph"/>
+      </w:pPr>
+      <w:r>
+        <w:t xml:space="preserve">Cancellation introduces separate explicit states where required.</w:t>
+      </w:r>
+    </w:p>
+    <w:p>
+      <w:pPr>
+        <w:pStyle w:val="BodyText"/>
+      </w:pPr>
+      <w:r>
+        <w:t xml:space="preserve">A successful adapter method call does not automatically mean broker acknowledgement.</w:t>
+      </w:r>
+    </w:p>
+    <w:p>
+      <w:pPr>
+        <w:pStyle w:val="BodyText"/>
+      </w:pPr>
+      <w:r>
+        <w:t xml:space="preserve">Broker acknowledgement requires broker-derived state.</w:t>
       </w:r>
     </w:p>
     <w:p>
@@ -1054,14 +2201,14 @@
         </w:pict>
       </w:r>
     </w:p>
-    <w:bookmarkEnd w:id="19"/>
-    <w:bookmarkStart w:id="20" w:name="success-criteria"/>
+    <w:bookmarkEnd w:id="21"/>
+    <w:bookmarkStart w:id="22" w:name="phase-4-duplicate-submission-protection"/>
     <w:p>
       <w:pPr>
         <w:pStyle w:val="Heading1"/>
       </w:pPr>
       <w:r>
-        <w:t xml:space="preserve">Success Criteria</w:t>
+        <w:t xml:space="preserve">Phase 4 Duplicate Submission Protection</w:t>
       </w:r>
     </w:p>
     <w:p>
@@ -1069,67 +2216,131 @@
         <w:pStyle w:val="FirstParagraph"/>
       </w:pPr>
       <w:r>
-        <w:t xml:space="preserve">The roadmap is considered successful when:</w:t>
-      </w:r>
-    </w:p>
-    <w:p>
-      <w:pPr>
-        <w:pStyle w:val="Compact"/>
-        <w:numPr>
-          <w:ilvl w:val="0"/>
-          <w:numId w:val="1010"/>
-        </w:numPr>
-      </w:pPr>
-      <w:r>
-        <w:t xml:space="preserve">Architecture remains consistent.</w:t>
-      </w:r>
-    </w:p>
-    <w:p>
-      <w:pPr>
-        <w:pStyle w:val="Compact"/>
-        <w:numPr>
-          <w:ilvl w:val="0"/>
-          <w:numId w:val="1010"/>
-        </w:numPr>
-      </w:pPr>
-      <w:r>
-        <w:t xml:space="preserve">Documentation stays synchronized.</w:t>
-      </w:r>
-    </w:p>
-    <w:p>
-      <w:pPr>
-        <w:pStyle w:val="Compact"/>
-        <w:numPr>
-          <w:ilvl w:val="0"/>
-          <w:numId w:val="1010"/>
-        </w:numPr>
-      </w:pPr>
-      <w:r>
-        <w:t xml:space="preserve">Test coverage continuously improves.</w:t>
-      </w:r>
-    </w:p>
-    <w:p>
-      <w:pPr>
-        <w:pStyle w:val="Compact"/>
-        <w:numPr>
-          <w:ilvl w:val="0"/>
-          <w:numId w:val="1010"/>
-        </w:numPr>
-      </w:pPr>
-      <w:r>
-        <w:t xml:space="preserve">Technical debt remains controlled.</w:t>
-      </w:r>
-    </w:p>
-    <w:p>
-      <w:pPr>
-        <w:pStyle w:val="Compact"/>
-        <w:numPr>
-          <w:ilvl w:val="0"/>
-          <w:numId w:val="1010"/>
-        </w:numPr>
-      </w:pPr>
-      <w:r>
-        <w:t xml:space="preserve">Features integrate without architectural degradation.</w:t>
+        <w:t xml:space="preserve">Before order submission is operationally mature, the workflow shall address:</w:t>
+      </w:r>
+    </w:p>
+    <w:p>
+      <w:pPr>
+        <w:pStyle w:val="Compact"/>
+        <w:numPr>
+          <w:ilvl w:val="0"/>
+          <w:numId w:val="1013"/>
+        </w:numPr>
+      </w:pPr>
+      <w:r>
+        <w:t xml:space="preserve">stable order identity</w:t>
+      </w:r>
+    </w:p>
+    <w:p>
+      <w:pPr>
+        <w:pStyle w:val="Compact"/>
+        <w:numPr>
+          <w:ilvl w:val="0"/>
+          <w:numId w:val="1013"/>
+        </w:numPr>
+      </w:pPr>
+      <w:r>
+        <w:t xml:space="preserve">stable submission identity</w:t>
+      </w:r>
+    </w:p>
+    <w:p>
+      <w:pPr>
+        <w:pStyle w:val="Compact"/>
+        <w:numPr>
+          <w:ilvl w:val="0"/>
+          <w:numId w:val="1013"/>
+        </w:numPr>
+      </w:pPr>
+      <w:r>
+        <w:t xml:space="preserve">repeated callbacks</w:t>
+      </w:r>
+    </w:p>
+    <w:p>
+      <w:pPr>
+        <w:pStyle w:val="Compact"/>
+        <w:numPr>
+          <w:ilvl w:val="0"/>
+          <w:numId w:val="1013"/>
+        </w:numPr>
+      </w:pPr>
+      <w:r>
+        <w:t xml:space="preserve">repeated broker messages</w:t>
+      </w:r>
+    </w:p>
+    <w:p>
+      <w:pPr>
+        <w:pStyle w:val="Compact"/>
+        <w:numPr>
+          <w:ilvl w:val="0"/>
+          <w:numId w:val="1013"/>
+        </w:numPr>
+      </w:pPr>
+      <w:r>
+        <w:t xml:space="preserve">timeout</w:t>
+      </w:r>
+    </w:p>
+    <w:p>
+      <w:pPr>
+        <w:pStyle w:val="Compact"/>
+        <w:numPr>
+          <w:ilvl w:val="0"/>
+          <w:numId w:val="1013"/>
+        </w:numPr>
+      </w:pPr>
+      <w:r>
+        <w:t xml:space="preserve">disconnect</w:t>
+      </w:r>
+    </w:p>
+    <w:p>
+      <w:pPr>
+        <w:pStyle w:val="Compact"/>
+        <w:numPr>
+          <w:ilvl w:val="0"/>
+          <w:numId w:val="1013"/>
+        </w:numPr>
+      </w:pPr>
+      <w:r>
+        <w:t xml:space="preserve">reconnect</w:t>
+      </w:r>
+    </w:p>
+    <w:p>
+      <w:pPr>
+        <w:pStyle w:val="Compact"/>
+        <w:numPr>
+          <w:ilvl w:val="0"/>
+          <w:numId w:val="1013"/>
+        </w:numPr>
+      </w:pPr>
+      <w:r>
+        <w:t xml:space="preserve">application restart</w:t>
+      </w:r>
+    </w:p>
+    <w:p>
+      <w:pPr>
+        <w:pStyle w:val="Compact"/>
+        <w:numPr>
+          <w:ilvl w:val="0"/>
+          <w:numId w:val="1013"/>
+        </w:numPr>
+      </w:pPr>
+      <w:r>
+        <w:t xml:space="preserve">recovery</w:t>
+      </w:r>
+    </w:p>
+    <w:p>
+      <w:pPr>
+        <w:pStyle w:val="FirstParagraph"/>
+      </w:pPr>
+      <w:r>
+        <w:t xml:space="preserve">Unknown external order state shall not automatically trigger resubmission.</w:t>
+      </w:r>
+    </w:p>
+    <w:p>
+      <w:pPr>
+        <w:pStyle w:val="BodyText"/>
+      </w:pPr>
+      <w:r>
+        <w:t xml:space="preserve">Automatic order submission retry is prohibited unless explicitly defined and approved by the owning Application workflow.</w:t>
       </w:r>
     </w:p>
     <w:p>
@@ -1139,14 +2350,14 @@
         </w:pict>
       </w:r>
     </w:p>
-    <w:bookmarkEnd w:id="20"/>
-    <w:bookmarkStart w:id="21" w:name="governance"/>
+    <w:bookmarkEnd w:id="22"/>
+    <w:bookmarkStart w:id="23" w:name="phase-4-validation"/>
     <w:p>
       <w:pPr>
         <w:pStyle w:val="Heading1"/>
       </w:pPr>
       <w:r>
-        <w:t xml:space="preserve">Governance</w:t>
+        <w:t xml:space="preserve">Phase 4 Validation</w:t>
       </w:r>
     </w:p>
     <w:p>
@@ -1154,67 +2365,227 @@
         <w:pStyle w:val="FirstParagraph"/>
       </w:pPr>
       <w:r>
-        <w:t xml:space="preserve">The technical roadmap shall:</w:t>
-      </w:r>
-    </w:p>
-    <w:p>
-      <w:pPr>
-        <w:pStyle w:val="Compact"/>
-        <w:numPr>
-          <w:ilvl w:val="0"/>
-          <w:numId w:val="1011"/>
-        </w:numPr>
-      </w:pPr>
-      <w:r>
-        <w:t xml:space="preserve">align with the Product Roadmap</w:t>
-      </w:r>
-    </w:p>
-    <w:p>
-      <w:pPr>
-        <w:pStyle w:val="Compact"/>
-        <w:numPr>
-          <w:ilvl w:val="0"/>
-          <w:numId w:val="1011"/>
-        </w:numPr>
-      </w:pPr>
-      <w:r>
-        <w:t xml:space="preserve">preserve architectural consistency</w:t>
-      </w:r>
-    </w:p>
-    <w:p>
-      <w:pPr>
-        <w:pStyle w:val="Compact"/>
-        <w:numPr>
-          <w:ilvl w:val="0"/>
-          <w:numId w:val="1011"/>
-        </w:numPr>
-      </w:pPr>
-      <w:r>
-        <w:t xml:space="preserve">minimize technical debt</w:t>
-      </w:r>
-    </w:p>
-    <w:p>
-      <w:pPr>
-        <w:pStyle w:val="Compact"/>
-        <w:numPr>
-          <w:ilvl w:val="0"/>
-          <w:numId w:val="1011"/>
-        </w:numPr>
-      </w:pPr>
-      <w:r>
-        <w:t xml:space="preserve">remain reviewable</w:t>
-      </w:r>
-    </w:p>
-    <w:p>
-      <w:pPr>
-        <w:pStyle w:val="Compact"/>
-        <w:numPr>
-          <w:ilvl w:val="0"/>
-          <w:numId w:val="1011"/>
-        </w:numPr>
-      </w:pPr>
-      <w:r>
-        <w:t xml:space="preserve">be updated after major milestones</w:t>
+        <w:t xml:space="preserve">Required regression scenarios include where implemented:</w:t>
+      </w:r>
+    </w:p>
+    <w:p>
+      <w:pPr>
+        <w:pStyle w:val="Compact"/>
+        <w:numPr>
+          <w:ilvl w:val="0"/>
+          <w:numId w:val="1014"/>
+        </w:numPr>
+      </w:pPr>
+      <w:r>
+        <w:t xml:space="preserve">valid order submission</w:t>
+      </w:r>
+    </w:p>
+    <w:p>
+      <w:pPr>
+        <w:pStyle w:val="Compact"/>
+        <w:numPr>
+          <w:ilvl w:val="0"/>
+          <w:numId w:val="1014"/>
+        </w:numPr>
+      </w:pPr>
+      <w:r>
+        <w:t xml:space="preserve">invalid order submission</w:t>
+      </w:r>
+    </w:p>
+    <w:p>
+      <w:pPr>
+        <w:pStyle w:val="Compact"/>
+        <w:numPr>
+          <w:ilvl w:val="0"/>
+          <w:numId w:val="1014"/>
+        </w:numPr>
+      </w:pPr>
+      <w:r>
+        <w:t xml:space="preserve">local validation failure</w:t>
+      </w:r>
+    </w:p>
+    <w:p>
+      <w:pPr>
+        <w:pStyle w:val="Compact"/>
+        <w:numPr>
+          <w:ilvl w:val="0"/>
+          <w:numId w:val="1014"/>
+        </w:numPr>
+      </w:pPr>
+      <w:r>
+        <w:t xml:space="preserve">transmission</w:t>
+      </w:r>
+    </w:p>
+    <w:p>
+      <w:pPr>
+        <w:pStyle w:val="Compact"/>
+        <w:numPr>
+          <w:ilvl w:val="0"/>
+          <w:numId w:val="1014"/>
+        </w:numPr>
+      </w:pPr>
+      <w:r>
+        <w:t xml:space="preserve">broker acknowledgement</w:t>
+      </w:r>
+    </w:p>
+    <w:p>
+      <w:pPr>
+        <w:pStyle w:val="Compact"/>
+        <w:numPr>
+          <w:ilvl w:val="0"/>
+          <w:numId w:val="1014"/>
+        </w:numPr>
+      </w:pPr>
+      <w:r>
+        <w:t xml:space="preserve">broker rejection</w:t>
+      </w:r>
+    </w:p>
+    <w:p>
+      <w:pPr>
+        <w:pStyle w:val="Compact"/>
+        <w:numPr>
+          <w:ilvl w:val="0"/>
+          <w:numId w:val="1014"/>
+        </w:numPr>
+      </w:pPr>
+      <w:r>
+        <w:t xml:space="preserve">timeout</w:t>
+      </w:r>
+    </w:p>
+    <w:p>
+      <w:pPr>
+        <w:pStyle w:val="Compact"/>
+        <w:numPr>
+          <w:ilvl w:val="0"/>
+          <w:numId w:val="1014"/>
+        </w:numPr>
+      </w:pPr>
+      <w:r>
+        <w:t xml:space="preserve">disconnect</w:t>
+      </w:r>
+    </w:p>
+    <w:p>
+      <w:pPr>
+        <w:pStyle w:val="Compact"/>
+        <w:numPr>
+          <w:ilvl w:val="0"/>
+          <w:numId w:val="1014"/>
+        </w:numPr>
+      </w:pPr>
+      <w:r>
+        <w:t xml:space="preserve">reconnect</w:t>
+      </w:r>
+    </w:p>
+    <w:p>
+      <w:pPr>
+        <w:pStyle w:val="Compact"/>
+        <w:numPr>
+          <w:ilvl w:val="0"/>
+          <w:numId w:val="1014"/>
+        </w:numPr>
+      </w:pPr>
+      <w:r>
+        <w:t xml:space="preserve">duplicate submission prevention</w:t>
+      </w:r>
+    </w:p>
+    <w:p>
+      <w:pPr>
+        <w:pStyle w:val="Compact"/>
+        <w:numPr>
+          <w:ilvl w:val="0"/>
+          <w:numId w:val="1014"/>
+        </w:numPr>
+      </w:pPr>
+      <w:r>
+        <w:t xml:space="preserve">repeated acknowledgement</w:t>
+      </w:r>
+    </w:p>
+    <w:p>
+      <w:pPr>
+        <w:pStyle w:val="Compact"/>
+        <w:numPr>
+          <w:ilvl w:val="0"/>
+          <w:numId w:val="1014"/>
+        </w:numPr>
+      </w:pPr>
+      <w:r>
+        <w:t xml:space="preserve">partial fill</w:t>
+      </w:r>
+    </w:p>
+    <w:p>
+      <w:pPr>
+        <w:pStyle w:val="Compact"/>
+        <w:numPr>
+          <w:ilvl w:val="0"/>
+          <w:numId w:val="1014"/>
+        </w:numPr>
+      </w:pPr>
+      <w:r>
+        <w:t xml:space="preserve">repeated execution message</w:t>
+      </w:r>
+    </w:p>
+    <w:p>
+      <w:pPr>
+        <w:pStyle w:val="Compact"/>
+        <w:numPr>
+          <w:ilvl w:val="0"/>
+          <w:numId w:val="1014"/>
+        </w:numPr>
+      </w:pPr>
+      <w:r>
+        <w:t xml:space="preserve">fill</w:t>
+      </w:r>
+    </w:p>
+    <w:p>
+      <w:pPr>
+        <w:pStyle w:val="Compact"/>
+        <w:numPr>
+          <w:ilvl w:val="0"/>
+          <w:numId w:val="1014"/>
+        </w:numPr>
+      </w:pPr>
+      <w:r>
+        <w:t xml:space="preserve">cancellation request</w:t>
+      </w:r>
+    </w:p>
+    <w:p>
+      <w:pPr>
+        <w:pStyle w:val="Compact"/>
+        <w:numPr>
+          <w:ilvl w:val="0"/>
+          <w:numId w:val="1014"/>
+        </w:numPr>
+      </w:pPr>
+      <w:r>
+        <w:t xml:space="preserve">cancellation acknowledgement</w:t>
+      </w:r>
+    </w:p>
+    <w:p>
+      <w:pPr>
+        <w:pStyle w:val="Compact"/>
+        <w:numPr>
+          <w:ilvl w:val="0"/>
+          <w:numId w:val="1014"/>
+        </w:numPr>
+      </w:pPr>
+      <w:r>
+        <w:t xml:space="preserve">execution during cancellation</w:t>
+      </w:r>
+    </w:p>
+    <w:p>
+      <w:pPr>
+        <w:pStyle w:val="FirstParagraph"/>
+      </w:pPr>
+      <w:r>
+        <w:t xml:space="preserve">Trading workflow regression tests are mandatory for implemented business-critical order scenarios.</w:t>
+      </w:r>
+    </w:p>
+    <w:p>
+      <w:pPr>
+        <w:pStyle w:val="BodyText"/>
+      </w:pPr>
+      <w:r>
+        <w:t xml:space="preserve">PAPER validation shall supplement, not replace, deterministic automated tests.</w:t>
       </w:r>
     </w:p>
     <w:p>
@@ -1224,14 +2595,14 @@
         </w:pict>
       </w:r>
     </w:p>
-    <w:bookmarkEnd w:id="21"/>
-    <w:bookmarkStart w:id="22" w:name="roadmap-review-checklist"/>
+    <w:bookmarkEnd w:id="23"/>
+    <w:bookmarkStart w:id="24" w:name="phase-5-portfolio-and-reconciliation"/>
     <w:p>
       <w:pPr>
         <w:pStyle w:val="Heading1"/>
       </w:pPr>
       <w:r>
-        <w:t xml:space="preserve">Roadmap Review Checklist</w:t>
+        <w:t xml:space="preserve">Phase 5 – Portfolio and Reconciliation</w:t>
       </w:r>
     </w:p>
     <w:p>
@@ -1239,79 +2610,211 @@
         <w:pStyle w:val="FirstParagraph"/>
       </w:pPr>
       <w:r>
-        <w:t xml:space="preserve">Before starting a new roadmap phase verify:</w:t>
-      </w:r>
-    </w:p>
-    <w:p>
-      <w:pPr>
-        <w:pStyle w:val="Compact"/>
-        <w:numPr>
-          <w:ilvl w:val="0"/>
-          <w:numId w:val="1012"/>
-        </w:numPr>
-      </w:pPr>
-      <w:r>
-        <w:t xml:space="preserve">previous objectives completed</w:t>
-      </w:r>
-    </w:p>
-    <w:p>
-      <w:pPr>
-        <w:pStyle w:val="Compact"/>
-        <w:numPr>
-          <w:ilvl w:val="0"/>
-          <w:numId w:val="1012"/>
-        </w:numPr>
-      </w:pPr>
-      <w:r>
-        <w:t xml:space="preserve">dependencies resolved</w:t>
-      </w:r>
-    </w:p>
-    <w:p>
-      <w:pPr>
-        <w:pStyle w:val="Compact"/>
-        <w:numPr>
-          <w:ilvl w:val="0"/>
-          <w:numId w:val="1012"/>
-        </w:numPr>
-      </w:pPr>
-      <w:r>
-        <w:t xml:space="preserve">architecture validated</w:t>
-      </w:r>
-    </w:p>
-    <w:p>
-      <w:pPr>
-        <w:pStyle w:val="Compact"/>
-        <w:numPr>
-          <w:ilvl w:val="0"/>
-          <w:numId w:val="1012"/>
-        </w:numPr>
-      </w:pPr>
-      <w:r>
-        <w:t xml:space="preserve">documentation synchronized</w:t>
-      </w:r>
-    </w:p>
-    <w:p>
-      <w:pPr>
-        <w:pStyle w:val="Compact"/>
-        <w:numPr>
-          <w:ilvl w:val="0"/>
-          <w:numId w:val="1012"/>
-        </w:numPr>
-      </w:pPr>
-      <w:r>
-        <w:t xml:space="preserve">quality goals achieved</w:t>
-      </w:r>
-    </w:p>
-    <w:p>
-      <w:pPr>
-        <w:pStyle w:val="Compact"/>
-        <w:numPr>
-          <w:ilvl w:val="0"/>
-          <w:numId w:val="1012"/>
-        </w:numPr>
-      </w:pPr>
-      <w:r>
-        <w:t xml:space="preserve">implementation priorities confirmed</w:t>
+        <w:t xml:space="preserve">Objective:</w:t>
+      </w:r>
+    </w:p>
+    <w:p>
+      <w:pPr>
+        <w:pStyle w:val="BodyText"/>
+      </w:pPr>
+      <w:r>
+        <w:t xml:space="preserve">Deliver deterministic portfolio state and explicit reconciliation workflows.</w:t>
+      </w:r>
+    </w:p>
+    <w:p>
+      <w:pPr>
+        <w:pStyle w:val="BodyText"/>
+      </w:pPr>
+      <w:r>
+        <w:t xml:space="preserve">Primary capabilities:</w:t>
+      </w:r>
+    </w:p>
+    <w:p>
+      <w:pPr>
+        <w:pStyle w:val="Compact"/>
+        <w:numPr>
+          <w:ilvl w:val="0"/>
+          <w:numId w:val="1015"/>
+        </w:numPr>
+      </w:pPr>
+      <w:r>
+        <w:t xml:space="preserve">positions</w:t>
+      </w:r>
+    </w:p>
+    <w:p>
+      <w:pPr>
+        <w:pStyle w:val="Compact"/>
+        <w:numPr>
+          <w:ilvl w:val="0"/>
+          <w:numId w:val="1015"/>
+        </w:numPr>
+      </w:pPr>
+      <w:r>
+        <w:t xml:space="preserve">position lifecycle</w:t>
+      </w:r>
+    </w:p>
+    <w:p>
+      <w:pPr>
+        <w:pStyle w:val="Compact"/>
+        <w:numPr>
+          <w:ilvl w:val="0"/>
+          <w:numId w:val="1015"/>
+        </w:numPr>
+      </w:pPr>
+      <w:r>
+        <w:t xml:space="preserve">portfolio state</w:t>
+      </w:r>
+    </w:p>
+    <w:p>
+      <w:pPr>
+        <w:pStyle w:val="Compact"/>
+        <w:numPr>
+          <w:ilvl w:val="0"/>
+          <w:numId w:val="1015"/>
+        </w:numPr>
+      </w:pPr>
+      <w:r>
+        <w:t xml:space="preserve">execution-derived position changes</w:t>
+      </w:r>
+    </w:p>
+    <w:p>
+      <w:pPr>
+        <w:pStyle w:val="Compact"/>
+        <w:numPr>
+          <w:ilvl w:val="0"/>
+          <w:numId w:val="1015"/>
+        </w:numPr>
+      </w:pPr>
+      <w:r>
+        <w:t xml:space="preserve">broker state comparison</w:t>
+      </w:r>
+    </w:p>
+    <w:p>
+      <w:pPr>
+        <w:pStyle w:val="Compact"/>
+        <w:numPr>
+          <w:ilvl w:val="0"/>
+          <w:numId w:val="1015"/>
+        </w:numPr>
+      </w:pPr>
+      <w:r>
+        <w:t xml:space="preserve">discrepancy detection</w:t>
+      </w:r>
+    </w:p>
+    <w:p>
+      <w:pPr>
+        <w:pStyle w:val="Compact"/>
+        <w:numPr>
+          <w:ilvl w:val="0"/>
+          <w:numId w:val="1015"/>
+        </w:numPr>
+      </w:pPr>
+      <w:r>
+        <w:t xml:space="preserve">discrepancy classification</w:t>
+      </w:r>
+    </w:p>
+    <w:p>
+      <w:pPr>
+        <w:pStyle w:val="Compact"/>
+        <w:numPr>
+          <w:ilvl w:val="0"/>
+          <w:numId w:val="1015"/>
+        </w:numPr>
+      </w:pPr>
+      <w:r>
+        <w:t xml:space="preserve">action-required state</w:t>
+      </w:r>
+    </w:p>
+    <w:p>
+      <w:pPr>
+        <w:pStyle w:val="Compact"/>
+        <w:numPr>
+          <w:ilvl w:val="0"/>
+          <w:numId w:val="1015"/>
+        </w:numPr>
+      </w:pPr>
+      <w:r>
+        <w:t xml:space="preserve">reconciliation presentation</w:t>
+      </w:r>
+    </w:p>
+    <w:p>
+      <w:pPr>
+        <w:pStyle w:val="FirstParagraph"/>
+      </w:pPr>
+      <w:r>
+        <w:t xml:space="preserve">Required technical outcomes:</w:t>
+      </w:r>
+    </w:p>
+    <w:p>
+      <w:pPr>
+        <w:pStyle w:val="Compact"/>
+        <w:numPr>
+          <w:ilvl w:val="0"/>
+          <w:numId w:val="1016"/>
+        </w:numPr>
+      </w:pPr>
+      <w:r>
+        <w:t xml:space="preserve">local business state remains explicit</w:t>
+      </w:r>
+    </w:p>
+    <w:p>
+      <w:pPr>
+        <w:pStyle w:val="Compact"/>
+        <w:numPr>
+          <w:ilvl w:val="0"/>
+          <w:numId w:val="1016"/>
+        </w:numPr>
+      </w:pPr>
+      <w:r>
+        <w:t xml:space="preserve">broker state remains externally derived state</w:t>
+      </w:r>
+    </w:p>
+    <w:p>
+      <w:pPr>
+        <w:pStyle w:val="Compact"/>
+        <w:numPr>
+          <w:ilvl w:val="0"/>
+          <w:numId w:val="1016"/>
+        </w:numPr>
+      </w:pPr>
+      <w:r>
+        <w:t xml:space="preserve">position state is not inferred from UI state</w:t>
+      </w:r>
+    </w:p>
+    <w:p>
+      <w:pPr>
+        <w:pStyle w:val="Compact"/>
+        <w:numPr>
+          <w:ilvl w:val="0"/>
+          <w:numId w:val="1016"/>
+        </w:numPr>
+      </w:pPr>
+      <w:r>
+        <w:t xml:space="preserve">reconciliation observation is separated from repair</w:t>
+      </w:r>
+    </w:p>
+    <w:p>
+      <w:pPr>
+        <w:pStyle w:val="Compact"/>
+        <w:numPr>
+          <w:ilvl w:val="0"/>
+          <w:numId w:val="1016"/>
+        </w:numPr>
+      </w:pPr>
+      <w:r>
+        <w:t xml:space="preserve">monitoring does not repair Domain state</w:t>
+      </w:r>
+    </w:p>
+    <w:p>
+      <w:pPr>
+        <w:pStyle w:val="Compact"/>
+        <w:numPr>
+          <w:ilvl w:val="0"/>
+          <w:numId w:val="1016"/>
+        </w:numPr>
+      </w:pPr>
+      <w:r>
+        <w:t xml:space="preserve">logging does not repair Domain state</w:t>
       </w:r>
     </w:p>
     <w:p>
@@ -1321,13 +2824,3305 @@
         </w:pict>
       </w:r>
     </w:p>
-    <w:bookmarkEnd w:id="22"/>
-    <w:bookmarkStart w:id="23" w:name="related-documents"/>
+    <w:bookmarkEnd w:id="24"/>
+    <w:bookmarkStart w:id="25" w:name="phase-5-reconciliation"/>
     <w:p>
       <w:pPr>
         <w:pStyle w:val="Heading1"/>
       </w:pPr>
       <w:r>
+        <w:t xml:space="preserve">Phase 5 Reconciliation</w:t>
+      </w:r>
+    </w:p>
+    <w:p>
+      <w:pPr>
+        <w:pStyle w:val="FirstParagraph"/>
+      </w:pPr>
+      <w:r>
+        <w:t xml:space="preserve">Reconciliation may identify:</w:t>
+      </w:r>
+    </w:p>
+    <w:p>
+      <w:pPr>
+        <w:pStyle w:val="Compact"/>
+        <w:numPr>
+          <w:ilvl w:val="0"/>
+          <w:numId w:val="1017"/>
+        </w:numPr>
+      </w:pPr>
+      <w:r>
+        <w:t xml:space="preserve">missing local order</w:t>
+      </w:r>
+    </w:p>
+    <w:p>
+      <w:pPr>
+        <w:pStyle w:val="Compact"/>
+        <w:numPr>
+          <w:ilvl w:val="0"/>
+          <w:numId w:val="1017"/>
+        </w:numPr>
+      </w:pPr>
+      <w:r>
+        <w:t xml:space="preserve">missing broker order</w:t>
+      </w:r>
+    </w:p>
+    <w:p>
+      <w:pPr>
+        <w:pStyle w:val="Compact"/>
+        <w:numPr>
+          <w:ilvl w:val="0"/>
+          <w:numId w:val="1017"/>
+        </w:numPr>
+      </w:pPr>
+      <w:r>
+        <w:t xml:space="preserve">order state mismatch</w:t>
+      </w:r>
+    </w:p>
+    <w:p>
+      <w:pPr>
+        <w:pStyle w:val="Compact"/>
+        <w:numPr>
+          <w:ilvl w:val="0"/>
+          <w:numId w:val="1017"/>
+        </w:numPr>
+      </w:pPr>
+      <w:r>
+        <w:t xml:space="preserve">position state mismatch</w:t>
+      </w:r>
+    </w:p>
+    <w:p>
+      <w:pPr>
+        <w:pStyle w:val="Compact"/>
+        <w:numPr>
+          <w:ilvl w:val="0"/>
+          <w:numId w:val="1017"/>
+        </w:numPr>
+      </w:pPr>
+      <w:r>
+        <w:t xml:space="preserve">quantity mismatch</w:t>
+      </w:r>
+    </w:p>
+    <w:p>
+      <w:pPr>
+        <w:pStyle w:val="FirstParagraph"/>
+      </w:pPr>
+      <w:r>
+        <w:t xml:space="preserve">The initial reconciliation workflow should:</w:t>
+      </w:r>
+    </w:p>
+    <w:p>
+      <w:pPr>
+        <w:pStyle w:val="SourceCode"/>
+      </w:pPr>
+      <w:r>
+        <w:rPr>
+          <w:rStyle w:val="VerbatimChar"/>
+        </w:rPr>
+        <w:t xml:space="preserve">Load Local State</w:t>
+      </w:r>
+      <w:r>
+        <w:br/>
+      </w:r>
+      <w:r>
+        <w:rPr>
+          <w:rStyle w:val="VerbatimChar"/>
+        </w:rPr>
+        <w:t xml:space="preserve">        ↓</w:t>
+      </w:r>
+      <w:r>
+        <w:br/>
+      </w:r>
+      <w:r>
+        <w:rPr>
+          <w:rStyle w:val="VerbatimChar"/>
+        </w:rPr>
+        <w:t xml:space="preserve">Load Broker State</w:t>
+      </w:r>
+      <w:r>
+        <w:br/>
+      </w:r>
+      <w:r>
+        <w:rPr>
+          <w:rStyle w:val="VerbatimChar"/>
+        </w:rPr>
+        <w:t xml:space="preserve">        ↓</w:t>
+      </w:r>
+      <w:r>
+        <w:br/>
+      </w:r>
+      <w:r>
+        <w:rPr>
+          <w:rStyle w:val="VerbatimChar"/>
+        </w:rPr>
+        <w:t xml:space="preserve">Compare</w:t>
+      </w:r>
+      <w:r>
+        <w:br/>
+      </w:r>
+      <w:r>
+        <w:rPr>
+          <w:rStyle w:val="VerbatimChar"/>
+        </w:rPr>
+        <w:t xml:space="preserve">        ↓</w:t>
+      </w:r>
+      <w:r>
+        <w:br/>
+      </w:r>
+      <w:r>
+        <w:rPr>
+          <w:rStyle w:val="VerbatimChar"/>
+        </w:rPr>
+        <w:t xml:space="preserve">Classify Discrepancy</w:t>
+      </w:r>
+      <w:r>
+        <w:br/>
+      </w:r>
+      <w:r>
+        <w:rPr>
+          <w:rStyle w:val="VerbatimChar"/>
+        </w:rPr>
+        <w:t xml:space="preserve">        ↓</w:t>
+      </w:r>
+      <w:r>
+        <w:br/>
+      </w:r>
+      <w:r>
+        <w:rPr>
+          <w:rStyle w:val="VerbatimChar"/>
+        </w:rPr>
+        <w:t xml:space="preserve">Expose Action-Required State</w:t>
+      </w:r>
+    </w:p>
+    <w:p>
+      <w:pPr>
+        <w:pStyle w:val="FirstParagraph"/>
+      </w:pPr>
+      <w:r>
+        <w:t xml:space="preserve">Repair requires an explicit Application workflow.</w:t>
+      </w:r>
+    </w:p>
+    <w:p>
+      <w:pPr>
+        <w:pStyle w:val="BodyText"/>
+      </w:pPr>
+      <w:r>
+        <w:t xml:space="preserve">Do not silently rewrite business history.</w:t>
+      </w:r>
+    </w:p>
+    <w:p>
+      <w:r>
+        <w:pict>
+          <v:rect style="width:0;height:1.5pt" o:hralign="center" o:hrstd="t" o:hr="t"/>
+        </w:pict>
+      </w:r>
+    </w:p>
+    <w:bookmarkEnd w:id="25"/>
+    <w:bookmarkStart w:id="26" w:name="phase-5-validation"/>
+    <w:p>
+      <w:pPr>
+        <w:pStyle w:val="Heading1"/>
+      </w:pPr>
+      <w:r>
+        <w:t xml:space="preserve">Phase 5 Validation</w:t>
+      </w:r>
+    </w:p>
+    <w:p>
+      <w:pPr>
+        <w:pStyle w:val="FirstParagraph"/>
+      </w:pPr>
+      <w:r>
+        <w:t xml:space="preserve">Required validation includes where implemented:</w:t>
+      </w:r>
+    </w:p>
+    <w:p>
+      <w:pPr>
+        <w:pStyle w:val="Compact"/>
+        <w:numPr>
+          <w:ilvl w:val="0"/>
+          <w:numId w:val="1018"/>
+        </w:numPr>
+      </w:pPr>
+      <w:r>
+        <w:t xml:space="preserve">position opening</w:t>
+      </w:r>
+    </w:p>
+    <w:p>
+      <w:pPr>
+        <w:pStyle w:val="Compact"/>
+        <w:numPr>
+          <w:ilvl w:val="0"/>
+          <w:numId w:val="1018"/>
+        </w:numPr>
+      </w:pPr>
+      <w:r>
+        <w:t xml:space="preserve">position update</w:t>
+      </w:r>
+    </w:p>
+    <w:p>
+      <w:pPr>
+        <w:pStyle w:val="Compact"/>
+        <w:numPr>
+          <w:ilvl w:val="0"/>
+          <w:numId w:val="1018"/>
+        </w:numPr>
+      </w:pPr>
+      <w:r>
+        <w:t xml:space="preserve">partial quantity changes</w:t>
+      </w:r>
+    </w:p>
+    <w:p>
+      <w:pPr>
+        <w:pStyle w:val="Compact"/>
+        <w:numPr>
+          <w:ilvl w:val="0"/>
+          <w:numId w:val="1018"/>
+        </w:numPr>
+      </w:pPr>
+      <w:r>
+        <w:t xml:space="preserve">position closing</w:t>
+      </w:r>
+    </w:p>
+    <w:p>
+      <w:pPr>
+        <w:pStyle w:val="Compact"/>
+        <w:numPr>
+          <w:ilvl w:val="0"/>
+          <w:numId w:val="1018"/>
+        </w:numPr>
+      </w:pPr>
+      <w:r>
+        <w:t xml:space="preserve">position persistence</w:t>
+      </w:r>
+    </w:p>
+    <w:p>
+      <w:pPr>
+        <w:pStyle w:val="Compact"/>
+        <w:numPr>
+          <w:ilvl w:val="0"/>
+          <w:numId w:val="1018"/>
+        </w:numPr>
+      </w:pPr>
+      <w:r>
+        <w:t xml:space="preserve">no-discrepancy reconciliation</w:t>
+      </w:r>
+    </w:p>
+    <w:p>
+      <w:pPr>
+        <w:pStyle w:val="Compact"/>
+        <w:numPr>
+          <w:ilvl w:val="0"/>
+          <w:numId w:val="1018"/>
+        </w:numPr>
+      </w:pPr>
+      <w:r>
+        <w:t xml:space="preserve">discrepancy detection</w:t>
+      </w:r>
+    </w:p>
+    <w:p>
+      <w:pPr>
+        <w:pStyle w:val="Compact"/>
+        <w:numPr>
+          <w:ilvl w:val="0"/>
+          <w:numId w:val="1018"/>
+        </w:numPr>
+      </w:pPr>
+      <w:r>
+        <w:t xml:space="preserve">discrepancy classification</w:t>
+      </w:r>
+    </w:p>
+    <w:p>
+      <w:pPr>
+        <w:pStyle w:val="Compact"/>
+        <w:numPr>
+          <w:ilvl w:val="0"/>
+          <w:numId w:val="1018"/>
+        </w:numPr>
+      </w:pPr>
+      <w:r>
+        <w:t xml:space="preserve">reconciliation failure</w:t>
+      </w:r>
+    </w:p>
+    <w:p>
+      <w:pPr>
+        <w:pStyle w:val="Compact"/>
+        <w:numPr>
+          <w:ilvl w:val="0"/>
+          <w:numId w:val="1018"/>
+        </w:numPr>
+      </w:pPr>
+      <w:r>
+        <w:t xml:space="preserve">repeated reconciliation invocation</w:t>
+      </w:r>
+    </w:p>
+    <w:p>
+      <w:pPr>
+        <w:pStyle w:val="FirstParagraph"/>
+      </w:pPr>
+      <w:r>
+        <w:t xml:space="preserve">If repair workflows are introduced, they require separate authorization and regression tests.</w:t>
+      </w:r>
+    </w:p>
+    <w:p>
+      <w:r>
+        <w:pict>
+          <v:rect style="width:0;height:1.5pt" o:hralign="center" o:hrstd="t" o:hr="t"/>
+        </w:pict>
+      </w:r>
+    </w:p>
+    <w:bookmarkEnd w:id="26"/>
+    <w:bookmarkStart w:id="27" w:name="phase-6-risk-management"/>
+    <w:p>
+      <w:pPr>
+        <w:pStyle w:val="Heading1"/>
+      </w:pPr>
+      <w:r>
+        <w:t xml:space="preserve">Phase 6 – Risk Management</w:t>
+      </w:r>
+    </w:p>
+    <w:p>
+      <w:pPr>
+        <w:pStyle w:val="FirstParagraph"/>
+      </w:pPr>
+      <w:r>
+        <w:t xml:space="preserve">Objective:</w:t>
+      </w:r>
+    </w:p>
+    <w:p>
+      <w:pPr>
+        <w:pStyle w:val="BodyText"/>
+      </w:pPr>
+      <w:r>
+        <w:t xml:space="preserve">Deliver explicit risk capabilities based on implemented Trading Cockpit workflows.</w:t>
+      </w:r>
+    </w:p>
+    <w:p>
+      <w:pPr>
+        <w:pStyle w:val="BodyText"/>
+      </w:pPr>
+      <w:r>
+        <w:t xml:space="preserve">Primary capabilities may include:</w:t>
+      </w:r>
+    </w:p>
+    <w:p>
+      <w:pPr>
+        <w:pStyle w:val="Compact"/>
+        <w:numPr>
+          <w:ilvl w:val="0"/>
+          <w:numId w:val="1019"/>
+        </w:numPr>
+      </w:pPr>
+      <w:r>
+        <w:t xml:space="preserve">order risk validation</w:t>
+      </w:r>
+    </w:p>
+    <w:p>
+      <w:pPr>
+        <w:pStyle w:val="Compact"/>
+        <w:numPr>
+          <w:ilvl w:val="0"/>
+          <w:numId w:val="1019"/>
+        </w:numPr>
+      </w:pPr>
+      <w:r>
+        <w:t xml:space="preserve">position risk</w:t>
+      </w:r>
+    </w:p>
+    <w:p>
+      <w:pPr>
+        <w:pStyle w:val="Compact"/>
+        <w:numPr>
+          <w:ilvl w:val="0"/>
+          <w:numId w:val="1019"/>
+        </w:numPr>
+      </w:pPr>
+      <w:r>
+        <w:t xml:space="preserve">portfolio exposure</w:t>
+      </w:r>
+    </w:p>
+    <w:p>
+      <w:pPr>
+        <w:pStyle w:val="Compact"/>
+        <w:numPr>
+          <w:ilvl w:val="0"/>
+          <w:numId w:val="1019"/>
+        </w:numPr>
+      </w:pPr>
+      <w:r>
+        <w:t xml:space="preserve">concentration</w:t>
+      </w:r>
+    </w:p>
+    <w:p>
+      <w:pPr>
+        <w:pStyle w:val="Compact"/>
+        <w:numPr>
+          <w:ilvl w:val="0"/>
+          <w:numId w:val="1019"/>
+        </w:numPr>
+      </w:pPr>
+      <w:r>
+        <w:t xml:space="preserve">trading limits</w:t>
+      </w:r>
+    </w:p>
+    <w:p>
+      <w:pPr>
+        <w:pStyle w:val="Compact"/>
+        <w:numPr>
+          <w:ilvl w:val="0"/>
+          <w:numId w:val="1019"/>
+        </w:numPr>
+      </w:pPr>
+      <w:r>
+        <w:t xml:space="preserve">risk alerts</w:t>
+      </w:r>
+    </w:p>
+    <w:p>
+      <w:pPr>
+        <w:pStyle w:val="Compact"/>
+        <w:numPr>
+          <w:ilvl w:val="0"/>
+          <w:numId w:val="1019"/>
+        </w:numPr>
+      </w:pPr>
+      <w:r>
+        <w:t xml:space="preserve">risk presentation</w:t>
+      </w:r>
+    </w:p>
+    <w:p>
+      <w:pPr>
+        <w:pStyle w:val="FirstParagraph"/>
+      </w:pPr>
+      <w:r>
+        <w:t xml:space="preserve">Risk Management shall evolve from concrete Trading Cockpit requirements.</w:t>
+      </w:r>
+    </w:p>
+    <w:p>
+      <w:pPr>
+        <w:pStyle w:val="BodyText"/>
+      </w:pPr>
+      <w:r>
+        <w:t xml:space="preserve">Do not build a generic enterprise risk framework without demonstrated product need.</w:t>
+      </w:r>
+    </w:p>
+    <w:p>
+      <w:r>
+        <w:pict>
+          <v:rect style="width:0;height:1.5pt" o:hralign="center" o:hrstd="t" o:hr="t"/>
+        </w:pict>
+      </w:r>
+    </w:p>
+    <w:bookmarkEnd w:id="27"/>
+    <w:bookmarkStart w:id="28" w:name="phase-6-risk-ownership"/>
+    <w:p>
+      <w:pPr>
+        <w:pStyle w:val="Heading1"/>
+      </w:pPr>
+      <w:r>
+        <w:t xml:space="preserve">Phase 6 Risk Ownership</w:t>
+      </w:r>
+    </w:p>
+    <w:p>
+      <w:pPr>
+        <w:pStyle w:val="FirstParagraph"/>
+      </w:pPr>
+      <w:r>
+        <w:t xml:space="preserve">Risk rules belong to Domain or Application according to responsibility.</w:t>
+      </w:r>
+    </w:p>
+    <w:p>
+      <w:pPr>
+        <w:pStyle w:val="BodyText"/>
+      </w:pPr>
+      <w:r>
+        <w:t xml:space="preserve">Broker adapters shall not own:</w:t>
+      </w:r>
+    </w:p>
+    <w:p>
+      <w:pPr>
+        <w:pStyle w:val="Compact"/>
+        <w:numPr>
+          <w:ilvl w:val="0"/>
+          <w:numId w:val="1020"/>
+        </w:numPr>
+      </w:pPr>
+      <w:r>
+        <w:t xml:space="preserve">portfolio risk decisions</w:t>
+      </w:r>
+    </w:p>
+    <w:p>
+      <w:pPr>
+        <w:pStyle w:val="Compact"/>
+        <w:numPr>
+          <w:ilvl w:val="0"/>
+          <w:numId w:val="1020"/>
+        </w:numPr>
+      </w:pPr>
+      <w:r>
+        <w:t xml:space="preserve">candidate acceptance rules</w:t>
+      </w:r>
+    </w:p>
+    <w:p>
+      <w:pPr>
+        <w:pStyle w:val="Compact"/>
+        <w:numPr>
+          <w:ilvl w:val="0"/>
+          <w:numId w:val="1020"/>
+        </w:numPr>
+      </w:pPr>
+      <w:r>
+        <w:t xml:space="preserve">order risk policy</w:t>
+      </w:r>
+    </w:p>
+    <w:p>
+      <w:pPr>
+        <w:pStyle w:val="FirstParagraph"/>
+      </w:pPr>
+      <w:r>
+        <w:t xml:space="preserve">Presentation shall not implement risk decisions.</w:t>
+      </w:r>
+    </w:p>
+    <w:p>
+      <w:pPr>
+        <w:pStyle w:val="BodyText"/>
+      </w:pPr>
+      <w:r>
+        <w:t xml:space="preserve">Risk validation affecting order submission shall occur before the external order side effect.</w:t>
+      </w:r>
+    </w:p>
+    <w:p>
+      <w:r>
+        <w:pict>
+          <v:rect style="width:0;height:1.5pt" o:hralign="center" o:hrstd="t" o:hr="t"/>
+        </w:pict>
+      </w:r>
+    </w:p>
+    <w:bookmarkEnd w:id="28"/>
+    <w:bookmarkStart w:id="29" w:name="phase-6-validation"/>
+    <w:p>
+      <w:pPr>
+        <w:pStyle w:val="Heading1"/>
+      </w:pPr>
+      <w:r>
+        <w:t xml:space="preserve">Phase 6 Validation</w:t>
+      </w:r>
+    </w:p>
+    <w:p>
+      <w:pPr>
+        <w:pStyle w:val="FirstParagraph"/>
+      </w:pPr>
+      <w:r>
+        <w:t xml:space="preserve">Required validation includes where implemented:</w:t>
+      </w:r>
+    </w:p>
+    <w:p>
+      <w:pPr>
+        <w:pStyle w:val="Compact"/>
+        <w:numPr>
+          <w:ilvl w:val="0"/>
+          <w:numId w:val="1021"/>
+        </w:numPr>
+      </w:pPr>
+      <w:r>
+        <w:t xml:space="preserve">valid risk state</w:t>
+      </w:r>
+    </w:p>
+    <w:p>
+      <w:pPr>
+        <w:pStyle w:val="Compact"/>
+        <w:numPr>
+          <w:ilvl w:val="0"/>
+          <w:numId w:val="1021"/>
+        </w:numPr>
+      </w:pPr>
+      <w:r>
+        <w:t xml:space="preserve">invalid risk state</w:t>
+      </w:r>
+    </w:p>
+    <w:p>
+      <w:pPr>
+        <w:pStyle w:val="Compact"/>
+        <w:numPr>
+          <w:ilvl w:val="0"/>
+          <w:numId w:val="1021"/>
+        </w:numPr>
+      </w:pPr>
+      <w:r>
+        <w:t xml:space="preserve">order risk rejection</w:t>
+      </w:r>
+    </w:p>
+    <w:p>
+      <w:pPr>
+        <w:pStyle w:val="Compact"/>
+        <w:numPr>
+          <w:ilvl w:val="0"/>
+          <w:numId w:val="1021"/>
+        </w:numPr>
+      </w:pPr>
+      <w:r>
+        <w:t xml:space="preserve">limit boundary conditions</w:t>
+      </w:r>
+    </w:p>
+    <w:p>
+      <w:pPr>
+        <w:pStyle w:val="Compact"/>
+        <w:numPr>
+          <w:ilvl w:val="0"/>
+          <w:numId w:val="1021"/>
+        </w:numPr>
+      </w:pPr>
+      <w:r>
+        <w:t xml:space="preserve">unavailable financial data</w:t>
+      </w:r>
+    </w:p>
+    <w:p>
+      <w:pPr>
+        <w:pStyle w:val="Compact"/>
+        <w:numPr>
+          <w:ilvl w:val="0"/>
+          <w:numId w:val="1021"/>
+        </w:numPr>
+      </w:pPr>
+      <w:r>
+        <w:t xml:space="preserve">portfolio exposure calculations</w:t>
+      </w:r>
+    </w:p>
+    <w:p>
+      <w:pPr>
+        <w:pStyle w:val="Compact"/>
+        <w:numPr>
+          <w:ilvl w:val="0"/>
+          <w:numId w:val="1021"/>
+        </w:numPr>
+      </w:pPr>
+      <w:r>
+        <w:t xml:space="preserve">deterministic financial precision</w:t>
+      </w:r>
+    </w:p>
+    <w:p>
+      <w:pPr>
+        <w:pStyle w:val="FirstParagraph"/>
+      </w:pPr>
+      <w:r>
+        <w:t xml:space="preserve">Risk tests shall preserve the distinction between unavailable values and zero.</w:t>
+      </w:r>
+    </w:p>
+    <w:p>
+      <w:r>
+        <w:pict>
+          <v:rect style="width:0;height:1.5pt" o:hralign="center" o:hrstd="t" o:hr="t"/>
+        </w:pict>
+      </w:r>
+    </w:p>
+    <w:bookmarkEnd w:id="29"/>
+    <w:bookmarkStart w:id="30" w:name="phase-7-reporting-and-analytics"/>
+    <w:p>
+      <w:pPr>
+        <w:pStyle w:val="Heading1"/>
+      </w:pPr>
+      <w:r>
+        <w:t xml:space="preserve">Phase 7 – Reporting and Analytics</w:t>
+      </w:r>
+    </w:p>
+    <w:p>
+      <w:pPr>
+        <w:pStyle w:val="FirstParagraph"/>
+      </w:pPr>
+      <w:r>
+        <w:t xml:space="preserve">Objective:</w:t>
+      </w:r>
+    </w:p>
+    <w:p>
+      <w:pPr>
+        <w:pStyle w:val="BodyText"/>
+      </w:pPr>
+      <w:r>
+        <w:t xml:space="preserve">Deliver traceable reporting and analytics for implemented Trading Cockpit capabilities.</w:t>
+      </w:r>
+    </w:p>
+    <w:p>
+      <w:pPr>
+        <w:pStyle w:val="BodyText"/>
+      </w:pPr>
+      <w:r>
+        <w:t xml:space="preserve">Primary capabilities may include:</w:t>
+      </w:r>
+    </w:p>
+    <w:p>
+      <w:pPr>
+        <w:pStyle w:val="Compact"/>
+        <w:numPr>
+          <w:ilvl w:val="0"/>
+          <w:numId w:val="1022"/>
+        </w:numPr>
+      </w:pPr>
+      <w:r>
+        <w:t xml:space="preserve">reporting</w:t>
+      </w:r>
+    </w:p>
+    <w:p>
+      <w:pPr>
+        <w:pStyle w:val="Compact"/>
+        <w:numPr>
+          <w:ilvl w:val="0"/>
+          <w:numId w:val="1022"/>
+        </w:numPr>
+      </w:pPr>
+      <w:r>
+        <w:t xml:space="preserve">performance analysis</w:t>
+      </w:r>
+    </w:p>
+    <w:p>
+      <w:pPr>
+        <w:pStyle w:val="Compact"/>
+        <w:numPr>
+          <w:ilvl w:val="0"/>
+          <w:numId w:val="1022"/>
+        </w:numPr>
+      </w:pPr>
+      <w:r>
+        <w:t xml:space="preserve">trading journal</w:t>
+      </w:r>
+    </w:p>
+    <w:p>
+      <w:pPr>
+        <w:pStyle w:val="Compact"/>
+        <w:numPr>
+          <w:ilvl w:val="0"/>
+          <w:numId w:val="1022"/>
+        </w:numPr>
+      </w:pPr>
+      <w:r>
+        <w:t xml:space="preserve">execution analysis</w:t>
+      </w:r>
+    </w:p>
+    <w:p>
+      <w:pPr>
+        <w:pStyle w:val="Compact"/>
+        <w:numPr>
+          <w:ilvl w:val="0"/>
+          <w:numId w:val="1022"/>
+        </w:numPr>
+      </w:pPr>
+      <w:r>
+        <w:t xml:space="preserve">risk analytics</w:t>
+      </w:r>
+    </w:p>
+    <w:p>
+      <w:pPr>
+        <w:pStyle w:val="Compact"/>
+        <w:numPr>
+          <w:ilvl w:val="0"/>
+          <w:numId w:val="1022"/>
+        </w:numPr>
+      </w:pPr>
+      <w:r>
+        <w:t xml:space="preserve">operational analytics</w:t>
+      </w:r>
+    </w:p>
+    <w:p>
+      <w:pPr>
+        <w:pStyle w:val="Compact"/>
+        <w:numPr>
+          <w:ilvl w:val="0"/>
+          <w:numId w:val="1022"/>
+        </w:numPr>
+      </w:pPr>
+      <w:r>
+        <w:t xml:space="preserve">statistics</w:t>
+      </w:r>
+    </w:p>
+    <w:p>
+      <w:pPr>
+        <w:pStyle w:val="FirstParagraph"/>
+      </w:pPr>
+      <w:r>
+        <w:t xml:space="preserve">AI-assisted insights may be evaluated when concrete product requirements and reliable source data exist.</w:t>
+      </w:r>
+    </w:p>
+    <w:p>
+      <w:pPr>
+        <w:pStyle w:val="BodyText"/>
+      </w:pPr>
+      <w:r>
+        <w:t xml:space="preserve">AI functionality is not a mandatory platform milestone.</w:t>
+      </w:r>
+    </w:p>
+    <w:p>
+      <w:r>
+        <w:pict>
+          <v:rect style="width:0;height:1.5pt" o:hralign="center" o:hrstd="t" o:hr="t"/>
+        </w:pict>
+      </w:r>
+    </w:p>
+    <w:bookmarkEnd w:id="30"/>
+    <w:bookmarkStart w:id="31" w:name="phase-7-data-principles"/>
+    <w:p>
+      <w:pPr>
+        <w:pStyle w:val="Heading1"/>
+      </w:pPr>
+      <w:r>
+        <w:t xml:space="preserve">Phase 7 Data Principles</w:t>
+      </w:r>
+    </w:p>
+    <w:p>
+      <w:pPr>
+        <w:pStyle w:val="FirstParagraph"/>
+      </w:pPr>
+      <w:r>
+        <w:t xml:space="preserve">Reporting and analytics shall use explicit source semantics.</w:t>
+      </w:r>
+    </w:p>
+    <w:p>
+      <w:pPr>
+        <w:pStyle w:val="BodyText"/>
+      </w:pPr>
+      <w:r>
+        <w:t xml:space="preserve">Reports shall distinguish where relevant:</w:t>
+      </w:r>
+    </w:p>
+    <w:p>
+      <w:pPr>
+        <w:pStyle w:val="Compact"/>
+        <w:numPr>
+          <w:ilvl w:val="0"/>
+          <w:numId w:val="1023"/>
+        </w:numPr>
+      </w:pPr>
+      <w:r>
+        <w:t xml:space="preserve">local business state</w:t>
+      </w:r>
+    </w:p>
+    <w:p>
+      <w:pPr>
+        <w:pStyle w:val="Compact"/>
+        <w:numPr>
+          <w:ilvl w:val="0"/>
+          <w:numId w:val="1023"/>
+        </w:numPr>
+      </w:pPr>
+      <w:r>
+        <w:t xml:space="preserve">broker-derived state</w:t>
+      </w:r>
+    </w:p>
+    <w:p>
+      <w:pPr>
+        <w:pStyle w:val="Compact"/>
+        <w:numPr>
+          <w:ilvl w:val="0"/>
+          <w:numId w:val="1023"/>
+        </w:numPr>
+      </w:pPr>
+      <w:r>
+        <w:t xml:space="preserve">market data state</w:t>
+      </w:r>
+    </w:p>
+    <w:p>
+      <w:pPr>
+        <w:pStyle w:val="Compact"/>
+        <w:numPr>
+          <w:ilvl w:val="0"/>
+          <w:numId w:val="1023"/>
+        </w:numPr>
+      </w:pPr>
+      <w:r>
+        <w:t xml:space="preserve">reconciled state</w:t>
+      </w:r>
+    </w:p>
+    <w:p>
+      <w:pPr>
+        <w:pStyle w:val="FirstParagraph"/>
+      </w:pPr>
+      <w:r>
+        <w:t xml:space="preserve">Do not silently invent missing financial values.</w:t>
+      </w:r>
+    </w:p>
+    <w:p>
+      <w:pPr>
+        <w:pStyle w:val="BodyText"/>
+      </w:pPr>
+      <w:r>
+        <w:t xml:space="preserve">Derived analytics shall remain traceable to authoritative source data where practical.</w:t>
+      </w:r>
+    </w:p>
+    <w:p>
+      <w:r>
+        <w:pict>
+          <v:rect style="width:0;height:1.5pt" o:hralign="center" o:hrstd="t" o:hr="t"/>
+        </w:pict>
+      </w:r>
+    </w:p>
+    <w:bookmarkEnd w:id="31"/>
+    <w:bookmarkStart w:id="32" w:name="phase-7-validation"/>
+    <w:p>
+      <w:pPr>
+        <w:pStyle w:val="Heading1"/>
+      </w:pPr>
+      <w:r>
+        <w:t xml:space="preserve">Phase 7 Validation</w:t>
+      </w:r>
+    </w:p>
+    <w:p>
+      <w:pPr>
+        <w:pStyle w:val="FirstParagraph"/>
+      </w:pPr>
+      <w:r>
+        <w:t xml:space="preserve">Required validation includes where implemented:</w:t>
+      </w:r>
+    </w:p>
+    <w:p>
+      <w:pPr>
+        <w:pStyle w:val="Compact"/>
+        <w:numPr>
+          <w:ilvl w:val="0"/>
+          <w:numId w:val="1024"/>
+        </w:numPr>
+      </w:pPr>
+      <w:r>
+        <w:t xml:space="preserve">calculation tests</w:t>
+      </w:r>
+    </w:p>
+    <w:p>
+      <w:pPr>
+        <w:pStyle w:val="Compact"/>
+        <w:numPr>
+          <w:ilvl w:val="0"/>
+          <w:numId w:val="1024"/>
+        </w:numPr>
+      </w:pPr>
+      <w:r>
+        <w:t xml:space="preserve">financial precision tests</w:t>
+      </w:r>
+    </w:p>
+    <w:p>
+      <w:pPr>
+        <w:pStyle w:val="Compact"/>
+        <w:numPr>
+          <w:ilvl w:val="0"/>
+          <w:numId w:val="1024"/>
+        </w:numPr>
+      </w:pPr>
+      <w:r>
+        <w:t xml:space="preserve">unavailable data tests</w:t>
+      </w:r>
+    </w:p>
+    <w:p>
+      <w:pPr>
+        <w:pStyle w:val="Compact"/>
+        <w:numPr>
+          <w:ilvl w:val="0"/>
+          <w:numId w:val="1024"/>
+        </w:numPr>
+      </w:pPr>
+      <w:r>
+        <w:t xml:space="preserve">source-state tests</w:t>
+      </w:r>
+    </w:p>
+    <w:p>
+      <w:pPr>
+        <w:pStyle w:val="Compact"/>
+        <w:numPr>
+          <w:ilvl w:val="0"/>
+          <w:numId w:val="1024"/>
+        </w:numPr>
+      </w:pPr>
+      <w:r>
+        <w:t xml:space="preserve">report generation tests</w:t>
+      </w:r>
+    </w:p>
+    <w:p>
+      <w:pPr>
+        <w:pStyle w:val="Compact"/>
+        <w:numPr>
+          <w:ilvl w:val="0"/>
+          <w:numId w:val="1024"/>
+        </w:numPr>
+      </w:pPr>
+      <w:r>
+        <w:t xml:space="preserve">deterministic analytics tests</w:t>
+      </w:r>
+    </w:p>
+    <w:p>
+      <w:pPr>
+        <w:pStyle w:val="FirstParagraph"/>
+      </w:pPr>
+      <w:r>
+        <w:t xml:space="preserve">Analytics tests shall not depend on current market state.</w:t>
+      </w:r>
+    </w:p>
+    <w:p>
+      <w:r>
+        <w:pict>
+          <v:rect style="width:0;height:1.5pt" o:hralign="center" o:hrstd="t" o:hr="t"/>
+        </w:pict>
+      </w:r>
+    </w:p>
+    <w:bookmarkEnd w:id="32"/>
+    <w:bookmarkStart w:id="33" w:name="phase-8-shared-capabilities-as-required"/>
+    <w:p>
+      <w:pPr>
+        <w:pStyle w:val="Heading1"/>
+      </w:pPr>
+      <w:r>
+        <w:t xml:space="preserve">Phase 8 – Shared Capabilities as Required</w:t>
+      </w:r>
+    </w:p>
+    <w:p>
+      <w:pPr>
+        <w:pStyle w:val="FirstParagraph"/>
+      </w:pPr>
+      <w:r>
+        <w:t xml:space="preserve">Objective:</w:t>
+      </w:r>
+    </w:p>
+    <w:p>
+      <w:pPr>
+        <w:pStyle w:val="BodyText"/>
+      </w:pPr>
+      <w:r>
+        <w:t xml:space="preserve">Extract or strengthen shared capabilities only when multiple concrete product capabilities demonstrate the need.</w:t>
+      </w:r>
+    </w:p>
+    <w:p>
+      <w:pPr>
+        <w:pStyle w:val="BodyText"/>
+      </w:pPr>
+      <w:r>
+        <w:t xml:space="preserve">Potential examples:</w:t>
+      </w:r>
+    </w:p>
+    <w:p>
+      <w:pPr>
+        <w:pStyle w:val="Compact"/>
+        <w:numPr>
+          <w:ilvl w:val="0"/>
+          <w:numId w:val="1025"/>
+        </w:numPr>
+      </w:pPr>
+      <w:r>
+        <w:t xml:space="preserve">shared scheduling</w:t>
+      </w:r>
+    </w:p>
+    <w:p>
+      <w:pPr>
+        <w:pStyle w:val="Compact"/>
+        <w:numPr>
+          <w:ilvl w:val="0"/>
+          <w:numId w:val="1025"/>
+        </w:numPr>
+      </w:pPr>
+      <w:r>
+        <w:t xml:space="preserve">shared resource lifecycle</w:t>
+      </w:r>
+    </w:p>
+    <w:p>
+      <w:pPr>
+        <w:pStyle w:val="Compact"/>
+        <w:numPr>
+          <w:ilvl w:val="0"/>
+          <w:numId w:val="1025"/>
+        </w:numPr>
+      </w:pPr>
+      <w:r>
+        <w:t xml:space="preserve">shared messaging</w:t>
+      </w:r>
+    </w:p>
+    <w:p>
+      <w:pPr>
+        <w:pStyle w:val="Compact"/>
+        <w:numPr>
+          <w:ilvl w:val="0"/>
+          <w:numId w:val="1025"/>
+        </w:numPr>
+      </w:pPr>
+      <w:r>
+        <w:t xml:space="preserve">shared transaction coordination</w:t>
+      </w:r>
+    </w:p>
+    <w:p>
+      <w:pPr>
+        <w:pStyle w:val="Compact"/>
+        <w:numPr>
+          <w:ilvl w:val="0"/>
+          <w:numId w:val="1025"/>
+        </w:numPr>
+      </w:pPr>
+      <w:r>
+        <w:t xml:space="preserve">shared import and export</w:t>
+      </w:r>
+    </w:p>
+    <w:p>
+      <w:pPr>
+        <w:pStyle w:val="Compact"/>
+        <w:numPr>
+          <w:ilvl w:val="0"/>
+          <w:numId w:val="1025"/>
+        </w:numPr>
+      </w:pPr>
+      <w:r>
+        <w:t xml:space="preserve">shared extension boundaries</w:t>
+      </w:r>
+    </w:p>
+    <w:p>
+      <w:pPr>
+        <w:pStyle w:val="FirstParagraph"/>
+      </w:pPr>
+      <w:r>
+        <w:t xml:space="preserve">These are not automatic roadmap commitments.</w:t>
+      </w:r>
+    </w:p>
+    <w:p>
+      <w:pPr>
+        <w:pStyle w:val="BodyText"/>
+      </w:pPr>
+      <w:r>
+        <w:t xml:space="preserve">Each shared capability requires:</w:t>
+      </w:r>
+    </w:p>
+    <w:p>
+      <w:pPr>
+        <w:pStyle w:val="Compact"/>
+        <w:numPr>
+          <w:ilvl w:val="0"/>
+          <w:numId w:val="1026"/>
+        </w:numPr>
+      </w:pPr>
+      <w:r>
+        <w:t xml:space="preserve">At least one concrete requirement.</w:t>
+      </w:r>
+    </w:p>
+    <w:p>
+      <w:pPr>
+        <w:pStyle w:val="Compact"/>
+        <w:numPr>
+          <w:ilvl w:val="0"/>
+          <w:numId w:val="1026"/>
+        </w:numPr>
+      </w:pPr>
+      <w:r>
+        <w:t xml:space="preserve">Identified consumers.</w:t>
+      </w:r>
+    </w:p>
+    <w:p>
+      <w:pPr>
+        <w:pStyle w:val="Compact"/>
+        <w:numPr>
+          <w:ilvl w:val="0"/>
+          <w:numId w:val="1026"/>
+        </w:numPr>
+      </w:pPr>
+      <w:r>
+        <w:t xml:space="preserve">Clear ownership.</w:t>
+      </w:r>
+    </w:p>
+    <w:p>
+      <w:pPr>
+        <w:pStyle w:val="Compact"/>
+        <w:numPr>
+          <w:ilvl w:val="0"/>
+          <w:numId w:val="1026"/>
+        </w:numPr>
+      </w:pPr>
+      <w:r>
+        <w:t xml:space="preserve">Defined contract.</w:t>
+      </w:r>
+    </w:p>
+    <w:p>
+      <w:pPr>
+        <w:pStyle w:val="Compact"/>
+        <w:numPr>
+          <w:ilvl w:val="0"/>
+          <w:numId w:val="1026"/>
+        </w:numPr>
+      </w:pPr>
+      <w:r>
+        <w:t xml:space="preserve">Migration analysis.</w:t>
+      </w:r>
+    </w:p>
+    <w:p>
+      <w:pPr>
+        <w:pStyle w:val="Compact"/>
+        <w:numPr>
+          <w:ilvl w:val="0"/>
+          <w:numId w:val="1026"/>
+        </w:numPr>
+      </w:pPr>
+      <w:r>
+        <w:t xml:space="preserve">Test strategy.</w:t>
+      </w:r>
+    </w:p>
+    <w:p>
+      <w:pPr>
+        <w:pStyle w:val="FirstParagraph"/>
+      </w:pPr>
+      <w:r>
+        <w:t xml:space="preserve">Prefer extraction from demonstrated reuse over speculative platform construction.</w:t>
+      </w:r>
+    </w:p>
+    <w:p>
+      <w:r>
+        <w:pict>
+          <v:rect style="width:0;height:1.5pt" o:hralign="center" o:hrstd="t" o:hr="t"/>
+        </w:pict>
+      </w:r>
+    </w:p>
+    <w:bookmarkEnd w:id="33"/>
+    <w:bookmarkStart w:id="34" w:name="plugin-and-extension-strategy"/>
+    <w:p>
+      <w:pPr>
+        <w:pStyle w:val="Heading1"/>
+      </w:pPr>
+      <w:r>
+        <w:t xml:space="preserve">Plugin and Extension Strategy</w:t>
+      </w:r>
+    </w:p>
+    <w:p>
+      <w:pPr>
+        <w:pStyle w:val="FirstParagraph"/>
+      </w:pPr>
+      <w:r>
+        <w:t xml:space="preserve">A Plugin System, Plugin SDK or general extension ecosystem is not a current roadmap milestone.</w:t>
+      </w:r>
+    </w:p>
+    <w:p>
+      <w:pPr>
+        <w:pStyle w:val="BodyText"/>
+      </w:pPr>
+      <w:r>
+        <w:t xml:space="preserve">Such capabilities may be evaluated when:</w:t>
+      </w:r>
+    </w:p>
+    <w:p>
+      <w:pPr>
+        <w:pStyle w:val="Compact"/>
+        <w:numPr>
+          <w:ilvl w:val="0"/>
+          <w:numId w:val="1027"/>
+        </w:numPr>
+      </w:pPr>
+      <w:r>
+        <w:t xml:space="preserve">a concrete extension requirement exists</w:t>
+      </w:r>
+    </w:p>
+    <w:p>
+      <w:pPr>
+        <w:pStyle w:val="Compact"/>
+        <w:numPr>
+          <w:ilvl w:val="0"/>
+          <w:numId w:val="1027"/>
+        </w:numPr>
+      </w:pPr>
+      <w:r>
+        <w:t xml:space="preserve">at least one real extension consumer exists</w:t>
+      </w:r>
+    </w:p>
+    <w:p>
+      <w:pPr>
+        <w:pStyle w:val="Compact"/>
+        <w:numPr>
+          <w:ilvl w:val="0"/>
+          <w:numId w:val="1027"/>
+        </w:numPr>
+      </w:pPr>
+      <w:r>
+        <w:t xml:space="preserve">lifecycle ownership is defined</w:t>
+      </w:r>
+    </w:p>
+    <w:p>
+      <w:pPr>
+        <w:pStyle w:val="Compact"/>
+        <w:numPr>
+          <w:ilvl w:val="0"/>
+          <w:numId w:val="1027"/>
+        </w:numPr>
+      </w:pPr>
+      <w:r>
+        <w:t xml:space="preserve">security impact is understood</w:t>
+      </w:r>
+    </w:p>
+    <w:p>
+      <w:pPr>
+        <w:pStyle w:val="Compact"/>
+        <w:numPr>
+          <w:ilvl w:val="0"/>
+          <w:numId w:val="1027"/>
+        </w:numPr>
+      </w:pPr>
+      <w:r>
+        <w:t xml:space="preserve">compatibility requirements are explicit</w:t>
+      </w:r>
+    </w:p>
+    <w:p>
+      <w:pPr>
+        <w:pStyle w:val="FirstParagraph"/>
+      </w:pPr>
+      <w:r>
+        <w:t xml:space="preserve">Do not introduce plugin infrastructure solely for hypothetical future extensibility.</w:t>
+      </w:r>
+    </w:p>
+    <w:p>
+      <w:r>
+        <w:pict>
+          <v:rect style="width:0;height:1.5pt" o:hralign="center" o:hrstd="t" o:hr="t"/>
+        </w:pict>
+      </w:r>
+    </w:p>
+    <w:bookmarkEnd w:id="34"/>
+    <w:bookmarkStart w:id="35" w:name="public-api-strategy"/>
+    <w:p>
+      <w:pPr>
+        <w:pStyle w:val="Heading1"/>
+      </w:pPr>
+      <w:r>
+        <w:t xml:space="preserve">Public API Strategy</w:t>
+      </w:r>
+    </w:p>
+    <w:p>
+      <w:pPr>
+        <w:pStyle w:val="FirstParagraph"/>
+      </w:pPr>
+      <w:r>
+        <w:t xml:space="preserve">Public APIs are not a default roadmap milestone.</w:t>
+      </w:r>
+    </w:p>
+    <w:p>
+      <w:pPr>
+        <w:pStyle w:val="BodyText"/>
+      </w:pPr>
+      <w:r>
+        <w:t xml:space="preserve">A public API requires:</w:t>
+      </w:r>
+    </w:p>
+    <w:p>
+      <w:pPr>
+        <w:pStyle w:val="Compact"/>
+        <w:numPr>
+          <w:ilvl w:val="0"/>
+          <w:numId w:val="1028"/>
+        </w:numPr>
+      </w:pPr>
+      <w:r>
+        <w:t xml:space="preserve">concrete external consumer</w:t>
+      </w:r>
+    </w:p>
+    <w:p>
+      <w:pPr>
+        <w:pStyle w:val="Compact"/>
+        <w:numPr>
+          <w:ilvl w:val="0"/>
+          <w:numId w:val="1028"/>
+        </w:numPr>
+      </w:pPr>
+      <w:r>
+        <w:t xml:space="preserve">explicit contract ownership</w:t>
+      </w:r>
+    </w:p>
+    <w:p>
+      <w:pPr>
+        <w:pStyle w:val="Compact"/>
+        <w:numPr>
+          <w:ilvl w:val="0"/>
+          <w:numId w:val="1028"/>
+        </w:numPr>
+      </w:pPr>
+      <w:r>
+        <w:t xml:space="preserve">versioning policy</w:t>
+      </w:r>
+    </w:p>
+    <w:p>
+      <w:pPr>
+        <w:pStyle w:val="Compact"/>
+        <w:numPr>
+          <w:ilvl w:val="0"/>
+          <w:numId w:val="1028"/>
+        </w:numPr>
+      </w:pPr>
+      <w:r>
+        <w:t xml:space="preserve">compatibility policy</w:t>
+      </w:r>
+    </w:p>
+    <w:p>
+      <w:pPr>
+        <w:pStyle w:val="Compact"/>
+        <w:numPr>
+          <w:ilvl w:val="0"/>
+          <w:numId w:val="1028"/>
+        </w:numPr>
+      </w:pPr>
+      <w:r>
+        <w:t xml:space="preserve">authentication and authorization requirements</w:t>
+      </w:r>
+    </w:p>
+    <w:p>
+      <w:pPr>
+        <w:pStyle w:val="Compact"/>
+        <w:numPr>
+          <w:ilvl w:val="0"/>
+          <w:numId w:val="1028"/>
+        </w:numPr>
+      </w:pPr>
+      <w:r>
+        <w:t xml:space="preserve">operational ownership</w:t>
+      </w:r>
+    </w:p>
+    <w:p>
+      <w:pPr>
+        <w:pStyle w:val="FirstParagraph"/>
+      </w:pPr>
+      <w:r>
+        <w:t xml:space="preserve">Internal project-owned ports are not automatically public APIs.</w:t>
+      </w:r>
+    </w:p>
+    <w:p>
+      <w:r>
+        <w:pict>
+          <v:rect style="width:0;height:1.5pt" o:hralign="center" o:hrstd="t" o:hr="t"/>
+        </w:pict>
+      </w:r>
+    </w:p>
+    <w:bookmarkEnd w:id="35"/>
+    <w:bookmarkStart w:id="36" w:name="cloud-strategy"/>
+    <w:p>
+      <w:pPr>
+        <w:pStyle w:val="Heading1"/>
+      </w:pPr>
+      <w:r>
+        <w:t xml:space="preserve">Cloud Strategy</w:t>
+      </w:r>
+    </w:p>
+    <w:p>
+      <w:pPr>
+        <w:pStyle w:val="FirstParagraph"/>
+      </w:pPr>
+      <w:r>
+        <w:t xml:space="preserve">Cloud readiness is not a generic roadmap objective.</w:t>
+      </w:r>
+    </w:p>
+    <w:p>
+      <w:pPr>
+        <w:pStyle w:val="BodyText"/>
+      </w:pPr>
+      <w:r>
+        <w:t xml:space="preserve">Cloud-related architecture shall be introduced only when a concrete deployment requirement exists.</w:t>
+      </w:r>
+    </w:p>
+    <w:p>
+      <w:pPr>
+        <w:pStyle w:val="BodyText"/>
+      </w:pPr>
+      <w:r>
+        <w:t xml:space="preserve">Do not redesign local runtime, persistence or integration architecture solely to claim cloud readiness.</w:t>
+      </w:r>
+    </w:p>
+    <w:p>
+      <w:r>
+        <w:pict>
+          <v:rect style="width:0;height:1.5pt" o:hralign="center" o:hrstd="t" o:hr="t"/>
+        </w:pict>
+      </w:r>
+    </w:p>
+    <w:bookmarkEnd w:id="36"/>
+    <w:bookmarkStart w:id="37" w:name="cross-phase-engineering-activities"/>
+    <w:p>
+      <w:pPr>
+        <w:pStyle w:val="Heading1"/>
+      </w:pPr>
+      <w:r>
+        <w:t xml:space="preserve">Cross-Phase Engineering Activities</w:t>
+      </w:r>
+    </w:p>
+    <w:p>
+      <w:pPr>
+        <w:pStyle w:val="FirstParagraph"/>
+      </w:pPr>
+      <w:r>
+        <w:t xml:space="preserve">The following activities continue throughout relevant phases:</w:t>
+      </w:r>
+    </w:p>
+    <w:p>
+      <w:pPr>
+        <w:pStyle w:val="Compact"/>
+        <w:numPr>
+          <w:ilvl w:val="0"/>
+          <w:numId w:val="1029"/>
+        </w:numPr>
+      </w:pPr>
+      <w:r>
+        <w:t xml:space="preserve">focused refactoring</w:t>
+      </w:r>
+    </w:p>
+    <w:p>
+      <w:pPr>
+        <w:pStyle w:val="Compact"/>
+        <w:numPr>
+          <w:ilvl w:val="0"/>
+          <w:numId w:val="1029"/>
+        </w:numPr>
+      </w:pPr>
+      <w:r>
+        <w:t xml:space="preserve">documentation synchronization</w:t>
+      </w:r>
+    </w:p>
+    <w:p>
+      <w:pPr>
+        <w:pStyle w:val="Compact"/>
+        <w:numPr>
+          <w:ilvl w:val="0"/>
+          <w:numId w:val="1029"/>
+        </w:numPr>
+      </w:pPr>
+      <w:r>
+        <w:t xml:space="preserve">automated testing</w:t>
+      </w:r>
+    </w:p>
+    <w:p>
+      <w:pPr>
+        <w:pStyle w:val="Compact"/>
+        <w:numPr>
+          <w:ilvl w:val="0"/>
+          <w:numId w:val="1029"/>
+        </w:numPr>
+      </w:pPr>
+      <w:r>
+        <w:t xml:space="preserve">trading workflow regression protection</w:t>
+      </w:r>
+    </w:p>
+    <w:p>
+      <w:pPr>
+        <w:pStyle w:val="Compact"/>
+        <w:numPr>
+          <w:ilvl w:val="0"/>
+          <w:numId w:val="1029"/>
+        </w:numPr>
+      </w:pPr>
+      <w:r>
+        <w:t xml:space="preserve">architecture boundary validation</w:t>
+      </w:r>
+    </w:p>
+    <w:p>
+      <w:pPr>
+        <w:pStyle w:val="Compact"/>
+        <w:numPr>
+          <w:ilvl w:val="0"/>
+          <w:numId w:val="1029"/>
+        </w:numPr>
+      </w:pPr>
+      <w:r>
+        <w:t xml:space="preserve">source quality verification</w:t>
+      </w:r>
+    </w:p>
+    <w:p>
+      <w:pPr>
+        <w:pStyle w:val="Compact"/>
+        <w:numPr>
+          <w:ilvl w:val="0"/>
+          <w:numId w:val="1029"/>
+        </w:numPr>
+      </w:pPr>
+      <w:r>
+        <w:t xml:space="preserve">security review</w:t>
+      </w:r>
+    </w:p>
+    <w:p>
+      <w:pPr>
+        <w:pStyle w:val="Compact"/>
+        <w:numPr>
+          <w:ilvl w:val="0"/>
+          <w:numId w:val="1029"/>
+        </w:numPr>
+      </w:pPr>
+      <w:r>
+        <w:t xml:space="preserve">dependency maintenance</w:t>
+      </w:r>
+    </w:p>
+    <w:p>
+      <w:pPr>
+        <w:pStyle w:val="Compact"/>
+        <w:numPr>
+          <w:ilvl w:val="0"/>
+          <w:numId w:val="1029"/>
+        </w:numPr>
+      </w:pPr>
+      <w:r>
+        <w:t xml:space="preserve">technical debt reduction</w:t>
+      </w:r>
+    </w:p>
+    <w:p>
+      <w:pPr>
+        <w:pStyle w:val="FirstParagraph"/>
+      </w:pPr>
+      <w:r>
+        <w:t xml:space="preserve">Performance optimization is performed after measurement.</w:t>
+      </w:r>
+    </w:p>
+    <w:p>
+      <w:pPr>
+        <w:pStyle w:val="BodyText"/>
+      </w:pPr>
+      <w:r>
+        <w:t xml:space="preserve">Do not optimize speculative bottlenecks.</w:t>
+      </w:r>
+    </w:p>
+    <w:p>
+      <w:r>
+        <w:pict>
+          <v:rect style="width:0;height:1.5pt" o:hralign="center" o:hrstd="t" o:hr="t"/>
+        </w:pict>
+      </w:r>
+    </w:p>
+    <w:bookmarkEnd w:id="37"/>
+    <w:bookmarkStart w:id="38" w:name="documentation-milestones"/>
+    <w:p>
+      <w:pPr>
+        <w:pStyle w:val="Heading1"/>
+      </w:pPr>
+      <w:r>
+        <w:t xml:space="preserve">Documentation Milestones</w:t>
+      </w:r>
+    </w:p>
+    <w:p>
+      <w:pPr>
+        <w:pStyle w:val="FirstParagraph"/>
+      </w:pPr>
+      <w:r>
+        <w:t xml:space="preserve">Documentation is part of each capability implementation.</w:t>
+      </w:r>
+    </w:p>
+    <w:p>
+      <w:pPr>
+        <w:pStyle w:val="BodyText"/>
+      </w:pPr>
+      <w:r>
+        <w:t xml:space="preserve">When a capability changes documented:</w:t>
+      </w:r>
+    </w:p>
+    <w:p>
+      <w:pPr>
+        <w:pStyle w:val="Compact"/>
+        <w:numPr>
+          <w:ilvl w:val="0"/>
+          <w:numId w:val="1030"/>
+        </w:numPr>
+      </w:pPr>
+      <w:r>
+        <w:t xml:space="preserve">architecture</w:t>
+      </w:r>
+    </w:p>
+    <w:p>
+      <w:pPr>
+        <w:pStyle w:val="Compact"/>
+        <w:numPr>
+          <w:ilvl w:val="0"/>
+          <w:numId w:val="1030"/>
+        </w:numPr>
+      </w:pPr>
+      <w:r>
+        <w:t xml:space="preserve">behaviour</w:t>
+      </w:r>
+    </w:p>
+    <w:p>
+      <w:pPr>
+        <w:pStyle w:val="Compact"/>
+        <w:numPr>
+          <w:ilvl w:val="0"/>
+          <w:numId w:val="1030"/>
+        </w:numPr>
+      </w:pPr>
+      <w:r>
+        <w:t xml:space="preserve">API</w:t>
+      </w:r>
+    </w:p>
+    <w:p>
+      <w:pPr>
+        <w:pStyle w:val="Compact"/>
+        <w:numPr>
+          <w:ilvl w:val="0"/>
+          <w:numId w:val="1030"/>
+        </w:numPr>
+      </w:pPr>
+      <w:r>
+        <w:t xml:space="preserve">configuration</w:t>
+      </w:r>
+    </w:p>
+    <w:p>
+      <w:pPr>
+        <w:pStyle w:val="Compact"/>
+        <w:numPr>
+          <w:ilvl w:val="0"/>
+          <w:numId w:val="1030"/>
+        </w:numPr>
+      </w:pPr>
+      <w:r>
+        <w:t xml:space="preserve">runtime lifecycle</w:t>
+      </w:r>
+    </w:p>
+    <w:p>
+      <w:pPr>
+        <w:pStyle w:val="Compact"/>
+        <w:numPr>
+          <w:ilvl w:val="0"/>
+          <w:numId w:val="1030"/>
+        </w:numPr>
+      </w:pPr>
+      <w:r>
+        <w:t xml:space="preserve">workflow</w:t>
+      </w:r>
+    </w:p>
+    <w:p>
+      <w:pPr>
+        <w:pStyle w:val="Compact"/>
+        <w:numPr>
+          <w:ilvl w:val="0"/>
+          <w:numId w:val="1030"/>
+        </w:numPr>
+      </w:pPr>
+      <w:r>
+        <w:t xml:space="preserve">operational state</w:t>
+      </w:r>
+    </w:p>
+    <w:p>
+      <w:pPr>
+        <w:pStyle w:val="FirstParagraph"/>
+      </w:pPr>
+      <w:r>
+        <w:t xml:space="preserve">the affected Markdown documentation shall be updated before final verification.</w:t>
+      </w:r>
+    </w:p>
+    <w:p>
+      <w:pPr>
+        <w:pStyle w:val="BodyText"/>
+      </w:pPr>
+      <w:r>
+        <w:t xml:space="preserve">When Markdown changes run:</w:t>
+      </w:r>
+    </w:p>
+    <w:p>
+      <w:pPr>
+        <w:pStyle w:val="SourceCode"/>
+      </w:pPr>
+      <w:r>
+        <w:rPr>
+          <w:rStyle w:val="VerbatimChar"/>
+        </w:rPr>
+        <w:t xml:space="preserve">python scripts/generate_docs.py</w:t>
+      </w:r>
+    </w:p>
+    <w:p>
+      <w:pPr>
+        <w:pStyle w:val="FirstParagraph"/>
+      </w:pPr>
+      <w:r>
+        <w:t xml:space="preserve">Documentation generation shall complete successfully before commit.</w:t>
+      </w:r>
+    </w:p>
+    <w:p>
+      <w:r>
+        <w:pict>
+          <v:rect style="width:0;height:1.5pt" o:hralign="center" o:hrstd="t" o:hr="t"/>
+        </w:pict>
+      </w:r>
+    </w:p>
+    <w:bookmarkEnd w:id="38"/>
+    <w:bookmarkStart w:id="39" w:name="testing-milestones"/>
+    <w:p>
+      <w:pPr>
+        <w:pStyle w:val="Heading1"/>
+      </w:pPr>
+      <w:r>
+        <w:t xml:space="preserve">Testing Milestones</w:t>
+      </w:r>
+    </w:p>
+    <w:p>
+      <w:pPr>
+        <w:pStyle w:val="FirstParagraph"/>
+      </w:pPr>
+      <w:r>
+        <w:t xml:space="preserve">Testing depth follows operational risk.</w:t>
+      </w:r>
+    </w:p>
+    <w:p>
+      <w:pPr>
+        <w:pStyle w:val="BodyText"/>
+      </w:pPr>
+      <w:r>
+        <w:t xml:space="preserve">Typical sequence:</w:t>
+      </w:r>
+    </w:p>
+    <w:p>
+      <w:pPr>
+        <w:pStyle w:val="SourceCode"/>
+      </w:pPr>
+      <w:r>
+        <w:rPr>
+          <w:rStyle w:val="VerbatimChar"/>
+        </w:rPr>
+        <w:t xml:space="preserve">Unit Tests</w:t>
+      </w:r>
+      <w:r>
+        <w:br/>
+      </w:r>
+      <w:r>
+        <w:rPr>
+          <w:rStyle w:val="VerbatimChar"/>
+        </w:rPr>
+        <w:t xml:space="preserve">    ↓</w:t>
+      </w:r>
+      <w:r>
+        <w:br/>
+      </w:r>
+      <w:r>
+        <w:rPr>
+          <w:rStyle w:val="VerbatimChar"/>
+        </w:rPr>
+        <w:t xml:space="preserve">Integration Tests</w:t>
+      </w:r>
+      <w:r>
+        <w:br/>
+      </w:r>
+      <w:r>
+        <w:rPr>
+          <w:rStyle w:val="VerbatimChar"/>
+        </w:rPr>
+        <w:t xml:space="preserve">    ↓</w:t>
+      </w:r>
+      <w:r>
+        <w:br/>
+      </w:r>
+      <w:r>
+        <w:rPr>
+          <w:rStyle w:val="VerbatimChar"/>
+        </w:rPr>
+        <w:t xml:space="preserve">Trading Workflow Regression Tests</w:t>
+      </w:r>
+      <w:r>
+        <w:br/>
+      </w:r>
+      <w:r>
+        <w:rPr>
+          <w:rStyle w:val="VerbatimChar"/>
+        </w:rPr>
+        <w:t xml:space="preserve">    ↓</w:t>
+      </w:r>
+      <w:r>
+        <w:br/>
+      </w:r>
+      <w:r>
+        <w:rPr>
+          <w:rStyle w:val="VerbatimChar"/>
+        </w:rPr>
+        <w:t xml:space="preserve">Runtime and System Tests</w:t>
+      </w:r>
+      <w:r>
+        <w:br/>
+      </w:r>
+      <w:r>
+        <w:rPr>
+          <w:rStyle w:val="VerbatimChar"/>
+        </w:rPr>
+        <w:t xml:space="preserve">    ↓</w:t>
+      </w:r>
+      <w:r>
+        <w:br/>
+      </w:r>
+      <w:r>
+        <w:rPr>
+          <w:rStyle w:val="VerbatimChar"/>
+        </w:rPr>
+        <w:t xml:space="preserve">Explicit PAPER Validation</w:t>
+      </w:r>
+    </w:p>
+    <w:p>
+      <w:pPr>
+        <w:pStyle w:val="FirstParagraph"/>
+      </w:pPr>
+      <w:r>
+        <w:t xml:space="preserve">LIVE validation requires explicit approval.</w:t>
+      </w:r>
+    </w:p>
+    <w:p>
+      <w:pPr>
+        <w:pStyle w:val="BodyText"/>
+      </w:pPr>
+      <w:r>
+        <w:t xml:space="preserve">LIVE validation is never part of normal CI.</w:t>
+      </w:r>
+    </w:p>
+    <w:p>
+      <w:r>
+        <w:pict>
+          <v:rect style="width:0;height:1.5pt" o:hralign="center" o:hrstd="t" o:hr="t"/>
+        </w:pict>
+      </w:r>
+    </w:p>
+    <w:bookmarkEnd w:id="39"/>
+    <w:bookmarkStart w:id="40" w:name="architecture-evolution"/>
+    <w:p>
+      <w:pPr>
+        <w:pStyle w:val="Heading1"/>
+      </w:pPr>
+      <w:r>
+        <w:t xml:space="preserve">Architecture Evolution</w:t>
+      </w:r>
+    </w:p>
+    <w:p>
+      <w:pPr>
+        <w:pStyle w:val="FirstParagraph"/>
+      </w:pPr>
+      <w:r>
+        <w:t xml:space="preserve">Architecture shall evolve with implemented product capabilities.</w:t>
+      </w:r>
+    </w:p>
+    <w:p>
+      <w:pPr>
+        <w:pStyle w:val="BodyText"/>
+      </w:pPr>
+      <w:r>
+        <w:t xml:space="preserve">Before introducing a significant architecture change:</w:t>
+      </w:r>
+    </w:p>
+    <w:p>
+      <w:pPr>
+        <w:pStyle w:val="Compact"/>
+        <w:numPr>
+          <w:ilvl w:val="0"/>
+          <w:numId w:val="1031"/>
+        </w:numPr>
+      </w:pPr>
+      <w:r>
+        <w:t xml:space="preserve">Identify the concrete requirement.</w:t>
+      </w:r>
+    </w:p>
+    <w:p>
+      <w:pPr>
+        <w:pStyle w:val="Compact"/>
+        <w:numPr>
+          <w:ilvl w:val="0"/>
+          <w:numId w:val="1031"/>
+        </w:numPr>
+      </w:pPr>
+      <w:r>
+        <w:t xml:space="preserve">Inspect the current implementation.</w:t>
+      </w:r>
+    </w:p>
+    <w:p>
+      <w:pPr>
+        <w:pStyle w:val="Compact"/>
+        <w:numPr>
+          <w:ilvl w:val="0"/>
+          <w:numId w:val="1031"/>
+        </w:numPr>
+      </w:pPr>
+      <w:r>
+        <w:t xml:space="preserve">Review current architecture documentation.</w:t>
+      </w:r>
+    </w:p>
+    <w:p>
+      <w:pPr>
+        <w:pStyle w:val="Compact"/>
+        <w:numPr>
+          <w:ilvl w:val="0"/>
+          <w:numId w:val="1031"/>
+        </w:numPr>
+      </w:pPr>
+      <w:r>
+        <w:t xml:space="preserve">Identify the owning capability.</w:t>
+      </w:r>
+    </w:p>
+    <w:p>
+      <w:pPr>
+        <w:pStyle w:val="Compact"/>
+        <w:numPr>
+          <w:ilvl w:val="0"/>
+          <w:numId w:val="1031"/>
+        </w:numPr>
+      </w:pPr>
+      <w:r>
+        <w:t xml:space="preserve">Identify real consumers.</w:t>
+      </w:r>
+    </w:p>
+    <w:p>
+      <w:pPr>
+        <w:pStyle w:val="Compact"/>
+        <w:numPr>
+          <w:ilvl w:val="0"/>
+          <w:numId w:val="1031"/>
+        </w:numPr>
+      </w:pPr>
+      <w:r>
+        <w:t xml:space="preserve">Evaluate alternatives.</w:t>
+      </w:r>
+    </w:p>
+    <w:p>
+      <w:pPr>
+        <w:pStyle w:val="Compact"/>
+        <w:numPr>
+          <w:ilvl w:val="0"/>
+          <w:numId w:val="1031"/>
+        </w:numPr>
+      </w:pPr>
+      <w:r>
+        <w:t xml:space="preserve">Evaluate migration impact.</w:t>
+      </w:r>
+    </w:p>
+    <w:p>
+      <w:pPr>
+        <w:pStyle w:val="Compact"/>
+        <w:numPr>
+          <w:ilvl w:val="0"/>
+          <w:numId w:val="1031"/>
+        </w:numPr>
+      </w:pPr>
+      <w:r>
+        <w:t xml:space="preserve">Evaluate trading safety where relevant.</w:t>
+      </w:r>
+    </w:p>
+    <w:p>
+      <w:pPr>
+        <w:pStyle w:val="Compact"/>
+        <w:numPr>
+          <w:ilvl w:val="0"/>
+          <w:numId w:val="1031"/>
+        </w:numPr>
+      </w:pPr>
+      <w:r>
+        <w:t xml:space="preserve">Create or update an ADR where durable architecture rationale is required.</w:t>
+      </w:r>
+    </w:p>
+    <w:p>
+      <w:pPr>
+        <w:pStyle w:val="Compact"/>
+        <w:numPr>
+          <w:ilvl w:val="0"/>
+          <w:numId w:val="1031"/>
+        </w:numPr>
+      </w:pPr>
+      <w:r>
+        <w:t xml:space="preserve">Synchronize current architecture documentation.</w:t>
+      </w:r>
+    </w:p>
+    <w:p>
+      <w:pPr>
+        <w:pStyle w:val="FirstParagraph"/>
+      </w:pPr>
+      <w:r>
+        <w:t xml:space="preserve">Do not introduce architecture solely for hypothetical future scalability.</w:t>
+      </w:r>
+    </w:p>
+    <w:p>
+      <w:r>
+        <w:pict>
+          <v:rect style="width:0;height:1.5pt" o:hralign="center" o:hrstd="t" o:hr="t"/>
+        </w:pict>
+      </w:r>
+    </w:p>
+    <w:bookmarkEnd w:id="40"/>
+    <w:bookmarkStart w:id="41" w:name="phase-entry-criteria"/>
+    <w:p>
+      <w:pPr>
+        <w:pStyle w:val="Heading1"/>
+      </w:pPr>
+      <w:r>
+        <w:t xml:space="preserve">Phase Entry Criteria</w:t>
+      </w:r>
+    </w:p>
+    <w:p>
+      <w:pPr>
+        <w:pStyle w:val="FirstParagraph"/>
+      </w:pPr>
+      <w:r>
+        <w:t xml:space="preserve">Before starting a major capability phase verify:</w:t>
+      </w:r>
+    </w:p>
+    <w:p>
+      <w:pPr>
+        <w:pStyle w:val="Compact"/>
+        <w:numPr>
+          <w:ilvl w:val="0"/>
+          <w:numId w:val="1032"/>
+        </w:numPr>
+      </w:pPr>
+      <w:r>
+        <w:t xml:space="preserve">product requirement is defined</w:t>
+      </w:r>
+    </w:p>
+    <w:p>
+      <w:pPr>
+        <w:pStyle w:val="Compact"/>
+        <w:numPr>
+          <w:ilvl w:val="0"/>
+          <w:numId w:val="1032"/>
+        </w:numPr>
+      </w:pPr>
+      <w:r>
+        <w:t xml:space="preserve">capability ownership is identified</w:t>
+      </w:r>
+    </w:p>
+    <w:p>
+      <w:pPr>
+        <w:pStyle w:val="Compact"/>
+        <w:numPr>
+          <w:ilvl w:val="0"/>
+          <w:numId w:val="1032"/>
+        </w:numPr>
+      </w:pPr>
+      <w:r>
+        <w:t xml:space="preserve">architecture boundaries are understood</w:t>
+      </w:r>
+    </w:p>
+    <w:p>
+      <w:pPr>
+        <w:pStyle w:val="Compact"/>
+        <w:numPr>
+          <w:ilvl w:val="0"/>
+          <w:numId w:val="1032"/>
+        </w:numPr>
+      </w:pPr>
+      <w:r>
+        <w:t xml:space="preserve">required dependencies exist or are explicitly scoped</w:t>
+      </w:r>
+    </w:p>
+    <w:p>
+      <w:pPr>
+        <w:pStyle w:val="Compact"/>
+        <w:numPr>
+          <w:ilvl w:val="0"/>
+          <w:numId w:val="1032"/>
+        </w:numPr>
+      </w:pPr>
+      <w:r>
+        <w:t xml:space="preserve">persistence impact is evaluated</w:t>
+      </w:r>
+    </w:p>
+    <w:p>
+      <w:pPr>
+        <w:pStyle w:val="Compact"/>
+        <w:numPr>
+          <w:ilvl w:val="0"/>
+          <w:numId w:val="1032"/>
+        </w:numPr>
+      </w:pPr>
+      <w:r>
+        <w:t xml:space="preserve">runtime impact is evaluated</w:t>
+      </w:r>
+    </w:p>
+    <w:p>
+      <w:pPr>
+        <w:pStyle w:val="Compact"/>
+        <w:numPr>
+          <w:ilvl w:val="0"/>
+          <w:numId w:val="1032"/>
+        </w:numPr>
+      </w:pPr>
+      <w:r>
+        <w:t xml:space="preserve">testing strategy is defined</w:t>
+      </w:r>
+    </w:p>
+    <w:p>
+      <w:pPr>
+        <w:pStyle w:val="Compact"/>
+        <w:numPr>
+          <w:ilvl w:val="0"/>
+          <w:numId w:val="1032"/>
+        </w:numPr>
+      </w:pPr>
+      <w:r>
+        <w:t xml:space="preserve">documentation impact is identified</w:t>
+      </w:r>
+    </w:p>
+    <w:p>
+      <w:pPr>
+        <w:pStyle w:val="FirstParagraph"/>
+      </w:pPr>
+      <w:r>
+        <w:t xml:space="preserve">For trading-critical phases additionally verify:</w:t>
+      </w:r>
+    </w:p>
+    <w:p>
+      <w:pPr>
+        <w:pStyle w:val="Compact"/>
+        <w:numPr>
+          <w:ilvl w:val="0"/>
+          <w:numId w:val="1033"/>
+        </w:numPr>
+      </w:pPr>
+      <w:r>
+        <w:t xml:space="preserve">external side effects identified</w:t>
+      </w:r>
+    </w:p>
+    <w:p>
+      <w:pPr>
+        <w:pStyle w:val="Compact"/>
+        <w:numPr>
+          <w:ilvl w:val="0"/>
+          <w:numId w:val="1033"/>
+        </w:numPr>
+      </w:pPr>
+      <w:r>
+        <w:t xml:space="preserve">duplicate submission risk evaluated</w:t>
+      </w:r>
+    </w:p>
+    <w:p>
+      <w:pPr>
+        <w:pStyle w:val="Compact"/>
+        <w:numPr>
+          <w:ilvl w:val="0"/>
+          <w:numId w:val="1033"/>
+        </w:numPr>
+      </w:pPr>
+      <w:r>
+        <w:t xml:space="preserve">retry behaviour evaluated</w:t>
+      </w:r>
+    </w:p>
+    <w:p>
+      <w:pPr>
+        <w:pStyle w:val="Compact"/>
+        <w:numPr>
+          <w:ilvl w:val="0"/>
+          <w:numId w:val="1033"/>
+        </w:numPr>
+      </w:pPr>
+      <w:r>
+        <w:t xml:space="preserve">broker acknowledgement semantics evaluated</w:t>
+      </w:r>
+    </w:p>
+    <w:p>
+      <w:pPr>
+        <w:pStyle w:val="Compact"/>
+        <w:numPr>
+          <w:ilvl w:val="0"/>
+          <w:numId w:val="1033"/>
+        </w:numPr>
+      </w:pPr>
+      <w:r>
+        <w:t xml:space="preserve">reconciliation impact evaluated</w:t>
+      </w:r>
+    </w:p>
+    <w:p>
+      <w:pPr>
+        <w:pStyle w:val="Compact"/>
+        <w:numPr>
+          <w:ilvl w:val="0"/>
+          <w:numId w:val="1033"/>
+        </w:numPr>
+      </w:pPr>
+      <w:r>
+        <w:t xml:space="preserve">PAPER and LIVE impact evaluated</w:t>
+      </w:r>
+    </w:p>
+    <w:p>
+      <w:r>
+        <w:pict>
+          <v:rect style="width:0;height:1.5pt" o:hralign="center" o:hrstd="t" o:hr="t"/>
+        </w:pict>
+      </w:r>
+    </w:p>
+    <w:bookmarkEnd w:id="41"/>
+    <w:bookmarkStart w:id="42" w:name="phase-completion-criteria"/>
+    <w:p>
+      <w:pPr>
+        <w:pStyle w:val="Heading1"/>
+      </w:pPr>
+      <w:r>
+        <w:t xml:space="preserve">Phase Completion Criteria</w:t>
+      </w:r>
+    </w:p>
+    <w:p>
+      <w:pPr>
+        <w:pStyle w:val="FirstParagraph"/>
+      </w:pPr>
+      <w:r>
+        <w:t xml:space="preserve">A phase or capability milestone is complete only when relevant outcomes are implemented and verified.</w:t>
+      </w:r>
+    </w:p>
+    <w:p>
+      <w:pPr>
+        <w:pStyle w:val="BodyText"/>
+      </w:pPr>
+      <w:r>
+        <w:t xml:space="preserve">Verify:</w:t>
+      </w:r>
+    </w:p>
+    <w:p>
+      <w:pPr>
+        <w:pStyle w:val="Compact"/>
+        <w:numPr>
+          <w:ilvl w:val="0"/>
+          <w:numId w:val="1034"/>
+        </w:numPr>
+      </w:pPr>
+      <w:r>
+        <w:t xml:space="preserve">required capability behaviour exists</w:t>
+      </w:r>
+    </w:p>
+    <w:p>
+      <w:pPr>
+        <w:pStyle w:val="Compact"/>
+        <w:numPr>
+          <w:ilvl w:val="0"/>
+          <w:numId w:val="1034"/>
+        </w:numPr>
+      </w:pPr>
+      <w:r>
+        <w:t xml:space="preserve">architecture boundaries remain consistent</w:t>
+      </w:r>
+    </w:p>
+    <w:p>
+      <w:pPr>
+        <w:pStyle w:val="Compact"/>
+        <w:numPr>
+          <w:ilvl w:val="0"/>
+          <w:numId w:val="1034"/>
+        </w:numPr>
+      </w:pPr>
+      <w:r>
+        <w:t xml:space="preserve">state transitions are deterministic</w:t>
+      </w:r>
+    </w:p>
+    <w:p>
+      <w:pPr>
+        <w:pStyle w:val="Compact"/>
+        <w:numPr>
+          <w:ilvl w:val="0"/>
+          <w:numId w:val="1034"/>
+        </w:numPr>
+      </w:pPr>
+      <w:r>
+        <w:t xml:space="preserve">external side effects are explicit</w:t>
+      </w:r>
+    </w:p>
+    <w:p>
+      <w:pPr>
+        <w:pStyle w:val="Compact"/>
+        <w:numPr>
+          <w:ilvl w:val="0"/>
+          <w:numId w:val="1034"/>
+        </w:numPr>
+      </w:pPr>
+      <w:r>
+        <w:t xml:space="preserve">focused tests pass</w:t>
+      </w:r>
+    </w:p>
+    <w:p>
+      <w:pPr>
+        <w:pStyle w:val="Compact"/>
+        <w:numPr>
+          <w:ilvl w:val="0"/>
+          <w:numId w:val="1034"/>
+        </w:numPr>
+      </w:pPr>
+      <w:r>
+        <w:t xml:space="preserve">required regression tests pass</w:t>
+      </w:r>
+    </w:p>
+    <w:p>
+      <w:pPr>
+        <w:pStyle w:val="Compact"/>
+        <w:numPr>
+          <w:ilvl w:val="0"/>
+          <w:numId w:val="1034"/>
+        </w:numPr>
+      </w:pPr>
+      <w:r>
+        <w:t xml:space="preserve">source quality checks pass</w:t>
+      </w:r>
+    </w:p>
+    <w:p>
+      <w:pPr>
+        <w:pStyle w:val="Compact"/>
+        <w:numPr>
+          <w:ilvl w:val="0"/>
+          <w:numId w:val="1034"/>
+        </w:numPr>
+      </w:pPr>
+      <w:r>
+        <w:t xml:space="preserve">documentation is synchronized</w:t>
+      </w:r>
+    </w:p>
+    <w:p>
+      <w:pPr>
+        <w:pStyle w:val="Compact"/>
+        <w:numPr>
+          <w:ilvl w:val="0"/>
+          <w:numId w:val="1034"/>
+        </w:numPr>
+      </w:pPr>
+      <w:r>
+        <w:t xml:space="preserve">documentation generation passes</w:t>
+      </w:r>
+    </w:p>
+    <w:p>
+      <w:pPr>
+        <w:pStyle w:val="Compact"/>
+        <w:numPr>
+          <w:ilvl w:val="0"/>
+          <w:numId w:val="1034"/>
+        </w:numPr>
+      </w:pPr>
+      <w:r>
+        <w:t xml:space="preserve">operational impact is reviewed</w:t>
+      </w:r>
+    </w:p>
+    <w:p>
+      <w:pPr>
+        <w:pStyle w:val="FirstParagraph"/>
+      </w:pPr>
+      <w:r>
+        <w:t xml:space="preserve">For trading-critical capabilities additionally verify:</w:t>
+      </w:r>
+    </w:p>
+    <w:p>
+      <w:pPr>
+        <w:pStyle w:val="Compact"/>
+        <w:numPr>
+          <w:ilvl w:val="0"/>
+          <w:numId w:val="1035"/>
+        </w:numPr>
+      </w:pPr>
+      <w:r>
+        <w:t xml:space="preserve">duplicate submission protection</w:t>
+      </w:r>
+    </w:p>
+    <w:p>
+      <w:pPr>
+        <w:pStyle w:val="Compact"/>
+        <w:numPr>
+          <w:ilvl w:val="0"/>
+          <w:numId w:val="1035"/>
+        </w:numPr>
+      </w:pPr>
+      <w:r>
+        <w:t xml:space="preserve">broker acknowledgement semantics</w:t>
+      </w:r>
+    </w:p>
+    <w:p>
+      <w:pPr>
+        <w:pStyle w:val="Compact"/>
+        <w:numPr>
+          <w:ilvl w:val="0"/>
+          <w:numId w:val="1035"/>
+        </w:numPr>
+      </w:pPr>
+      <w:r>
+        <w:t xml:space="preserve">timeout behaviour</w:t>
+      </w:r>
+    </w:p>
+    <w:p>
+      <w:pPr>
+        <w:pStyle w:val="Compact"/>
+        <w:numPr>
+          <w:ilvl w:val="0"/>
+          <w:numId w:val="1035"/>
+        </w:numPr>
+      </w:pPr>
+      <w:r>
+        <w:t xml:space="preserve">disconnect behaviour</w:t>
+      </w:r>
+    </w:p>
+    <w:p>
+      <w:pPr>
+        <w:pStyle w:val="Compact"/>
+        <w:numPr>
+          <w:ilvl w:val="0"/>
+          <w:numId w:val="1035"/>
+        </w:numPr>
+      </w:pPr>
+      <w:r>
+        <w:t xml:space="preserve">reconnect behaviour</w:t>
+      </w:r>
+    </w:p>
+    <w:p>
+      <w:pPr>
+        <w:pStyle w:val="Compact"/>
+        <w:numPr>
+          <w:ilvl w:val="0"/>
+          <w:numId w:val="1035"/>
+        </w:numPr>
+      </w:pPr>
+      <w:r>
+        <w:t xml:space="preserve">reconciliation impact</w:t>
+      </w:r>
+    </w:p>
+    <w:p>
+      <w:pPr>
+        <w:pStyle w:val="Compact"/>
+        <w:numPr>
+          <w:ilvl w:val="0"/>
+          <w:numId w:val="1035"/>
+        </w:numPr>
+      </w:pPr>
+      <w:r>
+        <w:t xml:space="preserve">PAPER validation where required</w:t>
+      </w:r>
+    </w:p>
+    <w:p>
+      <w:pPr>
+        <w:pStyle w:val="FirstParagraph"/>
+      </w:pPr>
+      <w:r>
+        <w:t xml:space="preserve">Do not mark a capability complete while known business-critical behaviour remains unresolved.</w:t>
+      </w:r>
+    </w:p>
+    <w:p>
+      <w:r>
+        <w:pict>
+          <v:rect style="width:0;height:1.5pt" o:hralign="center" o:hrstd="t" o:hr="t"/>
+        </w:pict>
+      </w:r>
+    </w:p>
+    <w:bookmarkEnd w:id="42"/>
+    <w:bookmarkStart w:id="43" w:name="roadmap-governance"/>
+    <w:p>
+      <w:pPr>
+        <w:pStyle w:val="Heading1"/>
+      </w:pPr>
+      <w:r>
+        <w:t xml:space="preserve">Roadmap Governance</w:t>
+      </w:r>
+    </w:p>
+    <w:p>
+      <w:pPr>
+        <w:pStyle w:val="FirstParagraph"/>
+      </w:pPr>
+      <w:r>
+        <w:t xml:space="preserve">The technical roadmap shall:</w:t>
+      </w:r>
+    </w:p>
+    <w:p>
+      <w:pPr>
+        <w:pStyle w:val="Compact"/>
+        <w:numPr>
+          <w:ilvl w:val="0"/>
+          <w:numId w:val="1036"/>
+        </w:numPr>
+      </w:pPr>
+      <w:r>
+        <w:t xml:space="preserve">align with</w:t>
+      </w:r>
+      <w:r>
+        <w:t xml:space="preserve"> </w:t>
+      </w:r>
+      <w:r>
+        <w:rPr>
+          <w:rStyle w:val="VerbatimChar"/>
+        </w:rPr>
+        <w:t xml:space="preserve">Product_Roadmap.md</w:t>
+      </w:r>
+    </w:p>
+    <w:p>
+      <w:pPr>
+        <w:pStyle w:val="Compact"/>
+        <w:numPr>
+          <w:ilvl w:val="0"/>
+          <w:numId w:val="1036"/>
+        </w:numPr>
+      </w:pPr>
+      <w:r>
+        <w:t xml:space="preserve">prioritize Trading Cockpit requirements</w:t>
+      </w:r>
+    </w:p>
+    <w:p>
+      <w:pPr>
+        <w:pStyle w:val="Compact"/>
+        <w:numPr>
+          <w:ilvl w:val="0"/>
+          <w:numId w:val="1036"/>
+        </w:numPr>
+      </w:pPr>
+      <w:r>
+        <w:t xml:space="preserve">preserve architecture dependency direction</w:t>
+      </w:r>
+    </w:p>
+    <w:p>
+      <w:pPr>
+        <w:pStyle w:val="Compact"/>
+        <w:numPr>
+          <w:ilvl w:val="0"/>
+          <w:numId w:val="1036"/>
+        </w:numPr>
+      </w:pPr>
+      <w:r>
+        <w:t xml:space="preserve">support vertical product capabilities</w:t>
+      </w:r>
+    </w:p>
+    <w:p>
+      <w:pPr>
+        <w:pStyle w:val="Compact"/>
+        <w:numPr>
+          <w:ilvl w:val="0"/>
+          <w:numId w:val="1036"/>
+        </w:numPr>
+      </w:pPr>
+      <w:r>
+        <w:t xml:space="preserve">avoid speculative platform infrastructure</w:t>
+      </w:r>
+    </w:p>
+    <w:p>
+      <w:pPr>
+        <w:pStyle w:val="Compact"/>
+        <w:numPr>
+          <w:ilvl w:val="0"/>
+          <w:numId w:val="1036"/>
+        </w:numPr>
+      </w:pPr>
+      <w:r>
+        <w:t xml:space="preserve">remain reviewable</w:t>
+      </w:r>
+    </w:p>
+    <w:p>
+      <w:pPr>
+        <w:pStyle w:val="Compact"/>
+        <w:numPr>
+          <w:ilvl w:val="0"/>
+          <w:numId w:val="1036"/>
+        </w:numPr>
+      </w:pPr>
+      <w:r>
+        <w:t xml:space="preserve">evolve after major product or architecture decisions</w:t>
+      </w:r>
+    </w:p>
+    <w:p>
+      <w:pPr>
+        <w:pStyle w:val="FirstParagraph"/>
+      </w:pPr>
+      <w:r>
+        <w:t xml:space="preserve">Roadmap phases express implementation priority.</w:t>
+      </w:r>
+    </w:p>
+    <w:p>
+      <w:pPr>
+        <w:pStyle w:val="BodyText"/>
+      </w:pPr>
+      <w:r>
+        <w:t xml:space="preserve">They are not permission to implement every listed capability without a concrete requirement.</w:t>
+      </w:r>
+    </w:p>
+    <w:p>
+      <w:r>
+        <w:pict>
+          <v:rect style="width:0;height:1.5pt" o:hralign="center" o:hrstd="t" o:hr="t"/>
+        </w:pict>
+      </w:r>
+    </w:p>
+    <w:bookmarkEnd w:id="43"/>
+    <w:bookmarkStart w:id="44" w:name="roadmap-change-process"/>
+    <w:p>
+      <w:pPr>
+        <w:pStyle w:val="Heading1"/>
+      </w:pPr>
+      <w:r>
+        <w:t xml:space="preserve">Roadmap Change Process</w:t>
+      </w:r>
+    </w:p>
+    <w:p>
+      <w:pPr>
+        <w:pStyle w:val="FirstParagraph"/>
+      </w:pPr>
+      <w:r>
+        <w:t xml:space="preserve">When roadmap direction changes:</w:t>
+      </w:r>
+    </w:p>
+    <w:p>
+      <w:pPr>
+        <w:pStyle w:val="Compact"/>
+        <w:numPr>
+          <w:ilvl w:val="0"/>
+          <w:numId w:val="1037"/>
+        </w:numPr>
+      </w:pPr>
+      <w:r>
+        <w:t xml:space="preserve">Identify the product or technical trigger.</w:t>
+      </w:r>
+    </w:p>
+    <w:p>
+      <w:pPr>
+        <w:pStyle w:val="Compact"/>
+        <w:numPr>
+          <w:ilvl w:val="0"/>
+          <w:numId w:val="1037"/>
+        </w:numPr>
+      </w:pPr>
+      <w:r>
+        <w:t xml:space="preserve">Review</w:t>
+      </w:r>
+      <w:r>
+        <w:t xml:space="preserve"> </w:t>
+      </w:r>
+      <w:r>
+        <w:rPr>
+          <w:rStyle w:val="VerbatimChar"/>
+        </w:rPr>
+        <w:t xml:space="preserve">Product_Roadmap.md</w:t>
+      </w:r>
+      <w:r>
+        <w:t xml:space="preserve">.</w:t>
+      </w:r>
+    </w:p>
+    <w:p>
+      <w:pPr>
+        <w:pStyle w:val="Compact"/>
+        <w:numPr>
+          <w:ilvl w:val="0"/>
+          <w:numId w:val="1037"/>
+        </w:numPr>
+      </w:pPr>
+      <w:r>
+        <w:t xml:space="preserve">Review</w:t>
+      </w:r>
+      <w:r>
+        <w:t xml:space="preserve"> </w:t>
+      </w:r>
+      <w:r>
+        <w:rPr>
+          <w:rStyle w:val="VerbatimChar"/>
+        </w:rPr>
+        <w:t xml:space="preserve">Decision_Log.md</w:t>
+      </w:r>
+      <w:r>
+        <w:t xml:space="preserve">.</w:t>
+      </w:r>
+    </w:p>
+    <w:p>
+      <w:pPr>
+        <w:pStyle w:val="Compact"/>
+        <w:numPr>
+          <w:ilvl w:val="0"/>
+          <w:numId w:val="1037"/>
+        </w:numPr>
+      </w:pPr>
+      <w:r>
+        <w:t xml:space="preserve">Review relevant ADRs.</w:t>
+      </w:r>
+    </w:p>
+    <w:p>
+      <w:pPr>
+        <w:pStyle w:val="Compact"/>
+        <w:numPr>
+          <w:ilvl w:val="0"/>
+          <w:numId w:val="1037"/>
+        </w:numPr>
+      </w:pPr>
+      <w:r>
+        <w:t xml:space="preserve">Evaluate affected phases.</w:t>
+      </w:r>
+    </w:p>
+    <w:p>
+      <w:pPr>
+        <w:pStyle w:val="Compact"/>
+        <w:numPr>
+          <w:ilvl w:val="0"/>
+          <w:numId w:val="1037"/>
+        </w:numPr>
+      </w:pPr>
+      <w:r>
+        <w:t xml:space="preserve">Update this roadmap.</w:t>
+      </w:r>
+    </w:p>
+    <w:p>
+      <w:pPr>
+        <w:pStyle w:val="Compact"/>
+        <w:numPr>
+          <w:ilvl w:val="0"/>
+          <w:numId w:val="1037"/>
+        </w:numPr>
+      </w:pPr>
+      <w:r>
+        <w:t xml:space="preserve">Update dependent documentation.</w:t>
+      </w:r>
+    </w:p>
+    <w:p>
+      <w:pPr>
+        <w:pStyle w:val="Compact"/>
+        <w:numPr>
+          <w:ilvl w:val="0"/>
+          <w:numId w:val="1037"/>
+        </w:numPr>
+      </w:pPr>
+      <w:r>
+        <w:t xml:space="preserve">Record a significant product or process decision where required.</w:t>
+      </w:r>
+    </w:p>
+    <w:p>
+      <w:pPr>
+        <w:pStyle w:val="Compact"/>
+        <w:numPr>
+          <w:ilvl w:val="0"/>
+          <w:numId w:val="1037"/>
+        </w:numPr>
+      </w:pPr>
+      <w:r>
+        <w:t xml:space="preserve">Create an ADR where architecture-significant rationale is required.</w:t>
+      </w:r>
+    </w:p>
+    <w:p>
+      <w:pPr>
+        <w:pStyle w:val="FirstParagraph"/>
+      </w:pPr>
+      <w:r>
+        <w:t xml:space="preserve">Do not silently change roadmap direction through isolated implementation work.</w:t>
+      </w:r>
+    </w:p>
+    <w:p>
+      <w:r>
+        <w:pict>
+          <v:rect style="width:0;height:1.5pt" o:hralign="center" o:hrstd="t" o:hr="t"/>
+        </w:pict>
+      </w:r>
+    </w:p>
+    <w:bookmarkEnd w:id="44"/>
+    <w:bookmarkStart w:id="45" w:name="success-criteria"/>
+    <w:p>
+      <w:pPr>
+        <w:pStyle w:val="Heading1"/>
+      </w:pPr>
+      <w:r>
+        <w:t xml:space="preserve">Success Criteria</w:t>
+      </w:r>
+    </w:p>
+    <w:p>
+      <w:pPr>
+        <w:pStyle w:val="FirstParagraph"/>
+      </w:pPr>
+      <w:r>
+        <w:t xml:space="preserve">The technical roadmap is successful when:</w:t>
+      </w:r>
+    </w:p>
+    <w:p>
+      <w:pPr>
+        <w:pStyle w:val="Compact"/>
+        <w:numPr>
+          <w:ilvl w:val="0"/>
+          <w:numId w:val="1038"/>
+        </w:numPr>
+      </w:pPr>
+      <w:r>
+        <w:t xml:space="preserve">Trading Cockpit capabilities deliver concrete product value</w:t>
+      </w:r>
+    </w:p>
+    <w:p>
+      <w:pPr>
+        <w:pStyle w:val="Compact"/>
+        <w:numPr>
+          <w:ilvl w:val="0"/>
+          <w:numId w:val="1038"/>
+        </w:numPr>
+      </w:pPr>
+      <w:r>
+        <w:t xml:space="preserve">architecture boundaries remain consistent</w:t>
+      </w:r>
+    </w:p>
+    <w:p>
+      <w:pPr>
+        <w:pStyle w:val="Compact"/>
+        <w:numPr>
+          <w:ilvl w:val="0"/>
+          <w:numId w:val="1038"/>
+        </w:numPr>
+      </w:pPr>
+      <w:r>
+        <w:t xml:space="preserve">capability ownership remains clear</w:t>
+      </w:r>
+    </w:p>
+    <w:p>
+      <w:pPr>
+        <w:pStyle w:val="Compact"/>
+        <w:numPr>
+          <w:ilvl w:val="0"/>
+          <w:numId w:val="1038"/>
+        </w:numPr>
+      </w:pPr>
+      <w:r>
+        <w:t xml:space="preserve">external side effects remain explicit</w:t>
+      </w:r>
+    </w:p>
+    <w:p>
+      <w:pPr>
+        <w:pStyle w:val="Compact"/>
+        <w:numPr>
+          <w:ilvl w:val="0"/>
+          <w:numId w:val="1038"/>
+        </w:numPr>
+      </w:pPr>
+      <w:r>
+        <w:t xml:space="preserve">trading workflows remain deterministic</w:t>
+      </w:r>
+    </w:p>
+    <w:p>
+      <w:pPr>
+        <w:pStyle w:val="Compact"/>
+        <w:numPr>
+          <w:ilvl w:val="0"/>
+          <w:numId w:val="1038"/>
+        </w:numPr>
+      </w:pPr>
+      <w:r>
+        <w:t xml:space="preserve">duplicate submission risk is controlled</w:t>
+      </w:r>
+    </w:p>
+    <w:p>
+      <w:pPr>
+        <w:pStyle w:val="Compact"/>
+        <w:numPr>
+          <w:ilvl w:val="0"/>
+          <w:numId w:val="1038"/>
+        </w:numPr>
+      </w:pPr>
+      <w:r>
+        <w:t xml:space="preserve">broker acknowledgement semantics remain explicit</w:t>
+      </w:r>
+    </w:p>
+    <w:p>
+      <w:pPr>
+        <w:pStyle w:val="Compact"/>
+        <w:numPr>
+          <w:ilvl w:val="0"/>
+          <w:numId w:val="1038"/>
+        </w:numPr>
+      </w:pPr>
+      <w:r>
+        <w:t xml:space="preserve">PAPER and LIVE remain separated</w:t>
+      </w:r>
+    </w:p>
+    <w:p>
+      <w:pPr>
+        <w:pStyle w:val="Compact"/>
+        <w:numPr>
+          <w:ilvl w:val="0"/>
+          <w:numId w:val="1038"/>
+        </w:numPr>
+      </w:pPr>
+      <w:r>
+        <w:t xml:space="preserve">reconciliation remains explicit</w:t>
+      </w:r>
+    </w:p>
+    <w:p>
+      <w:pPr>
+        <w:pStyle w:val="Compact"/>
+        <w:numPr>
+          <w:ilvl w:val="0"/>
+          <w:numId w:val="1038"/>
+        </w:numPr>
+      </w:pPr>
+      <w:r>
+        <w:t xml:space="preserve">documentation stays synchronized</w:t>
+      </w:r>
+    </w:p>
+    <w:p>
+      <w:pPr>
+        <w:pStyle w:val="Compact"/>
+        <w:numPr>
+          <w:ilvl w:val="0"/>
+          <w:numId w:val="1038"/>
+        </w:numPr>
+      </w:pPr>
+      <w:r>
+        <w:t xml:space="preserve">automated regression protection grows with implemented risk</w:t>
+      </w:r>
+    </w:p>
+    <w:p>
+      <w:pPr>
+        <w:pStyle w:val="Compact"/>
+        <w:numPr>
+          <w:ilvl w:val="0"/>
+          <w:numId w:val="1038"/>
+        </w:numPr>
+      </w:pPr>
+      <w:r>
+        <w:t xml:space="preserve">technical debt remains controlled</w:t>
+      </w:r>
+    </w:p>
+    <w:p>
+      <w:pPr>
+        <w:pStyle w:val="FirstParagraph"/>
+      </w:pPr>
+      <w:r>
+        <w:t xml:space="preserve">Success is measured by safe and maintainable product capability delivery.</w:t>
+      </w:r>
+    </w:p>
+    <w:p>
+      <w:pPr>
+        <w:pStyle w:val="BodyText"/>
+      </w:pPr>
+      <w:r>
+        <w:t xml:space="preserve">It is not measured by the number of generic platform services implemented.</w:t>
+      </w:r>
+    </w:p>
+    <w:p>
+      <w:r>
+        <w:pict>
+          <v:rect style="width:0;height:1.5pt" o:hralign="center" o:hrstd="t" o:hr="t"/>
+        </w:pict>
+      </w:r>
+    </w:p>
+    <w:bookmarkEnd w:id="45"/>
+    <w:bookmarkStart w:id="46" w:name="roadmap-review-checklist"/>
+    <w:p>
+      <w:pPr>
+        <w:pStyle w:val="Heading1"/>
+      </w:pPr>
+      <w:r>
+        <w:t xml:space="preserve">Roadmap Review Checklist</w:t>
+      </w:r>
+    </w:p>
+    <w:p>
+      <w:pPr>
+        <w:pStyle w:val="FirstParagraph"/>
+      </w:pPr>
+      <w:r>
+        <w:t xml:space="preserve">Before starting or reprioritizing a major phase verify:</w:t>
+      </w:r>
+    </w:p>
+    <w:p>
+      <w:pPr>
+        <w:pStyle w:val="Compact"/>
+        <w:numPr>
+          <w:ilvl w:val="0"/>
+          <w:numId w:val="1039"/>
+        </w:numPr>
+      </w:pPr>
+      <w:r>
+        <w:t xml:space="preserve">concrete Trading Cockpit requirement exists</w:t>
+      </w:r>
+    </w:p>
+    <w:p>
+      <w:pPr>
+        <w:pStyle w:val="Compact"/>
+        <w:numPr>
+          <w:ilvl w:val="0"/>
+          <w:numId w:val="1039"/>
+        </w:numPr>
+      </w:pPr>
+      <w:r>
+        <w:t xml:space="preserve">Product Roadmap alignment confirmed</w:t>
+      </w:r>
+    </w:p>
+    <w:p>
+      <w:pPr>
+        <w:pStyle w:val="Compact"/>
+        <w:numPr>
+          <w:ilvl w:val="0"/>
+          <w:numId w:val="1039"/>
+        </w:numPr>
+      </w:pPr>
+      <w:r>
+        <w:t xml:space="preserve">Decision Log reviewed</w:t>
+      </w:r>
+    </w:p>
+    <w:p>
+      <w:pPr>
+        <w:pStyle w:val="Compact"/>
+        <w:numPr>
+          <w:ilvl w:val="0"/>
+          <w:numId w:val="1039"/>
+        </w:numPr>
+      </w:pPr>
+      <w:r>
+        <w:t xml:space="preserve">relevant ADRs reviewed</w:t>
+      </w:r>
+    </w:p>
+    <w:p>
+      <w:pPr>
+        <w:pStyle w:val="Compact"/>
+        <w:numPr>
+          <w:ilvl w:val="0"/>
+          <w:numId w:val="1039"/>
+        </w:numPr>
+      </w:pPr>
+      <w:r>
+        <w:t xml:space="preserve">capability ownership identified</w:t>
+      </w:r>
+    </w:p>
+    <w:p>
+      <w:pPr>
+        <w:pStyle w:val="Compact"/>
+        <w:numPr>
+          <w:ilvl w:val="0"/>
+          <w:numId w:val="1039"/>
+        </w:numPr>
+      </w:pPr>
+      <w:r>
+        <w:t xml:space="preserve">real consumers identified</w:t>
+      </w:r>
+    </w:p>
+    <w:p>
+      <w:pPr>
+        <w:pStyle w:val="Compact"/>
+        <w:numPr>
+          <w:ilvl w:val="0"/>
+          <w:numId w:val="1039"/>
+        </w:numPr>
+      </w:pPr>
+      <w:r>
+        <w:t xml:space="preserve">speculative infrastructure avoided</w:t>
+      </w:r>
+    </w:p>
+    <w:p>
+      <w:pPr>
+        <w:pStyle w:val="Compact"/>
+        <w:numPr>
+          <w:ilvl w:val="0"/>
+          <w:numId w:val="1039"/>
+        </w:numPr>
+      </w:pPr>
+      <w:r>
+        <w:t xml:space="preserve">architecture boundaries understood</w:t>
+      </w:r>
+    </w:p>
+    <w:p>
+      <w:pPr>
+        <w:pStyle w:val="Compact"/>
+        <w:numPr>
+          <w:ilvl w:val="0"/>
+          <w:numId w:val="1039"/>
+        </w:numPr>
+      </w:pPr>
+      <w:r>
+        <w:t xml:space="preserve">dependencies evaluated</w:t>
+      </w:r>
+    </w:p>
+    <w:p>
+      <w:pPr>
+        <w:pStyle w:val="Compact"/>
+        <w:numPr>
+          <w:ilvl w:val="0"/>
+          <w:numId w:val="1039"/>
+        </w:numPr>
+      </w:pPr>
+      <w:r>
+        <w:t xml:space="preserve">runtime impact evaluated</w:t>
+      </w:r>
+    </w:p>
+    <w:p>
+      <w:pPr>
+        <w:pStyle w:val="Compact"/>
+        <w:numPr>
+          <w:ilvl w:val="0"/>
+          <w:numId w:val="1039"/>
+        </w:numPr>
+      </w:pPr>
+      <w:r>
+        <w:t xml:space="preserve">persistence impact evaluated</w:t>
+      </w:r>
+    </w:p>
+    <w:p>
+      <w:pPr>
+        <w:pStyle w:val="Compact"/>
+        <w:numPr>
+          <w:ilvl w:val="0"/>
+          <w:numId w:val="1039"/>
+        </w:numPr>
+      </w:pPr>
+      <w:r>
+        <w:t xml:space="preserve">external side effects evaluated where relevant</w:t>
+      </w:r>
+    </w:p>
+    <w:p>
+      <w:pPr>
+        <w:pStyle w:val="Compact"/>
+        <w:numPr>
+          <w:ilvl w:val="0"/>
+          <w:numId w:val="1039"/>
+        </w:numPr>
+      </w:pPr>
+      <w:r>
+        <w:t xml:space="preserve">duplicate submission risk evaluated where relevant</w:t>
+      </w:r>
+    </w:p>
+    <w:p>
+      <w:pPr>
+        <w:pStyle w:val="Compact"/>
+        <w:numPr>
+          <w:ilvl w:val="0"/>
+          <w:numId w:val="1039"/>
+        </w:numPr>
+      </w:pPr>
+      <w:r>
+        <w:t xml:space="preserve">retry behaviour evaluated where relevant</w:t>
+      </w:r>
+    </w:p>
+    <w:p>
+      <w:pPr>
+        <w:pStyle w:val="Compact"/>
+        <w:numPr>
+          <w:ilvl w:val="0"/>
+          <w:numId w:val="1039"/>
+        </w:numPr>
+      </w:pPr>
+      <w:r>
+        <w:t xml:space="preserve">broker acknowledgement evaluated where relevant</w:t>
+      </w:r>
+    </w:p>
+    <w:p>
+      <w:pPr>
+        <w:pStyle w:val="Compact"/>
+        <w:numPr>
+          <w:ilvl w:val="0"/>
+          <w:numId w:val="1039"/>
+        </w:numPr>
+      </w:pPr>
+      <w:r>
+        <w:t xml:space="preserve">reconciliation impact evaluated where relevant</w:t>
+      </w:r>
+    </w:p>
+    <w:p>
+      <w:pPr>
+        <w:pStyle w:val="Compact"/>
+        <w:numPr>
+          <w:ilvl w:val="0"/>
+          <w:numId w:val="1039"/>
+        </w:numPr>
+      </w:pPr>
+      <w:r>
+        <w:t xml:space="preserve">PAPER and LIVE impact evaluated where relevant</w:t>
+      </w:r>
+    </w:p>
+    <w:p>
+      <w:pPr>
+        <w:pStyle w:val="Compact"/>
+        <w:numPr>
+          <w:ilvl w:val="0"/>
+          <w:numId w:val="1039"/>
+        </w:numPr>
+      </w:pPr>
+      <w:r>
+        <w:t xml:space="preserve">testing strategy defined</w:t>
+      </w:r>
+    </w:p>
+    <w:p>
+      <w:pPr>
+        <w:pStyle w:val="Compact"/>
+        <w:numPr>
+          <w:ilvl w:val="0"/>
+          <w:numId w:val="1039"/>
+        </w:numPr>
+      </w:pPr>
+      <w:r>
+        <w:t xml:space="preserve">documentation impact identified</w:t>
+      </w:r>
+    </w:p>
+    <w:p>
+      <w:pPr>
+        <w:pStyle w:val="Compact"/>
+        <w:numPr>
+          <w:ilvl w:val="0"/>
+          <w:numId w:val="1039"/>
+        </w:numPr>
+      </w:pPr>
+      <w:r>
+        <w:t xml:space="preserve">implementation priorities confirmed</w:t>
+      </w:r>
+    </w:p>
+    <w:p>
+      <w:r>
+        <w:pict>
+          <v:rect style="width:0;height:1.5pt" o:hralign="center" o:hrstd="t" o:hr="t"/>
+        </w:pict>
+      </w:r>
+    </w:p>
+    <w:bookmarkEnd w:id="46"/>
+    <w:bookmarkStart w:id="47" w:name="related-documents"/>
+    <w:p>
+      <w:pPr>
+        <w:pStyle w:val="Heading1"/>
+      </w:pPr>
+      <w:r>
         <w:t xml:space="preserve">Related Documents</w:t>
       </w:r>
     </w:p>
@@ -1336,7 +6131,19 @@
         <w:pStyle w:val="Compact"/>
         <w:numPr>
           <w:ilvl w:val="0"/>
-          <w:numId w:val="1013"/>
+          <w:numId w:val="1040"/>
+        </w:numPr>
+      </w:pPr>
+      <w:r>
+        <w:t xml:space="preserve">Product_Vision.md</w:t>
+      </w:r>
+    </w:p>
+    <w:p>
+      <w:pPr>
+        <w:pStyle w:val="Compact"/>
+        <w:numPr>
+          <w:ilvl w:val="0"/>
+          <w:numId w:val="1040"/>
         </w:numPr>
       </w:pPr>
       <w:r>
@@ -1348,7 +6155,67 @@
         <w:pStyle w:val="Compact"/>
         <w:numPr>
           <w:ilvl w:val="0"/>
-          <w:numId w:val="1013"/>
+          <w:numId w:val="1040"/>
+        </w:numPr>
+      </w:pPr>
+      <w:r>
+        <w:t xml:space="preserve">Project_Overview.md</w:t>
+      </w:r>
+    </w:p>
+    <w:p>
+      <w:pPr>
+        <w:pStyle w:val="Compact"/>
+        <w:numPr>
+          <w:ilvl w:val="0"/>
+          <w:numId w:val="1040"/>
+        </w:numPr>
+      </w:pPr>
+      <w:r>
+        <w:t xml:space="preserve">Architecture.md</w:t>
+      </w:r>
+    </w:p>
+    <w:p>
+      <w:pPr>
+        <w:pStyle w:val="Compact"/>
+        <w:numPr>
+          <w:ilvl w:val="0"/>
+          <w:numId w:val="1040"/>
+        </w:numPr>
+      </w:pPr>
+      <w:r>
+        <w:t xml:space="preserve">Domain_Model.md</w:t>
+      </w:r>
+    </w:p>
+    <w:p>
+      <w:pPr>
+        <w:pStyle w:val="Compact"/>
+        <w:numPr>
+          <w:ilvl w:val="0"/>
+          <w:numId w:val="1040"/>
+        </w:numPr>
+      </w:pPr>
+      <w:r>
+        <w:t xml:space="preserve">Infrastructure.md</w:t>
+      </w:r>
+    </w:p>
+    <w:p>
+      <w:pPr>
+        <w:pStyle w:val="Compact"/>
+        <w:numPr>
+          <w:ilvl w:val="0"/>
+          <w:numId w:val="1040"/>
+        </w:numPr>
+      </w:pPr>
+      <w:r>
+        <w:t xml:space="preserve">Technical_Specifications.md</w:t>
+      </w:r>
+    </w:p>
+    <w:p>
+      <w:pPr>
+        <w:pStyle w:val="Compact"/>
+        <w:numPr>
+          <w:ilvl w:val="0"/>
+          <w:numId w:val="1040"/>
         </w:numPr>
       </w:pPr>
       <w:r>
@@ -1360,26 +6227,98 @@
         <w:pStyle w:val="Compact"/>
         <w:numPr>
           <w:ilvl w:val="0"/>
-          <w:numId w:val="1013"/>
-        </w:numPr>
-      </w:pPr>
-      <w:r>
-        <w:t xml:space="preserve">Architecture.md</w:t>
-      </w:r>
-    </w:p>
-    <w:p>
-      <w:pPr>
-        <w:pStyle w:val="Compact"/>
-        <w:numPr>
-          <w:ilvl w:val="0"/>
-          <w:numId w:val="1013"/>
+          <w:numId w:val="1040"/>
+        </w:numPr>
+      </w:pPr>
+      <w:r>
+        <w:t xml:space="preserve">Runtime.md</w:t>
+      </w:r>
+    </w:p>
+    <w:p>
+      <w:pPr>
+        <w:pStyle w:val="Compact"/>
+        <w:numPr>
+          <w:ilvl w:val="0"/>
+          <w:numId w:val="1040"/>
+        </w:numPr>
+      </w:pPr>
+      <w:r>
+        <w:t xml:space="preserve">Configuration.md</w:t>
+      </w:r>
+    </w:p>
+    <w:p>
+      <w:pPr>
+        <w:pStyle w:val="Compact"/>
+        <w:numPr>
+          <w:ilvl w:val="0"/>
+          <w:numId w:val="1040"/>
+        </w:numPr>
+      </w:pPr>
+      <w:r>
+        <w:t xml:space="preserve">Testing_Strategy.md</w:t>
+      </w:r>
+    </w:p>
+    <w:p>
+      <w:pPr>
+        <w:pStyle w:val="Compact"/>
+        <w:numPr>
+          <w:ilvl w:val="0"/>
+          <w:numId w:val="1040"/>
+        </w:numPr>
+      </w:pPr>
+      <w:r>
+        <w:t xml:space="preserve">Development_Guidelines.md</w:t>
+      </w:r>
+    </w:p>
+    <w:p>
+      <w:pPr>
+        <w:pStyle w:val="Compact"/>
+        <w:numPr>
+          <w:ilvl w:val="0"/>
+          <w:numId w:val="1040"/>
+        </w:numPr>
+      </w:pPr>
+      <w:r>
+        <w:t xml:space="preserve">CI_CD.md</w:t>
+      </w:r>
+    </w:p>
+    <w:p>
+      <w:pPr>
+        <w:pStyle w:val="Compact"/>
+        <w:numPr>
+          <w:ilvl w:val="0"/>
+          <w:numId w:val="1040"/>
+        </w:numPr>
+      </w:pPr>
+      <w:r>
+        <w:t xml:space="preserve">AI_Agent_Guide.md</w:t>
+      </w:r>
+    </w:p>
+    <w:p>
+      <w:pPr>
+        <w:pStyle w:val="Compact"/>
+        <w:numPr>
+          <w:ilvl w:val="0"/>
+          <w:numId w:val="1040"/>
         </w:numPr>
       </w:pPr>
       <w:r>
         <w:t xml:space="preserve">AGENTS.md</w:t>
       </w:r>
     </w:p>
-    <w:bookmarkEnd w:id="23"/>
+    <w:p>
+      <w:pPr>
+        <w:pStyle w:val="Compact"/>
+        <w:numPr>
+          <w:ilvl w:val="0"/>
+          <w:numId w:val="1040"/>
+        </w:numPr>
+      </w:pPr>
+      <w:r>
+        <w:t xml:space="preserve">docs/adr/README.md</w:t>
+      </w:r>
+    </w:p>
+    <w:bookmarkEnd w:id="47"/>
     <w:sectPr>
       <w:footnotePr>
         <w:numRestart w:val="eachSect"/>
@@ -1591,6 +6530,91 @@
       <w:rPr>
         <w:rFonts w:ascii="Wingdings" w:hAnsi="Wingdings" w:cs="Wingdings" w:hint="default"/>
       </w:rPr>
+    </w:lvl>
+  </w:abstractNum>
+  <w:abstractNum w:abstractNumId="99411">
+    <w:nsid w:val="00A99411"/>
+    <w:multiLevelType w:val="multilevel"/>
+    <w:lvl w:ilvl="0">
+      <w:start w:val="1"/>
+      <w:numFmt w:val="decimal"/>
+      <w:lvlText w:val="%1."/>
+      <w:lvlJc w:val="left"/>
+      <w:pPr>
+        <w:ind w:left="720" w:hanging="360"/>
+      </w:pPr>
+    </w:lvl>
+    <w:lvl w:ilvl="1">
+      <w:start w:val="1"/>
+      <w:numFmt w:val="decimal"/>
+      <w:lvlText w:val="%2."/>
+      <w:lvlJc w:val="left"/>
+      <w:pPr>
+        <w:ind w:left="1440" w:hanging="360"/>
+      </w:pPr>
+    </w:lvl>
+    <w:lvl w:ilvl="2">
+      <w:start w:val="1"/>
+      <w:numFmt w:val="decimal"/>
+      <w:lvlText w:val="%3."/>
+      <w:lvlJc w:val="left"/>
+      <w:pPr>
+        <w:ind w:left="2160" w:hanging="360"/>
+      </w:pPr>
+    </w:lvl>
+    <w:lvl w:ilvl="3">
+      <w:start w:val="1"/>
+      <w:numFmt w:val="decimal"/>
+      <w:lvlText w:val="%4."/>
+      <w:lvlJc w:val="left"/>
+      <w:pPr>
+        <w:ind w:left="2880" w:hanging="360"/>
+      </w:pPr>
+    </w:lvl>
+    <w:lvl w:ilvl="4">
+      <w:start w:val="1"/>
+      <w:numFmt w:val="decimal"/>
+      <w:lvlText w:val="%5."/>
+      <w:lvlJc w:val="left"/>
+      <w:pPr>
+        <w:ind w:left="3600" w:hanging="360"/>
+      </w:pPr>
+    </w:lvl>
+    <w:lvl w:ilvl="5">
+      <w:start w:val="1"/>
+      <w:numFmt w:val="decimal"/>
+      <w:lvlText w:val="%6."/>
+      <w:lvlJc w:val="left"/>
+      <w:pPr>
+        <w:ind w:left="4320" w:hanging="360"/>
+      </w:pPr>
+    </w:lvl>
+    <w:lvl w:ilvl="6">
+      <w:start w:val="1"/>
+      <w:numFmt w:val="decimal"/>
+      <w:lvlText w:val="%7."/>
+      <w:lvlJc w:val="left"/>
+      <w:pPr>
+        <w:ind w:left="5040" w:hanging="360"/>
+      </w:pPr>
+    </w:lvl>
+    <w:lvl w:ilvl="7">
+      <w:start w:val="1"/>
+      <w:numFmt w:val="decimal"/>
+      <w:lvlText w:val="%8."/>
+      <w:lvlJc w:val="left"/>
+      <w:pPr>
+        <w:ind w:left="5760" w:hanging="360"/>
+      </w:pPr>
+    </w:lvl>
+    <w:lvl w:ilvl="8">
+      <w:start w:val="1"/>
+      <w:numFmt w:val="decimal"/>
+      <w:lvlText w:val="%9."/>
+      <w:lvlJc w:val="left"/>
+      <w:pPr>
+        <w:ind w:left="6480" w:hanging="360"/>
+      </w:pPr>
     </w:lvl>
   </w:abstractNum>
   <w:num w:numId="1000">
@@ -1633,6 +6657,168 @@
     <w:abstractNumId w:val="991"/>
   </w:num>
   <w:num w:numId="1013">
+    <w:abstractNumId w:val="991"/>
+  </w:num>
+  <w:num w:numId="1014">
+    <w:abstractNumId w:val="991"/>
+  </w:num>
+  <w:num w:numId="1015">
+    <w:abstractNumId w:val="991"/>
+  </w:num>
+  <w:num w:numId="1016">
+    <w:abstractNumId w:val="991"/>
+  </w:num>
+  <w:num w:numId="1017">
+    <w:abstractNumId w:val="991"/>
+  </w:num>
+  <w:num w:numId="1018">
+    <w:abstractNumId w:val="991"/>
+  </w:num>
+  <w:num w:numId="1019">
+    <w:abstractNumId w:val="991"/>
+  </w:num>
+  <w:num w:numId="1020">
+    <w:abstractNumId w:val="991"/>
+  </w:num>
+  <w:num w:numId="1021">
+    <w:abstractNumId w:val="991"/>
+  </w:num>
+  <w:num w:numId="1022">
+    <w:abstractNumId w:val="991"/>
+  </w:num>
+  <w:num w:numId="1023">
+    <w:abstractNumId w:val="991"/>
+  </w:num>
+  <w:num w:numId="1024">
+    <w:abstractNumId w:val="991"/>
+  </w:num>
+  <w:num w:numId="1025">
+    <w:abstractNumId w:val="991"/>
+  </w:num>
+  <w:num w:numId="1026">
+    <w:abstractNumId w:val="99411"/>
+    <w:lvlOverride w:ilvl="0">
+      <w:startOverride w:val="1"/>
+    </w:lvlOverride>
+    <w:lvlOverride w:ilvl="1">
+      <w:startOverride w:val="1"/>
+    </w:lvlOverride>
+    <w:lvlOverride w:ilvl="2">
+      <w:startOverride w:val="1"/>
+    </w:lvlOverride>
+    <w:lvlOverride w:ilvl="3">
+      <w:startOverride w:val="1"/>
+    </w:lvlOverride>
+    <w:lvlOverride w:ilvl="4">
+      <w:startOverride w:val="1"/>
+    </w:lvlOverride>
+    <w:lvlOverride w:ilvl="5">
+      <w:startOverride w:val="1"/>
+    </w:lvlOverride>
+    <w:lvlOverride w:ilvl="6">
+      <w:startOverride w:val="1"/>
+    </w:lvlOverride>
+    <w:lvlOverride w:ilvl="7">
+      <w:startOverride w:val="1"/>
+    </w:lvlOverride>
+    <w:lvlOverride w:ilvl="8">
+      <w:startOverride w:val="1"/>
+    </w:lvlOverride>
+  </w:num>
+  <w:num w:numId="1027">
+    <w:abstractNumId w:val="991"/>
+  </w:num>
+  <w:num w:numId="1028">
+    <w:abstractNumId w:val="991"/>
+  </w:num>
+  <w:num w:numId="1029">
+    <w:abstractNumId w:val="991"/>
+  </w:num>
+  <w:num w:numId="1030">
+    <w:abstractNumId w:val="991"/>
+  </w:num>
+  <w:num w:numId="1031">
+    <w:abstractNumId w:val="99411"/>
+    <w:lvlOverride w:ilvl="0">
+      <w:startOverride w:val="1"/>
+    </w:lvlOverride>
+    <w:lvlOverride w:ilvl="1">
+      <w:startOverride w:val="1"/>
+    </w:lvlOverride>
+    <w:lvlOverride w:ilvl="2">
+      <w:startOverride w:val="1"/>
+    </w:lvlOverride>
+    <w:lvlOverride w:ilvl="3">
+      <w:startOverride w:val="1"/>
+    </w:lvlOverride>
+    <w:lvlOverride w:ilvl="4">
+      <w:startOverride w:val="1"/>
+    </w:lvlOverride>
+    <w:lvlOverride w:ilvl="5">
+      <w:startOverride w:val="1"/>
+    </w:lvlOverride>
+    <w:lvlOverride w:ilvl="6">
+      <w:startOverride w:val="1"/>
+    </w:lvlOverride>
+    <w:lvlOverride w:ilvl="7">
+      <w:startOverride w:val="1"/>
+    </w:lvlOverride>
+    <w:lvlOverride w:ilvl="8">
+      <w:startOverride w:val="1"/>
+    </w:lvlOverride>
+  </w:num>
+  <w:num w:numId="1032">
+    <w:abstractNumId w:val="991"/>
+  </w:num>
+  <w:num w:numId="1033">
+    <w:abstractNumId w:val="991"/>
+  </w:num>
+  <w:num w:numId="1034">
+    <w:abstractNumId w:val="991"/>
+  </w:num>
+  <w:num w:numId="1035">
+    <w:abstractNumId w:val="991"/>
+  </w:num>
+  <w:num w:numId="1036">
+    <w:abstractNumId w:val="991"/>
+  </w:num>
+  <w:num w:numId="1037">
+    <w:abstractNumId w:val="99411"/>
+    <w:lvlOverride w:ilvl="0">
+      <w:startOverride w:val="1"/>
+    </w:lvlOverride>
+    <w:lvlOverride w:ilvl="1">
+      <w:startOverride w:val="1"/>
+    </w:lvlOverride>
+    <w:lvlOverride w:ilvl="2">
+      <w:startOverride w:val="1"/>
+    </w:lvlOverride>
+    <w:lvlOverride w:ilvl="3">
+      <w:startOverride w:val="1"/>
+    </w:lvlOverride>
+    <w:lvlOverride w:ilvl="4">
+      <w:startOverride w:val="1"/>
+    </w:lvlOverride>
+    <w:lvlOverride w:ilvl="5">
+      <w:startOverride w:val="1"/>
+    </w:lvlOverride>
+    <w:lvlOverride w:ilvl="6">
+      <w:startOverride w:val="1"/>
+    </w:lvlOverride>
+    <w:lvlOverride w:ilvl="7">
+      <w:startOverride w:val="1"/>
+    </w:lvlOverride>
+    <w:lvlOverride w:ilvl="8">
+      <w:startOverride w:val="1"/>
+    </w:lvlOverride>
+  </w:num>
+  <w:num w:numId="1038">
+    <w:abstractNumId w:val="991"/>
+  </w:num>
+  <w:num w:numId="1039">
+    <w:abstractNumId w:val="991"/>
+  </w:num>
+  <w:num w:numId="1040">
     <w:abstractNumId w:val="991"/>
   </w:num>
 </w:numbering>
